--- a/nsfc-demo/reviews/ev-machine-perfusion-transplant-iri/ev-machine-perfusion-transplant-iri_review.docx
+++ b/nsfc-demo/reviews/ev-machine-perfusion-transplant-iri/ev-machine-perfusion-transplant-iri_review.docx
@@ -50,7 +50,7 @@
         <w:rPr>
           <w:rFonts w:hint="eastAsia"/>
         </w:rPr>
-        <w:t xml:space="preserve">IRI）是实体器官移植从供体获取、保存、植入到早期免疫激活之间的共同病理枢纽。近五年，低温含氧机器灌注、常温机器灌注与控制性复温逐步把器官保存从静态冷保存推进为可实时监测和可干预的离体平台；与此同时，细胞外囊泡（extracellular</w:t>
+        <w:t xml:space="preserve">IRI）贯穿实体器官移植的供体获取、保存、植入和早期免疫激活过程，是多器官移植共同面对的病理枢纽。近五年，低温含氧机器灌注、常温机器灌注和控制性复温逐步把器官保存从静态冷保存推向可实时监测、可干预的离体平台；细胞外囊泡（extracellular</w:t>
       </w:r>
       <w:r>
         <w:t xml:space="preserve"> vesicles, </w:t>
@@ -59,7 +59,7 @@
         <w:rPr>
           <w:rFonts w:hint="eastAsia"/>
         </w:rPr>
-        <w:t xml:space="preserve">EVs）被重新定位为损伤信号、免疫调控载体和潜在治疗递送系统。现有证据提示，EV</w:t>
+        <w:t xml:space="preserve">EVs）也从旁观性分泌产物，被重新理解为损伤信号、免疫调控载体和潜在治疗递送系统。现有证据提示，EV</w:t>
       </w:r>
       <w:r>
         <w:t xml:space="preserve"> cargo </w:t>
@@ -86,7 +86,7 @@
         <w:rPr>
           <w:rFonts w:hint="eastAsia"/>
         </w:rPr>
-        <w:t xml:space="preserve">的器官靶向递送、灌注液液体活检和短时药效评价提供了独特窗口。真正的转化挑战在于</w:t>
+        <w:t xml:space="preserve">的器官靶向递送、灌注液液体活检和短时药效评价提供了难得的操作窗口。转化难点仍集中在</w:t>
       </w:r>
       <w:r>
         <w:t xml:space="preserve"> EV </w:t>
@@ -95,7 +95,7 @@
         <w:rPr>
           <w:rFonts w:hint="eastAsia"/>
         </w:rPr>
-        <w:t xml:space="preserve">来源、剂量、纯度、效价、器官内分布、长期免疫后果和监管质量标准仍未统一。未来</w:t>
+        <w:t xml:space="preserve">来源、剂量、纯度、效价、器官内分布、长期免疫后果和监管质量标准。未来</w:t>
       </w:r>
       <w:r>
         <w:t xml:space="preserve"> 3-5 </w:t>
@@ -104,16 +104,16 @@
         <w:rPr>
           <w:rFonts w:hint="eastAsia"/>
         </w:rPr>
-        <w:t xml:space="preserve">年最有价值的方向，是把“EV</w:t>
-      </w:r>
-      <w:r>
-        <w:t xml:space="preserve"> </w:t>
-      </w:r>
-      <w:r>
-        <w:rPr>
-          <w:rFonts w:hint="eastAsia"/>
-        </w:rPr>
-        <w:t xml:space="preserve">治疗”从泛化的抗炎叙事推进到灌注平台上的可计量药代、可解释标志物和小样本自适应临床研究。</w:t>
+        <w:t xml:space="preserve">年更值得推进的工作，是把“EV</w:t>
+      </w:r>
+      <w:r>
+        <w:t xml:space="preserve"> </w:t>
+      </w:r>
+      <w:r>
+        <w:rPr>
+          <w:rFonts w:hint="eastAsia"/>
+        </w:rPr>
+        <w:t xml:space="preserve">治疗”从宽泛的抗炎叙事，落实到灌注平台上的可计量药代、可解释标志物和小样本自适应临床研究。</w:t>
       </w:r>
     </w:p>
     <w:bookmarkEnd w:id="9"/>
@@ -286,7 +286,7 @@
         <w:rPr>
           <w:rFonts w:hint="eastAsia"/>
         </w:rPr>
-        <w:t xml:space="preserve">机器灌注的重要性在于它改变了干预时点。静态冷保存让医生主要在植入后处理损伤，而机器灌注允许在移植前评估代谢恢复、微循环阻力、胆汁/尿液生成、乳酸清除、酶学释放和灌注液分子标志物</w:t>
+        <w:t xml:space="preserve">机器灌注的价值首先体现在干预时点前移。静态冷保存使临床团队主要在植入后处理损伤，而机器灌注允许在移植前评估代谢恢复、微循环阻力、胆汁/尿液生成、乳酸清除、酶学释放和灌注液分子标志物</w:t>
       </w:r>
       <w:r>
         <w:t xml:space="preserve">(</w:t>
@@ -394,25 +394,25 @@
         <w:rPr>
           <w:rFonts w:hint="eastAsia"/>
         </w:rPr>
-        <w:t xml:space="preserve">。这使器官保存从“运输技术”变成“短时体外药理学平台”。EV</w:t>
-      </w:r>
-      <w:r>
-        <w:t xml:space="preserve"> </w:t>
-      </w:r>
-      <w:r>
-        <w:rPr>
-          <w:rFonts w:hint="eastAsia"/>
-        </w:rPr>
-        <w:t xml:space="preserve">的兴起恰好与这一平台相遇：EV</w:t>
-      </w:r>
-      <w:r>
-        <w:t xml:space="preserve"> </w:t>
-      </w:r>
-      <w:r>
-        <w:rPr>
-          <w:rFonts w:hint="eastAsia"/>
-        </w:rPr>
-        <w:t xml:space="preserve">可以是损伤读数，也可以是治疗载体；可以来源于供体器官、免疫细胞、间充质</w:t>
+        <w:t xml:space="preserve">。器官保存因此不再只是“运输技术”，也成为短时体外药理学平台。EV</w:t>
+      </w:r>
+      <w:r>
+        <w:t xml:space="preserve"> </w:t>
+      </w:r>
+      <w:r>
+        <w:rPr>
+          <w:rFonts w:hint="eastAsia"/>
+        </w:rPr>
+        <w:t xml:space="preserve">的兴起正好进入这一场景：EV</w:t>
+      </w:r>
+      <w:r>
+        <w:t xml:space="preserve"> </w:t>
+      </w:r>
+      <w:r>
+        <w:rPr>
+          <w:rFonts w:hint="eastAsia"/>
+        </w:rPr>
+        <w:t xml:space="preserve">可以作为损伤读数，也可以作为治疗载体；既可来源于供体器官、免疫细胞、间充质</w:t>
       </w:r>
       <w:r>
         <w:t xml:space="preserve"> stromal </w:t>
@@ -421,7 +421,7 @@
         <w:rPr>
           <w:rFonts w:hint="eastAsia"/>
         </w:rPr>
-        <w:t xml:space="preserve">cells，也可以被工程化装载抗炎或促修复</w:t>
+        <w:t xml:space="preserve">cells，也可通过工程化方式装载抗炎或促修复</w:t>
       </w:r>
       <w:r>
         <w:t xml:space="preserve"> cargo</w:t>
@@ -1010,7 +1010,7 @@
         <w:rPr>
           <w:rFonts w:hint="eastAsia"/>
         </w:rPr>
-        <w:t xml:space="preserve">但当前证据仍以小动物、大动物和离体概念验证为主。EV</w:t>
+        <w:t xml:space="preserve">不过，现有证据仍主要来自小动物、大动物和离体概念验证。EV</w:t>
       </w:r>
       <w:r>
         <w:t xml:space="preserve"> </w:t>
@@ -1028,7 +1028,7 @@
         <w:rPr>
           <w:rFonts w:hint="eastAsia"/>
         </w:rPr>
-        <w:t xml:space="preserve">保留，仍缺少可比较的数据。常温机器灌注更接近生理代谢，适合评价即时药效和组织摄取；低温含氧灌注对线粒体恢复和</w:t>
+        <w:t xml:space="preserve">保留，仍缺少可比较的数据。常温机器灌注更接近生理代谢，适合评价即时药效和组织摄取；低温含氧灌注更有利于线粒体恢复和</w:t>
       </w:r>
       <w:r>
         <w:t xml:space="preserve"> ROS </w:t>
@@ -1037,7 +1037,7 @@
         <w:rPr>
           <w:rFonts w:hint="eastAsia"/>
         </w:rPr>
-        <w:t xml:space="preserve">预处理更有优势，但</w:t>
+        <w:t xml:space="preserve">预处理，但</w:t>
       </w:r>
       <w:r>
         <w:t xml:space="preserve"> EV </w:t>
@@ -1055,7 +1055,7 @@
         <w:rPr>
           <w:rFonts w:hint="eastAsia"/>
         </w:rPr>
-        <w:t xml:space="preserve">递送不能脱离灌注模式讨论。</w:t>
+        <w:t xml:space="preserve">递送必须放在具体灌注模式中讨论。</w:t>
       </w:r>
     </w:p>
     <w:bookmarkEnd w:id="12"/>
@@ -1274,7 +1274,7 @@
         <w:rPr>
           <w:rFonts w:hint="eastAsia"/>
         </w:rPr>
-        <w:t xml:space="preserve">真正可用的标志物不应只是单个</w:t>
+        <w:t xml:space="preserve">临床可用的标志物不应停留在单个</w:t>
       </w:r>
       <w:r>
         <w:t xml:space="preserve"> miRNA </w:t>
@@ -1283,7 +1283,7 @@
         <w:rPr>
           <w:rFonts w:hint="eastAsia"/>
         </w:rPr>
-        <w:t xml:space="preserve">或单个炎症因子，而应服务三个临床问题：器官是否适合移植、是否需要灌注期修复、植入后早期是否需要强化监测。为此，灌注液</w:t>
+        <w:t xml:space="preserve">或单个炎症因子，而要回答三个问题：器官是否适合移植、是否需要灌注期修复、植入后早期是否需要强化监测。为此，灌注液</w:t>
       </w:r>
       <w:r>
         <w:t xml:space="preserve"> EV </w:t>
@@ -1292,7 +1292,7 @@
         <w:rPr>
           <w:rFonts w:hint="eastAsia"/>
         </w:rPr>
-        <w:t xml:space="preserve">指标需要与灌注动力学、组织病理、术后功能延迟、dd-cfDNA、供受体免疫风险和影像/病理端点耦合。仅靠相关性不足以改变临床决策；需要前瞻性阈值、阴性预测价值和干预后风险重分类证据。</w:t>
+        <w:t xml:space="preserve">指标需要与灌注动力学、组织病理、术后功能延迟、dd-cfDNA、供受体免疫风险和影像/病理端点耦合。仅有相关性不足以改变临床决策；前瞻性阈值、阴性预测价值和干预后的风险重分类证据同样关键。</w:t>
       </w:r>
     </w:p>
     <w:bookmarkEnd w:id="13"/>
@@ -1316,16 +1316,16 @@
         <w:rPr>
           <w:rFonts w:hint="eastAsia"/>
         </w:rPr>
-        <w:t xml:space="preserve">第一，EV</w:t>
-      </w:r>
-      <w:r>
-        <w:t xml:space="preserve"> </w:t>
-      </w:r>
-      <w:r>
-        <w:rPr>
-          <w:rFonts w:hint="eastAsia"/>
-        </w:rPr>
-        <w:t xml:space="preserve">产品本身高度异质。MSC</w:t>
+        <w:t xml:space="preserve">主要瓶颈有四类。EV</w:t>
+      </w:r>
+      <w:r>
+        <w:t xml:space="preserve"> </w:t>
+      </w:r>
+      <w:r>
+        <w:rPr>
+          <w:rFonts w:hint="eastAsia"/>
+        </w:rPr>
+        <w:t xml:space="preserve">产品本身高度异质，MSC</w:t>
       </w:r>
       <w:r>
         <w:t xml:space="preserve"> </w:t>
@@ -1343,7 +1343,7 @@
         <w:rPr>
           <w:rFonts w:hint="eastAsia"/>
         </w:rPr>
-        <w:t xml:space="preserve">和效价检测都会影响结果。第二，剂量单位不统一，粒子数、蛋白量、细胞当量和功能效价之间缺少换算。第三，安全性不仅包括急性毒性，还包括促凝、促血管生成、免疫耐受过度、潜在促肿瘤和感染载体风险。第四，机器灌注研究常常样本量小、器官来源不均一、灌注参数差异大，导致跨研究比较困难。</w:t>
+        <w:t xml:space="preserve">和效价检测都会影响结果。剂量单位仍不统一，粒子数、蛋白量、细胞当量和功能效价之间缺少换算。安全性评估也不能只看急性毒性，还要覆盖促凝、促血管生成、免疫耐受过度、潜在促肿瘤和感染载体风险。机器灌注研究则常受限于样本量小、器官来源不均一和灌注参数差异大，跨研究比较并不容易。</w:t>
       </w:r>
     </w:p>
     <w:p>
@@ -1354,7 +1354,7 @@
         <w:rPr>
           <w:rFonts w:hint="eastAsia"/>
         </w:rPr>
-        <w:t xml:space="preserve">第五，也是最容易被低估的一点：EV</w:t>
+        <w:t xml:space="preserve">还有一点容易被低估：EV</w:t>
       </w:r>
       <w:r>
         <w:t xml:space="preserve"> </w:t>
@@ -1381,7 +1381,7 @@
         <w:rPr>
           <w:rFonts w:hint="eastAsia"/>
         </w:rPr>
-        <w:t xml:space="preserve">谱，那么后续以</w:t>
+        <w:t xml:space="preserve">谱，后续以</w:t>
       </w:r>
       <w:r>
         <w:t xml:space="preserve"> EV </w:t>
@@ -1390,7 +1390,7 @@
         <w:rPr>
           <w:rFonts w:hint="eastAsia"/>
         </w:rPr>
-        <w:t xml:space="preserve">作为质量读数时必须区分内源性释放和外源性给药残留。未来研究需要把可追踪标签、单囊泡分析和组织空间组学纳入方案，否则很难证明治疗性</w:t>
+        <w:t xml:space="preserve">作为质量读数时就必须区分内源性释放和外源性给药残留。未来研究需要把可追踪标签、单囊泡分析和组织空间组学纳入方案，否则很难证明治疗性</w:t>
       </w:r>
       <w:r>
         <w:t xml:space="preserve"> EV </w:t>
@@ -1399,7 +1399,7 @@
         <w:rPr>
           <w:rFonts w:hint="eastAsia"/>
         </w:rPr>
-        <w:t xml:space="preserve">到达了正确的细胞并产生了正确的效应。</w:t>
+        <w:t xml:space="preserve">到达了正确细胞并产生了预期效应。</w:t>
       </w:r>
     </w:p>
     <w:bookmarkEnd w:id="14"/>
@@ -1729,7 +1729,7 @@
         <w:rPr>
           <w:rFonts w:hint="eastAsia"/>
         </w:rPr>
-        <w:t xml:space="preserve">与机器灌注的交汇，让移植</w:t>
+        <w:t xml:space="preserve">与机器灌注的交汇，为移植</w:t>
       </w:r>
       <w:r>
         <w:t xml:space="preserve"> IRI </w:t>
@@ -1738,7 +1738,7 @@
         <w:rPr>
           <w:rFonts w:hint="eastAsia"/>
         </w:rPr>
-        <w:t xml:space="preserve">研究获得了一个可操作的转化场景。机器灌注提供时间、空间和监测窗口；EV</w:t>
+        <w:t xml:space="preserve">研究提供了更可操作的转化场景。机器灌注提供时间、空间和监测窗口；EV</w:t>
       </w:r>
       <w:r>
         <w:t xml:space="preserve"> </w:t>
@@ -1756,7 +1756,7 @@
         <w:rPr>
           <w:rFonts w:hint="eastAsia"/>
         </w:rPr>
-        <w:t xml:space="preserve">作为器官质量读数可能比</w:t>
+        <w:t xml:space="preserve">作为器官质量读数，可能比</w:t>
       </w:r>
       <w:r>
         <w:t xml:space="preserve"> EV </w:t>
@@ -1765,7 +1765,7 @@
         <w:rPr>
           <w:rFonts w:hint="eastAsia"/>
         </w:rPr>
-        <w:t xml:space="preserve">治疗更快进入临床决策；中期内，标准化</w:t>
+        <w:t xml:space="preserve">治疗更快进入临床决策；中期看，标准化</w:t>
       </w:r>
       <w:r>
         <w:t xml:space="preserve"> EV </w:t>
@@ -1774,7 +1774,7 @@
         <w:rPr>
           <w:rFonts w:hint="eastAsia"/>
         </w:rPr>
-        <w:t xml:space="preserve">产品与灌注期联合干预有望成为边缘供体器官修复的重要方向。该领域未来的成败，将取决于能否把漂亮的抗炎叙事变成可计量、可重复、可监管、可改变移植决策的证据链。</w:t>
+        <w:t xml:space="preserve">产品与灌注期联合干预有望成为边缘供体器官修复的重要方向。这个领域能否走得稳，取决于能否把抗炎叙事转化为可计量、可重复、可监管，并且真正改变移植决策的证据链。</w:t>
       </w:r>
     </w:p>
     <w:bookmarkStart w:id="196" w:name="refs"/>

--- a/nsfc-demo/reviews/ev-machine-perfusion-transplant-iri/ev-machine-perfusion-transplant-iri_review.docx
+++ b/nsfc-demo/reviews/ev-machine-perfusion-transplant-iri/ev-machine-perfusion-transplant-iri_review.docx
@@ -77,7 +77,7 @@
         <w:rPr>
           <w:rFonts w:hint="eastAsia"/>
         </w:rPr>
-        <w:t xml:space="preserve">miRNA、蛋白、脂质和线粒体相关成分能够影响内皮糖萼、补体、炎症小体、巨噬细胞极化和细胞死亡；机器灌注则为</w:t>
+        <w:t xml:space="preserve">miRNA、蛋白、脂质和线粒体相关成分能够影响内皮糖萼、补体、炎症小体、巨噬细胞极化、铁死亡/焦亡和内皮-实质细胞串扰；机器灌注则为</w:t>
       </w:r>
       <w:r>
         <w:t xml:space="preserve"> EV </w:t>
@@ -86,7 +86,16 @@
         <w:rPr>
           <w:rFonts w:hint="eastAsia"/>
         </w:rPr>
-        <w:t xml:space="preserve">的器官靶向递送、灌注液液体活检和短时药效评价提供了难得的操作窗口。转化难点仍集中在</w:t>
+        <w:t xml:space="preserve">的器官靶向递送、灌注液液体活检、短时药效评价和可逆性修复提供了难得的操作窗口。本文在既有移植</w:t>
+      </w:r>
+      <w:r>
+        <w:t xml:space="preserve"> </w:t>
+      </w:r>
+      <w:r>
+        <w:rPr>
+          <w:rFonts w:hint="eastAsia"/>
+        </w:rPr>
+        <w:t xml:space="preserve">IRI、机器灌注和</w:t>
       </w:r>
       <w:r>
         <w:t xml:space="preserve"> EV </w:t>
@@ -95,7 +104,43 @@
         <w:rPr>
           <w:rFonts w:hint="eastAsia"/>
         </w:rPr>
-        <w:t xml:space="preserve">来源、剂量、纯度、效价、器官内分布、长期免疫后果和监管质量标准。未来</w:t>
+        <w:t xml:space="preserve">文献基础上，围绕</w:t>
+      </w:r>
+      <w:r>
+        <w:t xml:space="preserve"> </w:t>
+      </w:r>
+      <w:r>
+        <w:rPr>
+          <w:rFonts w:hint="eastAsia"/>
+        </w:rPr>
+        <w:t xml:space="preserve">HOPE、NMP、亚常温灌注和控制性复温的模式差异，梳理</w:t>
+      </w:r>
+      <w:r>
+        <w:t xml:space="preserve"> EV </w:t>
+      </w:r>
+      <w:r>
+        <w:rPr>
+          <w:rFonts w:hint="eastAsia"/>
+        </w:rPr>
+        <w:t xml:space="preserve">作为病理信号、标志物和治疗载体的证据链。转化难点仍集中在</w:t>
+      </w:r>
+      <w:r>
+        <w:t xml:space="preserve"> EV </w:t>
+      </w:r>
+      <w:r>
+        <w:rPr>
+          <w:rFonts w:hint="eastAsia"/>
+        </w:rPr>
+        <w:t xml:space="preserve">来源、cargo</w:t>
+      </w:r>
+      <w:r>
+        <w:t xml:space="preserve"> </w:t>
+      </w:r>
+      <w:r>
+        <w:rPr>
+          <w:rFonts w:hint="eastAsia"/>
+        </w:rPr>
+        <w:t xml:space="preserve">稳定性、剂量单位、纯度、效价、器官内分布、长期免疫后果和监管质量标准。未来</w:t>
       </w:r>
       <w:r>
         <w:t xml:space="preserve"> 3-5 </w:t>
@@ -113,7 +158,7 @@
         <w:rPr>
           <w:rFonts w:hint="eastAsia"/>
         </w:rPr>
-        <w:t xml:space="preserve">治疗”从宽泛的抗炎叙事，落实到灌注平台上的可计量药代、可解释标志物和小样本自适应临床研究。</w:t>
+        <w:t xml:space="preserve">治疗”从宽泛的抗炎叙事，落实到灌注平台上的可计量药代、可解释标志物、可放行产品和小样本自适应临床研究。</w:t>
       </w:r>
     </w:p>
     <w:bookmarkEnd w:id="9"/>
@@ -269,13 +314,56 @@
         </w:r>
       </w:hyperlink>
       <w:r>
+        <w:t xml:space="preserve">;</w:t>
+      </w:r>
+      <w:r>
+        <w:t xml:space="preserve"> </w:t>
+      </w:r>
+      <w:hyperlink w:anchor="ref-ischemiareperfusioninjury2024">
+        <w:r>
+          <w:rPr>
+            <w:rStyle w:val="Hyperlink"/>
+          </w:rPr>
+          <w:t xml:space="preserve">Zhang </w:t>
+        </w:r>
+        <w:r>
+          <w:rPr>
+            <w:rStyle w:val="Hyperlink"/>
+            <w:rFonts w:hint="eastAsia"/>
+          </w:rPr>
+          <w:t xml:space="preserve">等</w:t>
+        </w:r>
+        <w:r>
+          <w:rPr>
+            <w:rStyle w:val="Hyperlink"/>
+          </w:rPr>
+          <w:t xml:space="preserve"> </w:t>
+        </w:r>
+        <w:r>
+          <w:rPr>
+            <w:rStyle w:val="Hyperlink"/>
+            <w:rFonts w:hint="eastAsia"/>
+          </w:rPr>
+          <w:t xml:space="preserve">2024年</w:t>
+        </w:r>
+      </w:hyperlink>
+      <w:r>
         <w:t xml:space="preserve">)</w:t>
       </w:r>
       <w:r>
         <w:rPr>
           <w:rFonts w:hint="eastAsia"/>
         </w:rPr>
-        <w:t xml:space="preserve">。临床上，这一网络会转化为移植物功能延迟、原发无功能、胆道并发症、急性排斥易感性以及慢性移植物损伤的底层土壤。</w:t>
+        <w:t xml:space="preserve">。临床上，这一网络会转化为移植物功能延迟、原发无功能、胆道并发症、急性排斥易感性以及慢性移植物损伤的底层土壤。因而，围绕</w:t>
+      </w:r>
+      <w:r>
+        <w:t xml:space="preserve"> IRI </w:t>
+      </w:r>
+      <w:r>
+        <w:rPr>
+          <w:rFonts w:hint="eastAsia"/>
+        </w:rPr>
+        <w:t xml:space="preserve">的治疗不应只追求单个炎症因子的短时下降，更应关注能否在植入前改变器官的代谢储备、内皮完整性和免疫呈递阈值。</w:t>
       </w:r>
     </w:p>
     <w:p>
@@ -421,7 +509,16 @@
         <w:rPr>
           <w:rFonts w:hint="eastAsia"/>
         </w:rPr>
-        <w:t xml:space="preserve">cells，也可通过工程化方式装载抗炎或促修复</w:t>
+        <w:t xml:space="preserve">cells、尿液祖细胞、脂肪来源</w:t>
+      </w:r>
+      <w:r>
+        <w:t xml:space="preserve"> stromal cells </w:t>
+      </w:r>
+      <w:r>
+        <w:rPr>
+          <w:rFonts w:hint="eastAsia"/>
+        </w:rPr>
+        <w:t xml:space="preserve">或器官局部细胞，也可通过工程化方式装载抗炎、抗氧化、抗铁死亡或免疫调节</w:t>
       </w:r>
       <w:r>
         <w:t xml:space="preserve"> cargo</w:t>
@@ -492,10 +589,91 @@
         </w:r>
       </w:hyperlink>
       <w:r>
+        <w:t xml:space="preserve">;</w:t>
+      </w:r>
+      <w:r>
+        <w:t xml:space="preserve"> </w:t>
+      </w:r>
+      <w:hyperlink w:anchor="ref-mesenchymalstemcells2024">
+        <w:r>
+          <w:rPr>
+            <w:rStyle w:val="Hyperlink"/>
+          </w:rPr>
+          <w:t xml:space="preserve">Pan </w:t>
+        </w:r>
+        <w:r>
+          <w:rPr>
+            <w:rStyle w:val="Hyperlink"/>
+            <w:rFonts w:hint="eastAsia"/>
+          </w:rPr>
+          <w:t xml:space="preserve">等</w:t>
+        </w:r>
+        <w:r>
+          <w:rPr>
+            <w:rStyle w:val="Hyperlink"/>
+          </w:rPr>
+          <w:t xml:space="preserve"> </w:t>
+        </w:r>
+        <w:r>
+          <w:rPr>
+            <w:rStyle w:val="Hyperlink"/>
+            <w:rFonts w:hint="eastAsia"/>
+          </w:rPr>
+          <w:t xml:space="preserve">2024年</w:t>
+        </w:r>
+      </w:hyperlink>
+      <w:r>
         <w:t xml:space="preserve">)</w:t>
       </w:r>
       <w:r>
         <w:t xml:space="preserve">。</w:t>
+      </w:r>
+    </w:p>
+    <w:p>
+      <w:pPr>
+        <w:pStyle w:val="BodyText"/>
+      </w:pPr>
+      <w:r>
+        <w:rPr>
+          <w:rFonts w:hint="eastAsia"/>
+        </w:rPr>
+        <w:t xml:space="preserve">本文关注的核心问题不是“EV</w:t>
+      </w:r>
+      <w:r>
+        <w:t xml:space="preserve"> </w:t>
+      </w:r>
+      <w:r>
+        <w:rPr>
+          <w:rFonts w:hint="eastAsia"/>
+        </w:rPr>
+        <w:t xml:space="preserve">是否有抗炎作用”这一泛化命题，而是机器灌注怎样改变</w:t>
+      </w:r>
+      <w:r>
+        <w:t xml:space="preserve"> EV </w:t>
+      </w:r>
+      <w:r>
+        <w:rPr>
+          <w:rFonts w:hint="eastAsia"/>
+        </w:rPr>
+        <w:t xml:space="preserve">研究的证据形态。离体灌注把供体器官从受体全身环境中暂时分离出来，降低了系统性免疫、药物分布和肾肝清除对结果解释的干扰；同时，灌注液可重复采样，使</w:t>
+      </w:r>
+      <w:r>
+        <w:t xml:space="preserve"> EV </w:t>
+      </w:r>
+      <w:r>
+        <w:rPr>
+          <w:rFonts w:hint="eastAsia"/>
+        </w:rPr>
+        <w:t xml:space="preserve">浓度、cargo、炎症介质、代谢物和器官功能读数可以在同一时间轴上观察。因此，EV</w:t>
+      </w:r>
+      <w:r>
+        <w:t xml:space="preserve"> </w:t>
+      </w:r>
+      <w:r>
+        <w:rPr>
+          <w:rFonts w:hint="eastAsia"/>
+        </w:rPr>
+        <w:t xml:space="preserve">在这一场景中至少有三种角色：第一，作为供体器官损伤和免疫原性的输出信号；第二，作为灌注期修复药物或递送载体；第三，作为评价机器灌注是否真正改变器官状态的伴随诊断工具。这三种角色相互重叠，也正是后续转化研究最容易混淆的地方。</w:t>
       </w:r>
     </w:p>
     <w:bookmarkEnd w:id="10"/>
@@ -629,13 +807,52 @@
         </w:r>
       </w:hyperlink>
       <w:r>
+        <w:t xml:space="preserve">;</w:t>
+      </w:r>
+      <w:r>
+        <w:t xml:space="preserve"> </w:t>
+      </w:r>
+      <w:hyperlink w:anchor="ref-cellularandmolecular2024">
+        <w:r>
+          <w:rPr>
+            <w:rStyle w:val="Hyperlink"/>
+          </w:rPr>
+          <w:t xml:space="preserve">Dugbartey </w:t>
+        </w:r>
+        <w:r>
+          <w:rPr>
+            <w:rStyle w:val="Hyperlink"/>
+            <w:rFonts w:hint="eastAsia"/>
+          </w:rPr>
+          <w:t xml:space="preserve">2024年</w:t>
+        </w:r>
+      </w:hyperlink>
+      <w:r>
         <w:t xml:space="preserve">)</w:t>
       </w:r>
       <w:r>
         <w:rPr>
           <w:rFonts w:hint="eastAsia"/>
         </w:rPr>
-        <w:t xml:space="preserve">。补体是这一过程中特别值得靶向的层级，因为它既连接先天免疫，也能通过</w:t>
+        <w:t xml:space="preserve">。这一步的关键不只是</w:t>
+      </w:r>
+      <w:r>
+        <w:t xml:space="preserve"> ROS </w:t>
+      </w:r>
+      <w:r>
+        <w:rPr>
+          <w:rFonts w:hint="eastAsia"/>
+        </w:rPr>
+        <w:t xml:space="preserve">数量增加，而是线粒体从能量器官转变为免疫刺激源：mtDNA、心磷脂、N-formyl</w:t>
+      </w:r>
+      <w:r>
+        <w:t xml:space="preserve"> peptide </w:t>
+      </w:r>
+      <w:r>
+        <w:rPr>
+          <w:rFonts w:hint="eastAsia"/>
+        </w:rPr>
+        <w:t xml:space="preserve">和受损线粒体片段可被模式识别受体、补体和中性粒细胞识别，推动内皮黏附分子上调、微血栓形成和组织水肿。补体是这一过程中特别值得靶向的层级，因为它既连接先天免疫，也能通过</w:t>
       </w:r>
       <w:r>
         <w:t xml:space="preserve"> </w:t>
@@ -689,6 +906,114 @@
         <w:pStyle w:val="BodyText"/>
       </w:pPr>
       <w:r>
+        <w:rPr>
+          <w:rFonts w:hint="eastAsia"/>
+        </w:rPr>
+        <w:t xml:space="preserve">细胞死亡方式的多样化解释了为什么单一抗氧化药物很难稳定改善移植结局。凋亡、坏死性凋亡、焦亡、铁死亡、线粒体通透性转换相关坏死和自噬/线粒体自噬失衡，可在不同器官和不同缺血强度下并行存在</w:t>
+      </w:r>
+      <w:r>
+        <w:t xml:space="preserve">(</w:t>
+      </w:r>
+      <w:hyperlink w:anchor="ref-cellularandmolecular2024">
+        <w:r>
+          <w:rPr>
+            <w:rStyle w:val="Hyperlink"/>
+          </w:rPr>
+          <w:t xml:space="preserve">Dugbartey </w:t>
+        </w:r>
+        <w:r>
+          <w:rPr>
+            <w:rStyle w:val="Hyperlink"/>
+            <w:rFonts w:hint="eastAsia"/>
+          </w:rPr>
+          <w:t xml:space="preserve">2024年</w:t>
+        </w:r>
+      </w:hyperlink>
+      <w:r>
+        <w:t xml:space="preserve">;</w:t>
+      </w:r>
+      <w:r>
+        <w:t xml:space="preserve"> </w:t>
+      </w:r>
+      <w:hyperlink w:anchor="ref-ischemiareperfusioninjury2024">
+        <w:r>
+          <w:rPr>
+            <w:rStyle w:val="Hyperlink"/>
+          </w:rPr>
+          <w:t xml:space="preserve">Zhang </w:t>
+        </w:r>
+        <w:r>
+          <w:rPr>
+            <w:rStyle w:val="Hyperlink"/>
+            <w:rFonts w:hint="eastAsia"/>
+          </w:rPr>
+          <w:t xml:space="preserve">等</w:t>
+        </w:r>
+        <w:r>
+          <w:rPr>
+            <w:rStyle w:val="Hyperlink"/>
+          </w:rPr>
+          <w:t xml:space="preserve"> </w:t>
+        </w:r>
+        <w:r>
+          <w:rPr>
+            <w:rStyle w:val="Hyperlink"/>
+            <w:rFonts w:hint="eastAsia"/>
+          </w:rPr>
+          <w:t xml:space="preserve">2024年</w:t>
+        </w:r>
+      </w:hyperlink>
+      <w:r>
+        <w:t xml:space="preserve">)</w:t>
+      </w:r>
+      <w:r>
+        <w:rPr>
+          <w:rFonts w:hint="eastAsia"/>
+        </w:rPr>
+        <w:t xml:space="preserve">。例如，脂肪变性肝更容易发生脂质过氧化和微循环障碍，DCD</w:t>
+      </w:r>
+      <w:r>
+        <w:t xml:space="preserve"> </w:t>
+      </w:r>
+      <w:r>
+        <w:rPr>
+          <w:rFonts w:hint="eastAsia"/>
+        </w:rPr>
+        <w:t xml:space="preserve">心脏更突出</w:t>
+      </w:r>
+      <w:r>
+        <w:t xml:space="preserve"> warm ischemia </w:t>
+      </w:r>
+      <w:r>
+        <w:rPr>
+          <w:rFonts w:hint="eastAsia"/>
+        </w:rPr>
+        <w:t xml:space="preserve">后的线粒体肿胀和收缩功能恢复问题，扩展标准供肾则常表现为肾小管上皮损伤、局部补体生成和延迟移植物功能。机器灌注的意义在于，它可以把这些机制拆成可测量环节：低温阶段重建</w:t>
+      </w:r>
+      <w:r>
+        <w:t xml:space="preserve"> ATP </w:t>
+      </w:r>
+      <w:r>
+        <w:rPr>
+          <w:rFonts w:hint="eastAsia"/>
+        </w:rPr>
+        <w:t xml:space="preserve">和降低</w:t>
+      </w:r>
+      <w:r>
+        <w:t xml:space="preserve"> succinate </w:t>
+      </w:r>
+      <w:r>
+        <w:rPr>
+          <w:rFonts w:hint="eastAsia"/>
+        </w:rPr>
+        <w:t xml:space="preserve">负荷，复温阶段观察血管阻力和酶学释放，常温阶段评价胆汁、尿液、乳酸清除和功能储备。</w:t>
+      </w:r>
+    </w:p>
+    <w:p>
+      <w:pPr>
+        <w:pStyle w:val="BodyText"/>
+      </w:pPr>
+      <w:r>
         <w:t xml:space="preserve">EV </w:t>
       </w:r>
       <w:r>
@@ -722,7 +1047,115 @@
         <w:rPr>
           <w:rFonts w:hint="eastAsia"/>
         </w:rPr>
-        <w:t xml:space="preserve">miRNA、免疫调节蛋白和线粒体稳态相关成分，削弱炎症与细胞死亡。问题在于这两类</w:t>
+        <w:t xml:space="preserve">miRNA、免疫调节蛋白、抗氧化酶相关信号和线粒体稳态相关成分，削弱炎症与细胞死亡</w:t>
+      </w:r>
+      <w:r>
+        <w:t xml:space="preserve">(</w:t>
+      </w:r>
+      <w:hyperlink w:anchor="ref-thepotentialuse2023">
+        <w:r>
+          <w:rPr>
+            <w:rStyle w:val="Hyperlink"/>
+          </w:rPr>
+          <w:t xml:space="preserve">Oveili </w:t>
+        </w:r>
+        <w:r>
+          <w:rPr>
+            <w:rStyle w:val="Hyperlink"/>
+            <w:rFonts w:hint="eastAsia"/>
+          </w:rPr>
+          <w:t xml:space="preserve">等</w:t>
+        </w:r>
+        <w:r>
+          <w:rPr>
+            <w:rStyle w:val="Hyperlink"/>
+          </w:rPr>
+          <w:t xml:space="preserve"> </w:t>
+        </w:r>
+        <w:r>
+          <w:rPr>
+            <w:rStyle w:val="Hyperlink"/>
+            <w:rFonts w:hint="eastAsia"/>
+          </w:rPr>
+          <w:t xml:space="preserve">2023年</w:t>
+        </w:r>
+      </w:hyperlink>
+      <w:r>
+        <w:t xml:space="preserve">;</w:t>
+      </w:r>
+      <w:r>
+        <w:t xml:space="preserve"> </w:t>
+      </w:r>
+      <w:hyperlink w:anchor="ref-mesenchymalstemcell2025">
+        <w:r>
+          <w:rPr>
+            <w:rStyle w:val="Hyperlink"/>
+          </w:rPr>
+          <w:t xml:space="preserve">Zhao </w:t>
+        </w:r>
+        <w:r>
+          <w:rPr>
+            <w:rStyle w:val="Hyperlink"/>
+            <w:rFonts w:hint="eastAsia"/>
+          </w:rPr>
+          <w:t xml:space="preserve">等</w:t>
+        </w:r>
+        <w:r>
+          <w:rPr>
+            <w:rStyle w:val="Hyperlink"/>
+          </w:rPr>
+          <w:t xml:space="preserve"> </w:t>
+        </w:r>
+        <w:r>
+          <w:rPr>
+            <w:rStyle w:val="Hyperlink"/>
+            <w:rFonts w:hint="eastAsia"/>
+          </w:rPr>
+          <w:t xml:space="preserve">2025年</w:t>
+        </w:r>
+      </w:hyperlink>
+      <w:r>
+        <w:t xml:space="preserve">;</w:t>
+      </w:r>
+      <w:r>
+        <w:t xml:space="preserve"> </w:t>
+      </w:r>
+      <w:hyperlink w:anchor="ref-mesenchymalstemcells2024">
+        <w:r>
+          <w:rPr>
+            <w:rStyle w:val="Hyperlink"/>
+          </w:rPr>
+          <w:t xml:space="preserve">Pan </w:t>
+        </w:r>
+        <w:r>
+          <w:rPr>
+            <w:rStyle w:val="Hyperlink"/>
+            <w:rFonts w:hint="eastAsia"/>
+          </w:rPr>
+          <w:t xml:space="preserve">等</w:t>
+        </w:r>
+        <w:r>
+          <w:rPr>
+            <w:rStyle w:val="Hyperlink"/>
+          </w:rPr>
+          <w:t xml:space="preserve"> </w:t>
+        </w:r>
+        <w:r>
+          <w:rPr>
+            <w:rStyle w:val="Hyperlink"/>
+            <w:rFonts w:hint="eastAsia"/>
+          </w:rPr>
+          <w:t xml:space="preserve">2024年</w:t>
+        </w:r>
+      </w:hyperlink>
+      <w:r>
+        <w:t xml:space="preserve">)</w:t>
+      </w:r>
+      <w:r>
+        <w:rPr>
+          <w:rFonts w:hint="eastAsia"/>
+        </w:rPr>
+        <w:t xml:space="preserve">。病理性</w:t>
       </w:r>
       <w:r>
         <w:t xml:space="preserve"> EV </w:t>
@@ -731,6 +1164,91 @@
         <w:rPr>
           <w:rFonts w:hint="eastAsia"/>
         </w:rPr>
+        <w:t xml:space="preserve">并非理论假设；心肌</w:t>
+      </w:r>
+      <w:r>
+        <w:t xml:space="preserve"> IRI </w:t>
+      </w:r>
+      <w:r>
+        <w:rPr>
+          <w:rFonts w:hint="eastAsia"/>
+        </w:rPr>
+        <w:t xml:space="preserve">中释放的心源性</w:t>
+      </w:r>
+      <w:r>
+        <w:t xml:space="preserve"> EV </w:t>
+      </w:r>
+      <w:r>
+        <w:rPr>
+          <w:rFonts w:hint="eastAsia"/>
+        </w:rPr>
+        <w:t xml:space="preserve">可呈现促炎特征并加重损伤，提示</w:t>
+      </w:r>
+      <w:r>
+        <w:t xml:space="preserve"> EV </w:t>
+      </w:r>
+      <w:r>
+        <w:rPr>
+          <w:rFonts w:hint="eastAsia"/>
+        </w:rPr>
+        <w:t xml:space="preserve">既可能是修复载体，也可能是</w:t>
+      </w:r>
+      <w:r>
+        <w:t xml:space="preserve"> DAMPs </w:t>
+      </w:r>
+      <w:r>
+        <w:rPr>
+          <w:rFonts w:hint="eastAsia"/>
+        </w:rPr>
+        <w:t xml:space="preserve">传播工具</w:t>
+      </w:r>
+      <w:r>
+        <w:t xml:space="preserve">(</w:t>
+      </w:r>
+      <w:hyperlink w:anchor="ref-myocardialischemiareperfusion2021">
+        <w:r>
+          <w:rPr>
+            <w:rStyle w:val="Hyperlink"/>
+          </w:rPr>
+          <w:t xml:space="preserve">Ge </w:t>
+        </w:r>
+        <w:r>
+          <w:rPr>
+            <w:rStyle w:val="Hyperlink"/>
+            <w:rFonts w:hint="eastAsia"/>
+          </w:rPr>
+          <w:t xml:space="preserve">等</w:t>
+        </w:r>
+        <w:r>
+          <w:rPr>
+            <w:rStyle w:val="Hyperlink"/>
+          </w:rPr>
+          <w:t xml:space="preserve"> </w:t>
+        </w:r>
+        <w:r>
+          <w:rPr>
+            <w:rStyle w:val="Hyperlink"/>
+            <w:rFonts w:hint="eastAsia"/>
+          </w:rPr>
+          <w:t xml:space="preserve">2021年</w:t>
+        </w:r>
+      </w:hyperlink>
+      <w:r>
+        <w:t xml:space="preserve">)</w:t>
+      </w:r>
+      <w:r>
+        <w:rPr>
+          <w:rFonts w:hint="eastAsia"/>
+        </w:rPr>
+        <w:t xml:space="preserve">。问题在于这两类</w:t>
+      </w:r>
+      <w:r>
+        <w:t xml:space="preserve"> EV </w:t>
+      </w:r>
+      <w:r>
+        <w:rPr>
+          <w:rFonts w:hint="eastAsia"/>
+        </w:rPr>
         <w:t xml:space="preserve">在粒径、来源、cargo</w:t>
       </w:r>
       <w:r>
@@ -752,8 +1270,145 @@
         <w:t xml:space="preserve">研究容易把“检测到囊泡变化”误读为“囊泡驱动病理”。</w:t>
       </w:r>
     </w:p>
+    <w:p>
+      <w:pPr>
+        <w:pStyle w:val="BodyText"/>
+      </w:pPr>
+      <w:r>
+        <w:rPr>
+          <w:rFonts w:hint="eastAsia"/>
+        </w:rPr>
+        <w:t xml:space="preserve">从排斥风险看，IRI</w:t>
+      </w:r>
+      <w:r>
+        <w:t xml:space="preserve"> </w:t>
+      </w:r>
+      <w:r>
+        <w:rPr>
+          <w:rFonts w:hint="eastAsia"/>
+        </w:rPr>
+        <w:t xml:space="preserve">与免疫原性之间存在明确的生物学连接。内皮糖萼脱落会暴露黏附分子和凝血表面，补体裂解产物促进抗原呈递细胞活化，坏死/焦亡释放的核酸和蛋白增强局部炎症，组织驻留淋巴细胞也可在机器灌注过程中被释放到灌注液中</w:t>
+      </w:r>
+      <w:r>
+        <w:t xml:space="preserve">(</w:t>
+      </w:r>
+      <w:hyperlink w:anchor="ref-theendothelialglycocalyx2021">
+        <w:r>
+          <w:rPr>
+            <w:rStyle w:val="Hyperlink"/>
+          </w:rPr>
+          <w:t xml:space="preserve">Mathis </w:t>
+        </w:r>
+        <w:r>
+          <w:rPr>
+            <w:rStyle w:val="Hyperlink"/>
+            <w:rFonts w:hint="eastAsia"/>
+          </w:rPr>
+          <w:t xml:space="preserve">等</w:t>
+        </w:r>
+        <w:r>
+          <w:rPr>
+            <w:rStyle w:val="Hyperlink"/>
+          </w:rPr>
+          <w:t xml:space="preserve"> </w:t>
+        </w:r>
+        <w:r>
+          <w:rPr>
+            <w:rStyle w:val="Hyperlink"/>
+            <w:rFonts w:hint="eastAsia"/>
+          </w:rPr>
+          <w:t xml:space="preserve">2021年</w:t>
+        </w:r>
+      </w:hyperlink>
+      <w:r>
+        <w:t xml:space="preserve">;</w:t>
+      </w:r>
+      <w:r>
+        <w:t xml:space="preserve"> </w:t>
+      </w:r>
+      <w:hyperlink w:anchor="ref-tissueresidentlymphocytes2024">
+        <w:r>
+          <w:rPr>
+            <w:rStyle w:val="Hyperlink"/>
+          </w:rPr>
+          <w:t xml:space="preserve">Hullegie-Peelen </w:t>
+        </w:r>
+        <w:r>
+          <w:rPr>
+            <w:rStyle w:val="Hyperlink"/>
+            <w:rFonts w:hint="eastAsia"/>
+          </w:rPr>
+          <w:t xml:space="preserve">等</w:t>
+        </w:r>
+        <w:r>
+          <w:rPr>
+            <w:rStyle w:val="Hyperlink"/>
+          </w:rPr>
+          <w:t xml:space="preserve"> </w:t>
+        </w:r>
+        <w:r>
+          <w:rPr>
+            <w:rStyle w:val="Hyperlink"/>
+            <w:rFonts w:hint="eastAsia"/>
+          </w:rPr>
+          <w:t xml:space="preserve">2024年</w:t>
+        </w:r>
+      </w:hyperlink>
+      <w:r>
+        <w:t xml:space="preserve">;</w:t>
+      </w:r>
+      <w:r>
+        <w:t xml:space="preserve"> </w:t>
+      </w:r>
+      <w:hyperlink w:anchor="ref-molecularimmunemonitoring2023">
+        <w:r>
+          <w:rPr>
+            <w:rStyle w:val="Hyperlink"/>
+          </w:rPr>
+          <w:t xml:space="preserve">Chancharoenthana </w:t>
+        </w:r>
+        <w:r>
+          <w:rPr>
+            <w:rStyle w:val="Hyperlink"/>
+            <w:rFonts w:hint="eastAsia"/>
+          </w:rPr>
+          <w:t xml:space="preserve">等</w:t>
+        </w:r>
+        <w:r>
+          <w:rPr>
+            <w:rStyle w:val="Hyperlink"/>
+          </w:rPr>
+          <w:t xml:space="preserve"> </w:t>
+        </w:r>
+        <w:r>
+          <w:rPr>
+            <w:rStyle w:val="Hyperlink"/>
+            <w:rFonts w:hint="eastAsia"/>
+          </w:rPr>
+          <w:t xml:space="preserve">2023年</w:t>
+        </w:r>
+      </w:hyperlink>
+      <w:r>
+        <w:t xml:space="preserve">)</w:t>
+      </w:r>
+      <w:r>
+        <w:rPr>
+          <w:rFonts w:hint="eastAsia"/>
+        </w:rPr>
+        <w:t xml:space="preserve">。因此，EV</w:t>
+      </w:r>
+      <w:r>
+        <w:t xml:space="preserve"> </w:t>
+      </w:r>
+      <w:r>
+        <w:rPr>
+          <w:rFonts w:hint="eastAsia"/>
+        </w:rPr>
+        <w:t xml:space="preserve">研究若只观察移植后早期肌酐或转氨酶变化，可能低估其长期免疫效应；更合理的设计应同时记录急性损伤、免疫细胞迁移、供体特异性抗体、分子排斥标志和慢性纤维化端点。</w:t>
+      </w:r>
+    </w:p>
     <w:bookmarkEnd w:id="11"/>
-    <w:bookmarkStart w:id="12" w:name="机器灌注作为-ev-递送窗口"/>
+    <w:bookmarkStart w:id="14" w:name="机器灌注作为-ev-递送窗口"/>
     <w:p>
       <w:pPr>
         <w:pStyle w:val="Heading2"/>
@@ -782,6 +1437,197 @@
         <w:rPr>
           <w:rFonts w:hint="eastAsia"/>
         </w:rPr>
+        <w:t xml:space="preserve">机器灌注并不是单一技术，而是一组温度、氧合、流量、压力、灌注液成分和时序选择的组合。HOPE</w:t>
+      </w:r>
+      <w:r>
+        <w:t xml:space="preserve"> </w:t>
+      </w:r>
+      <w:r>
+        <w:rPr>
+          <w:rFonts w:hint="eastAsia"/>
+        </w:rPr>
+        <w:t xml:space="preserve">和其他低温含氧灌注主要利用低温降低代谢需求，同时通过氧合维持线粒体电子传递链的最低限度恢复，减少再灌注早期</w:t>
+      </w:r>
+      <w:r>
+        <w:t xml:space="preserve"> ROS </w:t>
+      </w:r>
+      <w:r>
+        <w:rPr>
+          <w:rFonts w:hint="eastAsia"/>
+        </w:rPr>
+        <w:t xml:space="preserve">暴发；NMP</w:t>
+      </w:r>
+      <w:r>
+        <w:t xml:space="preserve"> </w:t>
+      </w:r>
+      <w:r>
+        <w:rPr>
+          <w:rFonts w:hint="eastAsia"/>
+        </w:rPr>
+        <w:t xml:space="preserve">则把器官置于接近生理温度的代谢状态，允许功能评估、药物代谢和更复杂的细胞反应；亚常温灌注和控制性复温位于两者之间，试图避免从冰冷保存直接跳到常温再氧合所带来的温度冲击</w:t>
+      </w:r>
+      <w:r>
+        <w:t xml:space="preserve">(</w:t>
+      </w:r>
+      <w:hyperlink w:anchor="ref-currentevidenceand2023">
+        <w:r>
+          <w:rPr>
+            <w:rStyle w:val="Hyperlink"/>
+          </w:rPr>
+          <w:t xml:space="preserve">Foguenne </w:t>
+        </w:r>
+        <w:r>
+          <w:rPr>
+            <w:rStyle w:val="Hyperlink"/>
+            <w:rFonts w:hint="eastAsia"/>
+          </w:rPr>
+          <w:t xml:space="preserve">等</w:t>
+        </w:r>
+        <w:r>
+          <w:rPr>
+            <w:rStyle w:val="Hyperlink"/>
+          </w:rPr>
+          <w:t xml:space="preserve"> </w:t>
+        </w:r>
+        <w:r>
+          <w:rPr>
+            <w:rStyle w:val="Hyperlink"/>
+            <w:rFonts w:hint="eastAsia"/>
+          </w:rPr>
+          <w:t xml:space="preserve">2023年</w:t>
+        </w:r>
+      </w:hyperlink>
+      <w:r>
+        <w:t xml:space="preserve">;</w:t>
+      </w:r>
+      <w:r>
+        <w:t xml:space="preserve"> </w:t>
+      </w:r>
+      <w:hyperlink w:anchor="ref-recentmethodsof2022">
+        <w:r>
+          <w:rPr>
+            <w:rStyle w:val="Hyperlink"/>
+          </w:rPr>
+          <w:t xml:space="preserve">Radajewska </w:t>
+        </w:r>
+        <w:r>
+          <w:rPr>
+            <w:rStyle w:val="Hyperlink"/>
+            <w:rFonts w:hint="eastAsia"/>
+          </w:rPr>
+          <w:t xml:space="preserve">等</w:t>
+        </w:r>
+        <w:r>
+          <w:rPr>
+            <w:rStyle w:val="Hyperlink"/>
+          </w:rPr>
+          <w:t xml:space="preserve"> </w:t>
+        </w:r>
+        <w:r>
+          <w:rPr>
+            <w:rStyle w:val="Hyperlink"/>
+            <w:rFonts w:hint="eastAsia"/>
+          </w:rPr>
+          <w:t xml:space="preserve">2022年</w:t>
+        </w:r>
+      </w:hyperlink>
+      <w:r>
+        <w:t xml:space="preserve">;</w:t>
+      </w:r>
+      <w:r>
+        <w:t xml:space="preserve"> </w:t>
+      </w:r>
+      <w:hyperlink w:anchor="ref-theroleof2023">
+        <w:r>
+          <w:rPr>
+            <w:rStyle w:val="Hyperlink"/>
+          </w:rPr>
+          <w:t xml:space="preserve">Shen </w:t>
+        </w:r>
+        <w:r>
+          <w:rPr>
+            <w:rStyle w:val="Hyperlink"/>
+            <w:rFonts w:hint="eastAsia"/>
+          </w:rPr>
+          <w:t xml:space="preserve">等</w:t>
+        </w:r>
+        <w:r>
+          <w:rPr>
+            <w:rStyle w:val="Hyperlink"/>
+          </w:rPr>
+          <w:t xml:space="preserve"> </w:t>
+        </w:r>
+        <w:r>
+          <w:rPr>
+            <w:rStyle w:val="Hyperlink"/>
+            <w:rFonts w:hint="eastAsia"/>
+          </w:rPr>
+          <w:t xml:space="preserve">2023年</w:t>
+        </w:r>
+      </w:hyperlink>
+      <w:r>
+        <w:t xml:space="preserve">)</w:t>
+      </w:r>
+      <w:r>
+        <w:rPr>
+          <w:rFonts w:hint="eastAsia"/>
+        </w:rPr>
+        <w:t xml:space="preserve">。这些模式对</w:t>
+      </w:r>
+      <w:r>
+        <w:t xml:space="preserve"> EV </w:t>
+      </w:r>
+      <w:r>
+        <w:rPr>
+          <w:rFonts w:hint="eastAsia"/>
+        </w:rPr>
+        <w:t xml:space="preserve">治疗的含义完全不同：低温有利于器官保护和物流，但可能限制主动内吞、胞内转运和</w:t>
+      </w:r>
+      <w:r>
+        <w:t xml:space="preserve"> cargo </w:t>
+      </w:r>
+      <w:r>
+        <w:rPr>
+          <w:rFonts w:hint="eastAsia"/>
+        </w:rPr>
+        <w:t xml:space="preserve">释放；常温有利于药效观察和细胞摄取，却增加</w:t>
+      </w:r>
+      <w:r>
+        <w:t xml:space="preserve"> EV </w:t>
+      </w:r>
+      <w:r>
+        <w:rPr>
+          <w:rFonts w:hint="eastAsia"/>
+        </w:rPr>
+        <w:t xml:space="preserve">在含血灌注液中的蛋白冠形成、吞噬清除和促凝风险；控制性复温则可能成为先清除有害</w:t>
+      </w:r>
+      <w:r>
+        <w:t xml:space="preserve"> </w:t>
+      </w:r>
+      <w:r>
+        <w:rPr>
+          <w:rFonts w:hint="eastAsia"/>
+        </w:rPr>
+        <w:t xml:space="preserve">EV、再递送修复性</w:t>
+      </w:r>
+      <w:r>
+        <w:t xml:space="preserve"> EV </w:t>
+      </w:r>
+      <w:r>
+        <w:rPr>
+          <w:rFonts w:hint="eastAsia"/>
+        </w:rPr>
+        <w:t xml:space="preserve">的折中窗口。</w:t>
+      </w:r>
+    </w:p>
+    <w:p>
+      <w:pPr>
+        <w:pStyle w:val="BodyText"/>
+      </w:pPr>
+      <w:r>
+        <w:rPr>
+          <w:rFonts w:hint="eastAsia"/>
+        </w:rPr>
         <w:t xml:space="preserve">机器灌注的最大优势是把治疗递送限制在器官层面。对于</w:t>
       </w:r>
       <w:r>
@@ -999,6 +1845,1168 @@
         <w:t xml:space="preserve">)</w:t>
       </w:r>
       <w:r>
+        <w:rPr>
+          <w:rFonts w:hint="eastAsia"/>
+        </w:rPr>
+        <w:t xml:space="preserve">。尿液祖细胞来源</w:t>
+      </w:r>
+      <w:r>
+        <w:t xml:space="preserve"> EV </w:t>
+      </w:r>
+      <w:r>
+        <w:rPr>
+          <w:rFonts w:hint="eastAsia"/>
+        </w:rPr>
+        <w:t xml:space="preserve">在猪肾</w:t>
+      </w:r>
+      <w:r>
+        <w:t xml:space="preserve"> HMP </w:t>
+      </w:r>
+      <w:r>
+        <w:rPr>
+          <w:rFonts w:hint="eastAsia"/>
+        </w:rPr>
+        <w:t xml:space="preserve">后接</w:t>
+      </w:r>
+      <w:r>
+        <w:t xml:space="preserve"> NMP </w:t>
+      </w:r>
+      <w:r>
+        <w:rPr>
+          <w:rFonts w:hint="eastAsia"/>
+        </w:rPr>
+        <w:t xml:space="preserve">的模型中显示出可行性和安全性，联合</w:t>
+      </w:r>
+      <w:r>
+        <w:t xml:space="preserve"> HMP/NMP </w:t>
+      </w:r>
+      <w:r>
+        <w:rPr>
+          <w:rFonts w:hint="eastAsia"/>
+        </w:rPr>
+        <w:t xml:space="preserve">给药组出现细胞损伤标志物下降、组织完整性改善以及代谢和细胞因子谱改变，但短时肌酐清除和</w:t>
+      </w:r>
+      <w:r>
+        <w:t xml:space="preserve"> NGAL </w:t>
+      </w:r>
+      <w:r>
+        <w:rPr>
+          <w:rFonts w:hint="eastAsia"/>
+        </w:rPr>
+        <w:t xml:space="preserve">等功能指标并未同步显著改善</w:t>
+      </w:r>
+      <w:r>
+        <w:t xml:space="preserve">(</w:t>
+      </w:r>
+      <w:hyperlink w:anchor="ref-dynamicconditioningof2024">
+        <w:r>
+          <w:rPr>
+            <w:rStyle w:val="Hyperlink"/>
+          </w:rPr>
+          <w:t xml:space="preserve">Burdeyron </w:t>
+        </w:r>
+        <w:r>
+          <w:rPr>
+            <w:rStyle w:val="Hyperlink"/>
+            <w:rFonts w:hint="eastAsia"/>
+          </w:rPr>
+          <w:t xml:space="preserve">等</w:t>
+        </w:r>
+        <w:r>
+          <w:rPr>
+            <w:rStyle w:val="Hyperlink"/>
+          </w:rPr>
+          <w:t xml:space="preserve"> </w:t>
+        </w:r>
+        <w:r>
+          <w:rPr>
+            <w:rStyle w:val="Hyperlink"/>
+            <w:rFonts w:hint="eastAsia"/>
+          </w:rPr>
+          <w:t xml:space="preserve">2024年</w:t>
+        </w:r>
+      </w:hyperlink>
+      <w:r>
+        <w:t xml:space="preserve">)</w:t>
+      </w:r>
+      <w:r>
+        <w:rPr>
+          <w:rFonts w:hint="eastAsia"/>
+        </w:rPr>
+        <w:t xml:space="preserve">。这一结果对转化很重要：EV</w:t>
+      </w:r>
+      <w:r>
+        <w:t xml:space="preserve"> </w:t>
+      </w:r>
+      <w:r>
+        <w:rPr>
+          <w:rFonts w:hint="eastAsia"/>
+        </w:rPr>
+        <w:t xml:space="preserve">可能先改变损伤生物学，再转化为可见功能获益；早期试验若只设置粗粒度临床功能端点，可能无法捕捉真实药效。</w:t>
+      </w:r>
+    </w:p>
+    <w:p>
+      <w:pPr>
+        <w:pStyle w:val="BodyText"/>
+      </w:pPr>
+      <w:r>
+        <w:rPr>
+          <w:rFonts w:hint="eastAsia"/>
+        </w:rPr>
+        <w:t xml:space="preserve">不过，现有证据仍主要来自小动物、大动物和离体概念验证。EV</w:t>
+      </w:r>
+      <w:r>
+        <w:t xml:space="preserve"> </w:t>
+      </w:r>
+      <w:r>
+        <w:rPr>
+          <w:rFonts w:hint="eastAsia"/>
+        </w:rPr>
+        <w:t xml:space="preserve">在灌注液中的稳定性、血管内皮摄取、实质细胞渗透深度、胆道/肾小管分布，以及不同温度、氧合状态和剪切力下的</w:t>
+      </w:r>
+      <w:r>
+        <w:t xml:space="preserve"> cargo </w:t>
+      </w:r>
+      <w:r>
+        <w:rPr>
+          <w:rFonts w:hint="eastAsia"/>
+        </w:rPr>
+        <w:t xml:space="preserve">保留，仍缺少可比较的数据。常温机器灌注更接近生理代谢，适合评价即时药效和组织摄取；低温含氧灌注更有利于线粒体恢复和</w:t>
+      </w:r>
+      <w:r>
+        <w:t xml:space="preserve"> ROS </w:t>
+      </w:r>
+      <w:r>
+        <w:rPr>
+          <w:rFonts w:hint="eastAsia"/>
+        </w:rPr>
+        <w:t xml:space="preserve">预处理，但</w:t>
+      </w:r>
+      <w:r>
+        <w:t xml:space="preserve"> EV </w:t>
+      </w:r>
+      <w:r>
+        <w:rPr>
+          <w:rFonts w:hint="eastAsia"/>
+        </w:rPr>
+        <w:t xml:space="preserve">内吞和细胞代谢反应可能受低温限制。因此，EV</w:t>
+      </w:r>
+      <w:r>
+        <w:t xml:space="preserve"> </w:t>
+      </w:r>
+      <w:r>
+        <w:rPr>
+          <w:rFonts w:hint="eastAsia"/>
+        </w:rPr>
+        <w:t xml:space="preserve">递送必须放在具体灌注模式中讨论。</w:t>
+      </w:r>
+    </w:p>
+    <w:bookmarkStart w:id="12" w:name="ev-来源与-cargo从细胞类型到效价定义"/>
+    <w:p>
+      <w:pPr>
+        <w:pStyle w:val="Heading3"/>
+      </w:pPr>
+      <w:r>
+        <w:t xml:space="preserve">EV </w:t>
+      </w:r>
+      <w:r>
+        <w:rPr>
+          <w:rFonts w:hint="eastAsia"/>
+        </w:rPr>
+        <w:t xml:space="preserve">来源与</w:t>
+      </w:r>
+      <w:r>
+        <w:t xml:space="preserve"> </w:t>
+      </w:r>
+      <w:r>
+        <w:rPr>
+          <w:rFonts w:hint="eastAsia"/>
+        </w:rPr>
+        <w:t xml:space="preserve">cargo：从细胞类型到效价定义</w:t>
+      </w:r>
+    </w:p>
+    <w:p>
+      <w:pPr>
+        <w:pStyle w:val="FirstParagraph"/>
+      </w:pPr>
+      <w:r>
+        <w:t xml:space="preserve">EV </w:t>
+      </w:r>
+      <w:r>
+        <w:rPr>
+          <w:rFonts w:hint="eastAsia"/>
+        </w:rPr>
+        <w:t xml:space="preserve">来源决定了其免疫语义。MSC-EV</w:t>
+      </w:r>
+      <w:r>
+        <w:t xml:space="preserve"> </w:t>
+      </w:r>
+      <w:r>
+        <w:rPr>
+          <w:rFonts w:hint="eastAsia"/>
+        </w:rPr>
+        <w:t xml:space="preserve">是当前最常被讨论的治疗产品，优势在于免疫调节、旁分泌修复和较成熟的细胞制备经验；但</w:t>
+      </w:r>
+      <w:r>
+        <w:t xml:space="preserve"> MSC </w:t>
+      </w:r>
+      <w:r>
+        <w:rPr>
+          <w:rFonts w:hint="eastAsia"/>
+        </w:rPr>
+        <w:t xml:space="preserve">组织来源、供体年龄、培养密度、血清替代物、低氧预处理和传代次数都会改变</w:t>
+      </w:r>
+      <w:r>
+        <w:t xml:space="preserve"> EV cargo</w:t>
+      </w:r>
+      <w:r>
+        <w:t xml:space="preserve">(</w:t>
+      </w:r>
+      <w:hyperlink w:anchor="ref-mesenchymalstemcells2021">
+        <w:r>
+          <w:rPr>
+            <w:rStyle w:val="Hyperlink"/>
+          </w:rPr>
+          <w:t xml:space="preserve">Sun </w:t>
+        </w:r>
+        <w:r>
+          <w:rPr>
+            <w:rStyle w:val="Hyperlink"/>
+            <w:rFonts w:hint="eastAsia"/>
+          </w:rPr>
+          <w:t xml:space="preserve">等</w:t>
+        </w:r>
+        <w:r>
+          <w:rPr>
+            <w:rStyle w:val="Hyperlink"/>
+          </w:rPr>
+          <w:t xml:space="preserve"> </w:t>
+        </w:r>
+        <w:r>
+          <w:rPr>
+            <w:rStyle w:val="Hyperlink"/>
+            <w:rFonts w:hint="eastAsia"/>
+          </w:rPr>
+          <w:t xml:space="preserve">2021年</w:t>
+        </w:r>
+      </w:hyperlink>
+      <w:r>
+        <w:t xml:space="preserve">;</w:t>
+      </w:r>
+      <w:r>
+        <w:t xml:space="preserve"> </w:t>
+      </w:r>
+      <w:hyperlink w:anchor="ref-thesecretionprofile2022">
+        <w:r>
+          <w:rPr>
+            <w:rStyle w:val="Hyperlink"/>
+          </w:rPr>
+          <w:t xml:space="preserve">Han </w:t>
+        </w:r>
+        <w:r>
+          <w:rPr>
+            <w:rStyle w:val="Hyperlink"/>
+            <w:rFonts w:hint="eastAsia"/>
+          </w:rPr>
+          <w:t xml:space="preserve">等</w:t>
+        </w:r>
+        <w:r>
+          <w:rPr>
+            <w:rStyle w:val="Hyperlink"/>
+          </w:rPr>
+          <w:t xml:space="preserve"> </w:t>
+        </w:r>
+        <w:r>
+          <w:rPr>
+            <w:rStyle w:val="Hyperlink"/>
+            <w:rFonts w:hint="eastAsia"/>
+          </w:rPr>
+          <w:t xml:space="preserve">2022年</w:t>
+        </w:r>
+      </w:hyperlink>
+      <w:r>
+        <w:t xml:space="preserve">;</w:t>
+      </w:r>
+      <w:r>
+        <w:t xml:space="preserve"> </w:t>
+      </w:r>
+      <w:hyperlink w:anchor="ref-clinicalapplicationsof2024">
+        <w:r>
+          <w:rPr>
+            <w:rStyle w:val="Hyperlink"/>
+          </w:rPr>
+          <w:t xml:space="preserve">Tan </w:t>
+        </w:r>
+        <w:r>
+          <w:rPr>
+            <w:rStyle w:val="Hyperlink"/>
+            <w:rFonts w:hint="eastAsia"/>
+          </w:rPr>
+          <w:t xml:space="preserve">等</w:t>
+        </w:r>
+        <w:r>
+          <w:rPr>
+            <w:rStyle w:val="Hyperlink"/>
+          </w:rPr>
+          <w:t xml:space="preserve"> </w:t>
+        </w:r>
+        <w:r>
+          <w:rPr>
+            <w:rStyle w:val="Hyperlink"/>
+            <w:rFonts w:hint="eastAsia"/>
+          </w:rPr>
+          <w:t xml:space="preserve">2024年</w:t>
+        </w:r>
+      </w:hyperlink>
+      <w:r>
+        <w:t xml:space="preserve">)</w:t>
+      </w:r>
+      <w:r>
+        <w:rPr>
+          <w:rFonts w:hint="eastAsia"/>
+        </w:rPr>
+        <w:t xml:space="preserve">。脂肪来源</w:t>
+      </w:r>
+      <w:r>
+        <w:t xml:space="preserve"> stromal </w:t>
+      </w:r>
+      <w:r>
+        <w:rPr>
+          <w:rFonts w:hint="eastAsia"/>
+        </w:rPr>
+        <w:t xml:space="preserve">cell、骨髓</w:t>
+      </w:r>
+      <w:r>
+        <w:t xml:space="preserve"> </w:t>
+      </w:r>
+      <w:r>
+        <w:rPr>
+          <w:rFonts w:hint="eastAsia"/>
+        </w:rPr>
+        <w:t xml:space="preserve">MSC、脐带</w:t>
+      </w:r>
+      <w:r>
+        <w:t xml:space="preserve"> </w:t>
+      </w:r>
+      <w:r>
+        <w:rPr>
+          <w:rFonts w:hint="eastAsia"/>
+        </w:rPr>
+        <w:t xml:space="preserve">MSC、尿液祖细胞和肝源性</w:t>
+      </w:r>
+      <w:r>
+        <w:t xml:space="preserve"> stromal-like cells </w:t>
+      </w:r>
+      <w:r>
+        <w:rPr>
+          <w:rFonts w:hint="eastAsia"/>
+        </w:rPr>
+        <w:t xml:space="preserve">释放的</w:t>
+      </w:r>
+      <w:r>
+        <w:t xml:space="preserve"> EV </w:t>
+      </w:r>
+      <w:r>
+        <w:rPr>
+          <w:rFonts w:hint="eastAsia"/>
+        </w:rPr>
+        <w:t xml:space="preserve">不应被视为同一产品的不同批次，而更接近不同药物类别。器官局部细胞来源</w:t>
+      </w:r>
+      <w:r>
+        <w:t xml:space="preserve"> EV </w:t>
+      </w:r>
+      <w:r>
+        <w:rPr>
+          <w:rFonts w:hint="eastAsia"/>
+        </w:rPr>
+        <w:t xml:space="preserve">可能具有更好的归巢或组织语境，但制备规模、供体差异和病理</w:t>
+      </w:r>
+      <w:r>
+        <w:t xml:space="preserve"> cargo </w:t>
+      </w:r>
+      <w:r>
+        <w:rPr>
+          <w:rFonts w:hint="eastAsia"/>
+        </w:rPr>
+        <w:t xml:space="preserve">污染更难控制。</w:t>
+      </w:r>
+    </w:p>
+    <w:p>
+      <w:pPr>
+        <w:pStyle w:val="BodyText"/>
+      </w:pPr>
+      <w:r>
+        <w:t xml:space="preserve">cargo </w:t>
+      </w:r>
+      <w:r>
+        <w:rPr>
+          <w:rFonts w:hint="eastAsia"/>
+        </w:rPr>
+        <w:t xml:space="preserve">层面，miRNA</w:t>
+      </w:r>
+      <w:r>
+        <w:t xml:space="preserve"> </w:t>
+      </w:r>
+      <w:r>
+        <w:rPr>
+          <w:rFonts w:hint="eastAsia"/>
+        </w:rPr>
+        <w:t xml:space="preserve">是最常被赋予机制解释的成分，例如调控</w:t>
+      </w:r>
+      <w:r>
+        <w:t xml:space="preserve"> ferroptosis、SLC7A11、HO-1 </w:t>
+      </w:r>
+      <w:r>
+        <w:rPr>
+          <w:rFonts w:hint="eastAsia"/>
+        </w:rPr>
+        <w:t xml:space="preserve">相关抗氧化轴、巨噬细胞极化或</w:t>
+      </w:r>
+      <w:r>
+        <w:t xml:space="preserve"> Th17/Treg </w:t>
+      </w:r>
+      <w:r>
+        <w:rPr>
+          <w:rFonts w:hint="eastAsia"/>
+        </w:rPr>
+        <w:t xml:space="preserve">平衡的</w:t>
+      </w:r>
+      <w:r>
+        <w:t xml:space="preserve"> miRNA </w:t>
+      </w:r>
+      <w:r>
+        <w:rPr>
+          <w:rFonts w:hint="eastAsia"/>
+        </w:rPr>
+        <w:t xml:space="preserve">组合</w:t>
+      </w:r>
+      <w:r>
+        <w:t xml:space="preserve">(</w:t>
+      </w:r>
+      <w:hyperlink w:anchor="ref-mir29a3p2022">
+        <w:r>
+          <w:rPr>
+            <w:rStyle w:val="Hyperlink"/>
+          </w:rPr>
+          <w:t xml:space="preserve">Li </w:t>
+        </w:r>
+        <w:r>
+          <w:rPr>
+            <w:rStyle w:val="Hyperlink"/>
+            <w:rFonts w:hint="eastAsia"/>
+          </w:rPr>
+          <w:t xml:space="preserve">等</w:t>
+        </w:r>
+        <w:r>
+          <w:rPr>
+            <w:rStyle w:val="Hyperlink"/>
+          </w:rPr>
+          <w:t xml:space="preserve"> </w:t>
+        </w:r>
+        <w:r>
+          <w:rPr>
+            <w:rStyle w:val="Hyperlink"/>
+            <w:rFonts w:hint="eastAsia"/>
+          </w:rPr>
+          <w:t xml:space="preserve">2022年</w:t>
+        </w:r>
+      </w:hyperlink>
+      <w:r>
+        <w:t xml:space="preserve">;</w:t>
+      </w:r>
+      <w:r>
+        <w:t xml:space="preserve"> </w:t>
+      </w:r>
+      <w:hyperlink w:anchor="ref-mir1243p2022">
+        <w:r>
+          <w:rPr>
+            <w:rStyle w:val="Hyperlink"/>
+          </w:rPr>
+          <w:t xml:space="preserve">Wu </w:t>
+        </w:r>
+        <w:r>
+          <w:rPr>
+            <w:rStyle w:val="Hyperlink"/>
+            <w:rFonts w:hint="eastAsia"/>
+          </w:rPr>
+          <w:t xml:space="preserve">等</w:t>
+        </w:r>
+        <w:r>
+          <w:rPr>
+            <w:rStyle w:val="Hyperlink"/>
+          </w:rPr>
+          <w:t xml:space="preserve"> </w:t>
+        </w:r>
+        <w:r>
+          <w:rPr>
+            <w:rStyle w:val="Hyperlink"/>
+            <w:rFonts w:hint="eastAsia"/>
+          </w:rPr>
+          <w:t xml:space="preserve">2022年</w:t>
+        </w:r>
+      </w:hyperlink>
+      <w:r>
+        <w:t xml:space="preserve">;</w:t>
+      </w:r>
+      <w:r>
+        <w:t xml:space="preserve"> </w:t>
+      </w:r>
+      <w:hyperlink w:anchor="ref-mesenchymalstemcells2022">
+        <w:r>
+          <w:rPr>
+            <w:rStyle w:val="Hyperlink"/>
+          </w:rPr>
+          <w:t xml:space="preserve">F. Lin </w:t>
+        </w:r>
+        <w:r>
+          <w:rPr>
+            <w:rStyle w:val="Hyperlink"/>
+            <w:rFonts w:hint="eastAsia"/>
+          </w:rPr>
+          <w:t xml:space="preserve">等</w:t>
+        </w:r>
+        <w:r>
+          <w:rPr>
+            <w:rStyle w:val="Hyperlink"/>
+          </w:rPr>
+          <w:t xml:space="preserve"> </w:t>
+        </w:r>
+        <w:r>
+          <w:rPr>
+            <w:rStyle w:val="Hyperlink"/>
+            <w:rFonts w:hint="eastAsia"/>
+          </w:rPr>
+          <w:t xml:space="preserve">2022年</w:t>
+        </w:r>
+      </w:hyperlink>
+      <w:r>
+        <w:t xml:space="preserve">;</w:t>
+      </w:r>
+      <w:r>
+        <w:t xml:space="preserve"> </w:t>
+      </w:r>
+      <w:hyperlink w:anchor="ref-mesenchymalstemcell20211">
+        <w:r>
+          <w:rPr>
+            <w:rStyle w:val="Hyperlink"/>
+          </w:rPr>
+          <w:t xml:space="preserve">Luo </w:t>
+        </w:r>
+        <w:r>
+          <w:rPr>
+            <w:rStyle w:val="Hyperlink"/>
+            <w:rFonts w:hint="eastAsia"/>
+          </w:rPr>
+          <w:t xml:space="preserve">等</w:t>
+        </w:r>
+        <w:r>
+          <w:rPr>
+            <w:rStyle w:val="Hyperlink"/>
+          </w:rPr>
+          <w:t xml:space="preserve"> </w:t>
+        </w:r>
+        <w:r>
+          <w:rPr>
+            <w:rStyle w:val="Hyperlink"/>
+            <w:rFonts w:hint="eastAsia"/>
+          </w:rPr>
+          <w:t xml:space="preserve">2021年</w:t>
+        </w:r>
+      </w:hyperlink>
+      <w:r>
+        <w:t xml:space="preserve">)</w:t>
+      </w:r>
+      <w:r>
+        <w:rPr>
+          <w:rFonts w:hint="eastAsia"/>
+        </w:rPr>
+        <w:t xml:space="preserve">。但</w:t>
+      </w:r>
+      <w:r>
+        <w:t xml:space="preserve"> EV </w:t>
+      </w:r>
+      <w:r>
+        <w:rPr>
+          <w:rFonts w:hint="eastAsia"/>
+        </w:rPr>
+        <w:t xml:space="preserve">的效应不能简化为单个</w:t>
+      </w:r>
+      <w:r>
+        <w:t xml:space="preserve"> </w:t>
+      </w:r>
+      <w:r>
+        <w:rPr>
+          <w:rFonts w:hint="eastAsia"/>
+        </w:rPr>
+        <w:t xml:space="preserve">miRNA。膜蛋白决定细胞摄取和免疫识别，脂质组成影响补体/凝血反应，表面糖基化可能改变内皮黏附，残留蛋白和培养基污染则会造成假阳性药效。工程化</w:t>
+      </w:r>
+      <w:r>
+        <w:t xml:space="preserve"> EV </w:t>
+      </w:r>
+      <w:r>
+        <w:rPr>
+          <w:rFonts w:hint="eastAsia"/>
+        </w:rPr>
+        <w:t xml:space="preserve">或杂合纳米囊泡可以提高装载量和靶向性，但同时把监管属性从天然分泌产物推向复杂生物制品/递送系统</w:t>
+      </w:r>
+      <w:r>
+        <w:t xml:space="preserve">(</w:t>
+      </w:r>
+      <w:hyperlink w:anchor="ref-extracellularvesiclesas2023">
+        <w:r>
+          <w:rPr>
+            <w:rStyle w:val="Hyperlink"/>
+          </w:rPr>
+          <w:t xml:space="preserve">Spiers </w:t>
+        </w:r>
+        <w:r>
+          <w:rPr>
+            <w:rStyle w:val="Hyperlink"/>
+            <w:rFonts w:hint="eastAsia"/>
+          </w:rPr>
+          <w:t xml:space="preserve">等</w:t>
+        </w:r>
+        <w:r>
+          <w:rPr>
+            <w:rStyle w:val="Hyperlink"/>
+          </w:rPr>
+          <w:t xml:space="preserve"> </w:t>
+        </w:r>
+        <w:r>
+          <w:rPr>
+            <w:rStyle w:val="Hyperlink"/>
+            <w:rFonts w:hint="eastAsia"/>
+          </w:rPr>
+          <w:t xml:space="preserve">2023年</w:t>
+        </w:r>
+      </w:hyperlink>
+      <w:r>
+        <w:t xml:space="preserve">;</w:t>
+      </w:r>
+      <w:r>
+        <w:t xml:space="preserve"> </w:t>
+      </w:r>
+      <w:hyperlink w:anchor="ref-organrepairand2023">
+        <w:r>
+          <w:rPr>
+            <w:rStyle w:val="Hyperlink"/>
+          </w:rPr>
+          <w:t xml:space="preserve">Gilbo </w:t>
+        </w:r>
+        <w:r>
+          <w:rPr>
+            <w:rStyle w:val="Hyperlink"/>
+            <w:rFonts w:hint="eastAsia"/>
+          </w:rPr>
+          <w:t xml:space="preserve">等</w:t>
+        </w:r>
+        <w:r>
+          <w:rPr>
+            <w:rStyle w:val="Hyperlink"/>
+          </w:rPr>
+          <w:t xml:space="preserve"> </w:t>
+        </w:r>
+        <w:r>
+          <w:rPr>
+            <w:rStyle w:val="Hyperlink"/>
+            <w:rFonts w:hint="eastAsia"/>
+          </w:rPr>
+          <w:t xml:space="preserve">2023年</w:t>
+        </w:r>
+      </w:hyperlink>
+      <w:r>
+        <w:t xml:space="preserve">;</w:t>
+      </w:r>
+      <w:r>
+        <w:t xml:space="preserve"> </w:t>
+      </w:r>
+      <w:hyperlink w:anchor="ref-geneticmodulationfuture2023">
+        <w:r>
+          <w:rPr>
+            <w:rStyle w:val="Hyperlink"/>
+          </w:rPr>
+          <w:t xml:space="preserve">Stimmeder </w:t>
+        </w:r>
+        <w:r>
+          <w:rPr>
+            <w:rStyle w:val="Hyperlink"/>
+            <w:rFonts w:hint="eastAsia"/>
+          </w:rPr>
+          <w:t xml:space="preserve">等</w:t>
+        </w:r>
+        <w:r>
+          <w:rPr>
+            <w:rStyle w:val="Hyperlink"/>
+          </w:rPr>
+          <w:t xml:space="preserve"> </w:t>
+        </w:r>
+        <w:r>
+          <w:rPr>
+            <w:rStyle w:val="Hyperlink"/>
+            <w:rFonts w:hint="eastAsia"/>
+          </w:rPr>
+          <w:t xml:space="preserve">2023年</w:t>
+        </w:r>
+      </w:hyperlink>
+      <w:r>
+        <w:t xml:space="preserve">)</w:t>
+      </w:r>
+      <w:r>
+        <w:rPr>
+          <w:rFonts w:hint="eastAsia"/>
+        </w:rPr>
+        <w:t xml:space="preserve">。因此，灌注期</w:t>
+      </w:r>
+      <w:r>
+        <w:t xml:space="preserve"> EV </w:t>
+      </w:r>
+      <w:r>
+        <w:rPr>
+          <w:rFonts w:hint="eastAsia"/>
+        </w:rPr>
+        <w:t xml:space="preserve">研究需要从一开始就定义效价：是以内皮糖萼保护、补体沉积下降、线粒体膜电位恢复、炎症小体抑制、胆汁/尿液功能改善，还是以植入后</w:t>
+      </w:r>
+      <w:r>
+        <w:t xml:space="preserve"> DGF/PGD </w:t>
+      </w:r>
+      <w:r>
+        <w:rPr>
+          <w:rFonts w:hint="eastAsia"/>
+        </w:rPr>
+        <w:t xml:space="preserve">下降作为主要效应。</w:t>
+      </w:r>
+    </w:p>
+    <w:bookmarkEnd w:id="12"/>
+    <w:bookmarkStart w:id="13" w:name="递送时序hopenmp-与控制性复温的不同任务"/>
+    <w:p>
+      <w:pPr>
+        <w:pStyle w:val="Heading3"/>
+      </w:pPr>
+      <w:r>
+        <w:rPr>
+          <w:rFonts w:hint="eastAsia"/>
+        </w:rPr>
+        <w:t xml:space="preserve">递送时序：HOPE、NMP</w:t>
+      </w:r>
+      <w:r>
+        <w:t xml:space="preserve"> </w:t>
+      </w:r>
+      <w:r>
+        <w:rPr>
+          <w:rFonts w:hint="eastAsia"/>
+        </w:rPr>
+        <w:t xml:space="preserve">与控制性复温的不同任务</w:t>
+      </w:r>
+    </w:p>
+    <w:p>
+      <w:pPr>
+        <w:pStyle w:val="FirstParagraph"/>
+      </w:pPr>
+      <w:r>
+        <w:t xml:space="preserve">HOPE </w:t>
+      </w:r>
+      <w:r>
+        <w:rPr>
+          <w:rFonts w:hint="eastAsia"/>
+        </w:rPr>
+        <w:t xml:space="preserve">适合把</w:t>
+      </w:r>
+      <w:r>
+        <w:t xml:space="preserve"> EV </w:t>
+      </w:r>
+      <w:r>
+        <w:rPr>
+          <w:rFonts w:hint="eastAsia"/>
+        </w:rPr>
+        <w:t xml:space="preserve">与线粒体保护、补体靶向或内皮保护策略结合。其优势是器官代谢需求低、灌注压力可控、未结合</w:t>
+      </w:r>
+      <w:r>
+        <w:t xml:space="preserve"> EV </w:t>
+      </w:r>
+      <w:r>
+        <w:rPr>
+          <w:rFonts w:hint="eastAsia"/>
+        </w:rPr>
+        <w:t xml:space="preserve">可在植入前冲洗；局限是低温下受体细胞主动摄取较弱，EV</w:t>
+      </w:r>
+      <w:r>
+        <w:t xml:space="preserve"> </w:t>
+      </w:r>
+      <w:r>
+        <w:rPr>
+          <w:rFonts w:hint="eastAsia"/>
+        </w:rPr>
+        <w:t xml:space="preserve">更可能停留在血管腔、内皮表面或被灌注液成分吸附。NMP</w:t>
+      </w:r>
+      <w:r>
+        <w:t xml:space="preserve"> </w:t>
+      </w:r>
+      <w:r>
+        <w:rPr>
+          <w:rFonts w:hint="eastAsia"/>
+        </w:rPr>
+        <w:t xml:space="preserve">适合观察</w:t>
+      </w:r>
+      <w:r>
+        <w:t xml:space="preserve"> EV </w:t>
+      </w:r>
+      <w:r>
+        <w:rPr>
+          <w:rFonts w:hint="eastAsia"/>
+        </w:rPr>
+        <w:t xml:space="preserve">是否改变乳酸清除、胆汁质量、肾血流、尿液生成、心肌酶释放或肺顺应性，也适合与</w:t>
+      </w:r>
+      <w:r>
+        <w:t xml:space="preserve"> MSC </w:t>
+      </w:r>
+      <w:r>
+        <w:rPr>
+          <w:rFonts w:hint="eastAsia"/>
+        </w:rPr>
+        <w:t xml:space="preserve">生物反应器、基因递送和代谢干预联合</w:t>
+      </w:r>
+      <w:r>
+        <w:t xml:space="preserve">(</w:t>
+      </w:r>
+      <w:hyperlink w:anchor="ref-mesenchymalstemcell2023">
+        <w:r>
+          <w:rPr>
+            <w:rStyle w:val="Hyperlink"/>
+          </w:rPr>
+          <w:t xml:space="preserve">Fu </w:t>
+        </w:r>
+        <w:r>
+          <w:rPr>
+            <w:rStyle w:val="Hyperlink"/>
+            <w:rFonts w:hint="eastAsia"/>
+          </w:rPr>
+          <w:t xml:space="preserve">等</w:t>
+        </w:r>
+        <w:r>
+          <w:rPr>
+            <w:rStyle w:val="Hyperlink"/>
+          </w:rPr>
+          <w:t xml:space="preserve"> </w:t>
+        </w:r>
+        <w:r>
+          <w:rPr>
+            <w:rStyle w:val="Hyperlink"/>
+            <w:rFonts w:hint="eastAsia"/>
+          </w:rPr>
+          <w:t xml:space="preserve">2023年</w:t>
+        </w:r>
+      </w:hyperlink>
+      <w:r>
+        <w:t xml:space="preserve">;</w:t>
+      </w:r>
+      <w:r>
+        <w:t xml:space="preserve"> </w:t>
+      </w:r>
+      <w:hyperlink w:anchor="ref-aproofof2025">
+        <w:r>
+          <w:rPr>
+            <w:rStyle w:val="Hyperlink"/>
+          </w:rPr>
+          <w:t xml:space="preserve">Cillo </w:t>
+        </w:r>
+        <w:r>
+          <w:rPr>
+            <w:rStyle w:val="Hyperlink"/>
+            <w:rFonts w:hint="eastAsia"/>
+          </w:rPr>
+          <w:t xml:space="preserve">等</w:t>
+        </w:r>
+        <w:r>
+          <w:rPr>
+            <w:rStyle w:val="Hyperlink"/>
+          </w:rPr>
+          <w:t xml:space="preserve"> </w:t>
+        </w:r>
+        <w:r>
+          <w:rPr>
+            <w:rStyle w:val="Hyperlink"/>
+            <w:rFonts w:hint="eastAsia"/>
+          </w:rPr>
+          <w:t xml:space="preserve">2025年</w:t>
+        </w:r>
+      </w:hyperlink>
+      <w:r>
+        <w:t xml:space="preserve">;</w:t>
+      </w:r>
+      <w:r>
+        <w:t xml:space="preserve"> </w:t>
+      </w:r>
+      <w:hyperlink w:anchor="ref-exvivomesenchymal2021">
+        <w:r>
+          <w:rPr>
+            <w:rStyle w:val="Hyperlink"/>
+          </w:rPr>
+          <w:t xml:space="preserve">Bogensperger </w:t>
+        </w:r>
+        <w:r>
+          <w:rPr>
+            <w:rStyle w:val="Hyperlink"/>
+            <w:rFonts w:hint="eastAsia"/>
+          </w:rPr>
+          <w:t xml:space="preserve">等</w:t>
+        </w:r>
+        <w:r>
+          <w:rPr>
+            <w:rStyle w:val="Hyperlink"/>
+          </w:rPr>
+          <w:t xml:space="preserve"> </w:t>
+        </w:r>
+        <w:r>
+          <w:rPr>
+            <w:rStyle w:val="Hyperlink"/>
+            <w:rFonts w:hint="eastAsia"/>
+          </w:rPr>
+          <w:t xml:space="preserve">2021年</w:t>
+        </w:r>
+      </w:hyperlink>
+      <w:r>
+        <w:t xml:space="preserve">)</w:t>
+      </w:r>
+      <w:r>
+        <w:rPr>
+          <w:rFonts w:hint="eastAsia"/>
+        </w:rPr>
+        <w:t xml:space="preserve">。控制性复温的价值在于把温度和氧合逐步推高，允许研究者区分“低温保护”、“复温损伤”和“常温修复”三个阶段。若将</w:t>
+      </w:r>
+      <w:r>
+        <w:t xml:space="preserve"> EV </w:t>
+      </w:r>
+      <w:r>
+        <w:rPr>
+          <w:rFonts w:hint="eastAsia"/>
+        </w:rPr>
+        <w:t xml:space="preserve">用于治疗，较合理的策略可能不是单次固定给药，而是按灌注阶段分层：低温/复温早期给予内皮和补体保护型</w:t>
+      </w:r>
+      <w:r>
+        <w:t xml:space="preserve"> </w:t>
+      </w:r>
+      <w:r>
+        <w:rPr>
+          <w:rFonts w:hint="eastAsia"/>
+        </w:rPr>
+        <w:t xml:space="preserve">EV，常温评价阶段再给予促代谢恢复或免疫调节型</w:t>
+      </w:r>
+      <w:r>
+        <w:t xml:space="preserve"> </w:t>
+      </w:r>
+      <w:r>
+        <w:rPr>
+          <w:rFonts w:hint="eastAsia"/>
+        </w:rPr>
+        <w:t xml:space="preserve">EV，并通过灌注液读数决定是否追加剂量。</w:t>
+      </w:r>
+    </w:p>
+    <w:bookmarkEnd w:id="13"/>
+    <w:bookmarkEnd w:id="14"/>
+    <w:bookmarkStart w:id="15" w:name="灌注液-ev-与分子标志物"/>
+    <w:p>
+      <w:pPr>
+        <w:pStyle w:val="Heading2"/>
+      </w:pPr>
+      <w:r>
+        <w:rPr>
+          <w:rFonts w:hint="eastAsia"/>
+        </w:rPr>
+        <w:t xml:space="preserve">灌注液</w:t>
+      </w:r>
+      <w:r>
+        <w:t xml:space="preserve"> EV </w:t>
+      </w:r>
+      <w:r>
+        <w:rPr>
+          <w:rFonts w:hint="eastAsia"/>
+        </w:rPr>
+        <w:t xml:space="preserve">与分子标志物</w:t>
+      </w:r>
+    </w:p>
+    <w:p>
+      <w:pPr>
+        <w:pStyle w:val="FirstParagraph"/>
+      </w:pPr>
+      <w:r>
+        <w:t xml:space="preserve">EV </w:t>
+      </w:r>
+      <w:r>
+        <w:rPr>
+          <w:rFonts w:hint="eastAsia"/>
+        </w:rPr>
+        <w:t xml:space="preserve">的另一条转化路径是标志物。灌注液比外周血更接近供体器官，背景噪音低，可连续采样，适合捕捉内皮、胆管、肾小管、心肌和免疫细胞释放的时间序列信号。近年研究开始把</w:t>
+      </w:r>
+      <w:r>
+        <w:t xml:space="preserve"> </w:t>
+      </w:r>
+      <w:r>
+        <w:rPr>
+          <w:rFonts w:hint="eastAsia"/>
+        </w:rPr>
+        <w:t xml:space="preserve">EV、miRNA、代谢物、蛋白组和细胞游离</w:t>
+      </w:r>
+      <w:r>
+        <w:t xml:space="preserve"> DNA </w:t>
+      </w:r>
+      <w:r>
+        <w:rPr>
+          <w:rFonts w:hint="eastAsia"/>
+        </w:rPr>
+        <w:t xml:space="preserve">共同纳入器官质量评价框架</w:t>
+      </w:r>
+      <w:r>
+        <w:t xml:space="preserve">(</w:t>
+      </w:r>
+      <w:hyperlink w:anchor="ref-alectinaffinity2025">
+        <w:r>
+          <w:rPr>
+            <w:rStyle w:val="Hyperlink"/>
+          </w:rPr>
+          <w:t xml:space="preserve">Necochea Campion </w:t>
+        </w:r>
+        <w:r>
+          <w:rPr>
+            <w:rStyle w:val="Hyperlink"/>
+            <w:rFonts w:hint="eastAsia"/>
+          </w:rPr>
+          <w:t xml:space="preserve">等</w:t>
+        </w:r>
+        <w:r>
+          <w:rPr>
+            <w:rStyle w:val="Hyperlink"/>
+          </w:rPr>
+          <w:t xml:space="preserve"> </w:t>
+        </w:r>
+        <w:r>
+          <w:rPr>
+            <w:rStyle w:val="Hyperlink"/>
+            <w:rFonts w:hint="eastAsia"/>
+          </w:rPr>
+          <w:t xml:space="preserve">2025年</w:t>
+        </w:r>
+      </w:hyperlink>
+      <w:r>
+        <w:t xml:space="preserve">;</w:t>
+      </w:r>
+      <w:r>
+        <w:t xml:space="preserve"> </w:t>
+      </w:r>
+      <w:hyperlink w:anchor="ref-abiomarkerframework2024">
+        <w:r>
+          <w:rPr>
+            <w:rStyle w:val="Hyperlink"/>
+          </w:rPr>
+          <w:t xml:space="preserve">Jiang </w:t>
+        </w:r>
+        <w:r>
+          <w:rPr>
+            <w:rStyle w:val="Hyperlink"/>
+            <w:rFonts w:hint="eastAsia"/>
+          </w:rPr>
+          <w:t xml:space="preserve">等</w:t>
+        </w:r>
+        <w:r>
+          <w:rPr>
+            <w:rStyle w:val="Hyperlink"/>
+          </w:rPr>
+          <w:t xml:space="preserve"> </w:t>
+        </w:r>
+        <w:r>
+          <w:rPr>
+            <w:rStyle w:val="Hyperlink"/>
+            <w:rFonts w:hint="eastAsia"/>
+          </w:rPr>
+          <w:t xml:space="preserve">2024年</w:t>
+        </w:r>
+      </w:hyperlink>
+      <w:r>
+        <w:t xml:space="preserve">;</w:t>
+      </w:r>
+      <w:r>
+        <w:t xml:space="preserve"> </w:t>
+      </w:r>
+      <w:hyperlink w:anchor="ref-massspectrometrybased2023">
+        <w:r>
+          <w:rPr>
+            <w:rStyle w:val="Hyperlink"/>
+          </w:rPr>
+          <w:t xml:space="preserve">C. Huang </w:t>
+        </w:r>
+        <w:r>
+          <w:rPr>
+            <w:rStyle w:val="Hyperlink"/>
+            <w:rFonts w:hint="eastAsia"/>
+          </w:rPr>
+          <w:t xml:space="preserve">等</w:t>
+        </w:r>
+        <w:r>
+          <w:rPr>
+            <w:rStyle w:val="Hyperlink"/>
+          </w:rPr>
+          <w:t xml:space="preserve"> </w:t>
+        </w:r>
+        <w:r>
+          <w:rPr>
+            <w:rStyle w:val="Hyperlink"/>
+            <w:rFonts w:hint="eastAsia"/>
+          </w:rPr>
+          <w:t xml:space="preserve">2023年</w:t>
+        </w:r>
+      </w:hyperlink>
+      <w:r>
+        <w:t xml:space="preserve">)</w:t>
+      </w:r>
+      <w:r>
+        <w:rPr>
+          <w:rFonts w:hint="eastAsia"/>
+        </w:rPr>
+        <w:t xml:space="preserve">。灌注液</w:t>
+      </w:r>
+      <w:r>
+        <w:t xml:space="preserve"> EV/miRNA </w:t>
+      </w:r>
+      <w:r>
+        <w:rPr>
+          <w:rFonts w:hint="eastAsia"/>
+        </w:rPr>
+        <w:t xml:space="preserve">被清除或富集后的变化，也提示“过滤有害囊泡”可能与“递送有益囊泡”形成互补策略</w:t>
+      </w:r>
+      <w:r>
+        <w:t xml:space="preserve">(</w:t>
+      </w:r>
+      <w:hyperlink w:anchor="ref-thehemopurifierremoves2024">
+        <w:r>
+          <w:rPr>
+            <w:rStyle w:val="Hyperlink"/>
+          </w:rPr>
+          <w:t xml:space="preserve">Necochea Campion </w:t>
+        </w:r>
+        <w:r>
+          <w:rPr>
+            <w:rStyle w:val="Hyperlink"/>
+            <w:rFonts w:hint="eastAsia"/>
+          </w:rPr>
+          <w:t xml:space="preserve">等</w:t>
+        </w:r>
+        <w:r>
+          <w:rPr>
+            <w:rStyle w:val="Hyperlink"/>
+          </w:rPr>
+          <w:t xml:space="preserve"> </w:t>
+        </w:r>
+        <w:r>
+          <w:rPr>
+            <w:rStyle w:val="Hyperlink"/>
+            <w:rFonts w:hint="eastAsia"/>
+          </w:rPr>
+          <w:t xml:space="preserve">2024年</w:t>
+        </w:r>
+      </w:hyperlink>
+      <w:r>
+        <w:t xml:space="preserve">)</w:t>
+      </w:r>
+      <w:r>
         <w:t xml:space="preserve">。</w:t>
       </w:r>
     </w:p>
@@ -1010,16 +3018,117 @@
         <w:rPr>
           <w:rFonts w:hint="eastAsia"/>
         </w:rPr>
-        <w:t xml:space="preserve">不过，现有证据仍主要来自小动物、大动物和离体概念验证。EV</w:t>
-      </w:r>
-      <w:r>
-        <w:t xml:space="preserve"> </w:t>
-      </w:r>
-      <w:r>
-        <w:rPr>
-          <w:rFonts w:hint="eastAsia"/>
-        </w:rPr>
-        <w:t xml:space="preserve">在灌注液中的稳定性、血管内皮摄取、实质细胞渗透深度、胆道/肾小管分布，以及不同温度、氧合状态和剪切力下的</w:t>
+        <w:t xml:space="preserve">临床可用的标志物不应停留在单个</w:t>
+      </w:r>
+      <w:r>
+        <w:t xml:space="preserve"> miRNA </w:t>
+      </w:r>
+      <w:r>
+        <w:rPr>
+          <w:rFonts w:hint="eastAsia"/>
+        </w:rPr>
+        <w:t xml:space="preserve">或单个炎症因子，而要回答三个问题：器官是否适合移植、是否需要灌注期修复、植入后早期是否需要强化监测。为此，灌注液</w:t>
+      </w:r>
+      <w:r>
+        <w:t xml:space="preserve"> EV </w:t>
+      </w:r>
+      <w:r>
+        <w:rPr>
+          <w:rFonts w:hint="eastAsia"/>
+        </w:rPr>
+        <w:t xml:space="preserve">指标需要与灌注动力学、组织病理、术后功能延迟、dd-cfDNA、供受体免疫风险和影像/病理端点耦合。仅有相关性不足以改变临床决策；前瞻性阈值、阴性预测价值和干预后的风险重分类证据同样关键。</w:t>
+      </w:r>
+    </w:p>
+    <w:p>
+      <w:pPr>
+        <w:pStyle w:val="BodyText"/>
+      </w:pPr>
+      <w:r>
+        <w:rPr>
+          <w:rFonts w:hint="eastAsia"/>
+        </w:rPr>
+        <w:t xml:space="preserve">灌注液</w:t>
+      </w:r>
+      <w:r>
+        <w:t xml:space="preserve"> EV </w:t>
+      </w:r>
+      <w:r>
+        <w:rPr>
+          <w:rFonts w:hint="eastAsia"/>
+        </w:rPr>
+        <w:t xml:space="preserve">标志物的优势来自采样位置，但其解释同样受灌注模式影响。HOPE</w:t>
+      </w:r>
+      <w:r>
+        <w:t xml:space="preserve"> </w:t>
+      </w:r>
+      <w:r>
+        <w:rPr>
+          <w:rFonts w:hint="eastAsia"/>
+        </w:rPr>
+        <w:t xml:space="preserve">和</w:t>
+      </w:r>
+      <w:r>
+        <w:t xml:space="preserve"> HMP </w:t>
+      </w:r>
+      <w:r>
+        <w:rPr>
+          <w:rFonts w:hint="eastAsia"/>
+        </w:rPr>
+        <w:t xml:space="preserve">的低温、低代谢背景可能更适合捕捉缺血期积累的内皮/肾小管损伤</w:t>
+      </w:r>
+      <w:r>
+        <w:t xml:space="preserve"> </w:t>
+      </w:r>
+      <w:r>
+        <w:rPr>
+          <w:rFonts w:hint="eastAsia"/>
+        </w:rPr>
+        <w:t xml:space="preserve">EV；NMP</w:t>
+      </w:r>
+      <w:r>
+        <w:t xml:space="preserve"> </w:t>
+      </w:r>
+      <w:r>
+        <w:rPr>
+          <w:rFonts w:hint="eastAsia"/>
+        </w:rPr>
+        <w:t xml:space="preserve">中的</w:t>
+      </w:r>
+      <w:r>
+        <w:t xml:space="preserve"> EV </w:t>
+      </w:r>
+      <w:r>
+        <w:rPr>
+          <w:rFonts w:hint="eastAsia"/>
+        </w:rPr>
+        <w:t xml:space="preserve">谱则同时反映损伤释放、免疫细胞活化、血液成分加入、细胞摄取和再分泌。控制性复温研究显示，灌注液</w:t>
+      </w:r>
+      <w:r>
+        <w:t xml:space="preserve"> EV </w:t>
+      </w:r>
+      <w:r>
+        <w:rPr>
+          <w:rFonts w:hint="eastAsia"/>
+        </w:rPr>
+        <w:t xml:space="preserve">和</w:t>
+      </w:r>
+      <w:r>
+        <w:t xml:space="preserve"> miRNA </w:t>
+      </w:r>
+      <w:r>
+        <w:rPr>
+          <w:rFonts w:hint="eastAsia"/>
+        </w:rPr>
+        <w:t xml:space="preserve">可以被亲和吸附装置移除，这一方面支持</w:t>
+      </w:r>
+      <w:r>
+        <w:t xml:space="preserve"> EV/miRNA </w:t>
+      </w:r>
+      <w:r>
+        <w:rPr>
+          <w:rFonts w:hint="eastAsia"/>
+        </w:rPr>
+        <w:t xml:space="preserve">作为免疫原性</w:t>
       </w:r>
       <w:r>
         <w:t xml:space="preserve"> cargo </w:t>
@@ -1028,16 +3137,62 @@
         <w:rPr>
           <w:rFonts w:hint="eastAsia"/>
         </w:rPr>
-        <w:t xml:space="preserve">保留，仍缺少可比较的数据。常温机器灌注更接近生理代谢，适合评价即时药效和组织摄取；低温含氧灌注更有利于线粒体恢复和</w:t>
-      </w:r>
-      <w:r>
-        <w:t xml:space="preserve"> ROS </w:t>
-      </w:r>
-      <w:r>
-        <w:rPr>
-          <w:rFonts w:hint="eastAsia"/>
-        </w:rPr>
-        <w:t xml:space="preserve">预处理，但</w:t>
+        <w:t xml:space="preserve">的可操作靶点，另一方面也提示标志物研究必须记录采样前是否存在滤过、吸附、换液或血液制品更换</w:t>
+      </w:r>
+      <w:r>
+        <w:t xml:space="preserve">(</w:t>
+      </w:r>
+      <w:hyperlink w:anchor="ref-alectinaffinity2025">
+        <w:r>
+          <w:rPr>
+            <w:rStyle w:val="Hyperlink"/>
+          </w:rPr>
+          <w:t xml:space="preserve">Necochea Campion </w:t>
+        </w:r>
+        <w:r>
+          <w:rPr>
+            <w:rStyle w:val="Hyperlink"/>
+            <w:rFonts w:hint="eastAsia"/>
+          </w:rPr>
+          <w:t xml:space="preserve">等</w:t>
+        </w:r>
+        <w:r>
+          <w:rPr>
+            <w:rStyle w:val="Hyperlink"/>
+          </w:rPr>
+          <w:t xml:space="preserve"> </w:t>
+        </w:r>
+        <w:r>
+          <w:rPr>
+            <w:rStyle w:val="Hyperlink"/>
+            <w:rFonts w:hint="eastAsia"/>
+          </w:rPr>
+          <w:t xml:space="preserve">2025年</w:t>
+        </w:r>
+      </w:hyperlink>
+      <w:r>
+        <w:t xml:space="preserve">,</w:t>
+      </w:r>
+      <w:r>
+        <w:t xml:space="preserve"> </w:t>
+      </w:r>
+      <w:hyperlink w:anchor="ref-thehemopurifierremoves2024">
+        <w:r>
+          <w:rPr>
+            <w:rStyle w:val="Hyperlink"/>
+            <w:rFonts w:hint="eastAsia"/>
+          </w:rPr>
+          <w:t xml:space="preserve">2024年</w:t>
+        </w:r>
+      </w:hyperlink>
+      <w:r>
+        <w:t xml:space="preserve">)</w:t>
+      </w:r>
+      <w:r>
+        <w:rPr>
+          <w:rFonts w:hint="eastAsia"/>
+        </w:rPr>
+        <w:t xml:space="preserve">。如果不控制这些工程变量，同一</w:t>
       </w:r>
       <w:r>
         <w:t xml:space="preserve"> EV </w:t>
@@ -1046,20 +3201,284 @@
         <w:rPr>
           <w:rFonts w:hint="eastAsia"/>
         </w:rPr>
-        <w:t xml:space="preserve">内吞和细胞代谢反应可能受低温限制。因此，EV</w:t>
-      </w:r>
-      <w:r>
-        <w:t xml:space="preserve"> </w:t>
-      </w:r>
-      <w:r>
-        <w:rPr>
-          <w:rFonts w:hint="eastAsia"/>
-        </w:rPr>
-        <w:t xml:space="preserve">递送必须放在具体灌注模式中讨论。</w:t>
-      </w:r>
-    </w:p>
-    <w:bookmarkEnd w:id="12"/>
-    <w:bookmarkStart w:id="13" w:name="灌注液-ev-与分子标志物"/>
+        <w:t xml:space="preserve">指标在不同中心之间很难比较。</w:t>
+      </w:r>
+    </w:p>
+    <w:p>
+      <w:pPr>
+        <w:pStyle w:val="BodyText"/>
+      </w:pPr>
+      <w:r>
+        <w:rPr>
+          <w:rFonts w:hint="eastAsia"/>
+        </w:rPr>
+        <w:t xml:space="preserve">更实用的标志物框架应包含三层。第一层是器官来源和细胞来源判定，例如肾小管、胆管、内皮、心肌或肺泡上皮相关蛋白/miRNA</w:t>
+      </w:r>
+      <w:r>
+        <w:t xml:space="preserve"> </w:t>
+      </w:r>
+      <w:r>
+        <w:rPr>
+          <w:rFonts w:hint="eastAsia"/>
+        </w:rPr>
+        <w:t xml:space="preserve">组合，用于判断主要受损解剖单元。第二层是机制读数，包括补体、凝血、炎症小体、线粒体应激、铁死亡和糖萼脱落信号，用于决定是否需要灌注期干预。第三层是临床决策读数，即与移植后</w:t>
+      </w:r>
+      <w:r>
+        <w:t xml:space="preserve"> </w:t>
+      </w:r>
+      <w:r>
+        <w:rPr>
+          <w:rFonts w:hint="eastAsia"/>
+        </w:rPr>
+        <w:t xml:space="preserve">DGF、PGD、胆道并发症、急性排斥或</w:t>
+      </w:r>
+      <w:r>
+        <w:t xml:space="preserve"> dd-cfDNA </w:t>
+      </w:r>
+      <w:r>
+        <w:rPr>
+          <w:rFonts w:hint="eastAsia"/>
+        </w:rPr>
+        <w:t xml:space="preserve">升高相关的预测模型</w:t>
+      </w:r>
+      <w:r>
+        <w:t xml:space="preserve">(</w:t>
+      </w:r>
+      <w:hyperlink w:anchor="ref-molecularimmunemonitoring2023">
+        <w:r>
+          <w:rPr>
+            <w:rStyle w:val="Hyperlink"/>
+          </w:rPr>
+          <w:t xml:space="preserve">Chancharoenthana </w:t>
+        </w:r>
+        <w:r>
+          <w:rPr>
+            <w:rStyle w:val="Hyperlink"/>
+            <w:rFonts w:hint="eastAsia"/>
+          </w:rPr>
+          <w:t xml:space="preserve">等</w:t>
+        </w:r>
+        <w:r>
+          <w:rPr>
+            <w:rStyle w:val="Hyperlink"/>
+          </w:rPr>
+          <w:t xml:space="preserve"> </w:t>
+        </w:r>
+        <w:r>
+          <w:rPr>
+            <w:rStyle w:val="Hyperlink"/>
+            <w:rFonts w:hint="eastAsia"/>
+          </w:rPr>
+          <w:t xml:space="preserve">2023年</w:t>
+        </w:r>
+      </w:hyperlink>
+      <w:r>
+        <w:t xml:space="preserve">;</w:t>
+      </w:r>
+      <w:r>
+        <w:t xml:space="preserve"> </w:t>
+      </w:r>
+      <w:hyperlink w:anchor="ref-newperspectiveson2022">
+        <w:r>
+          <w:rPr>
+            <w:rStyle w:val="Hyperlink"/>
+          </w:rPr>
+          <w:t xml:space="preserve">Bronkhorst </w:t>
+        </w:r>
+        <w:r>
+          <w:rPr>
+            <w:rStyle w:val="Hyperlink"/>
+            <w:rFonts w:hint="eastAsia"/>
+          </w:rPr>
+          <w:t xml:space="preserve">等</w:t>
+        </w:r>
+        <w:r>
+          <w:rPr>
+            <w:rStyle w:val="Hyperlink"/>
+          </w:rPr>
+          <w:t xml:space="preserve"> </w:t>
+        </w:r>
+        <w:r>
+          <w:rPr>
+            <w:rStyle w:val="Hyperlink"/>
+            <w:rFonts w:hint="eastAsia"/>
+          </w:rPr>
+          <w:t xml:space="preserve">2022年</w:t>
+        </w:r>
+      </w:hyperlink>
+      <w:r>
+        <w:t xml:space="preserve">;</w:t>
+      </w:r>
+      <w:r>
+        <w:t xml:space="preserve"> </w:t>
+      </w:r>
+      <w:hyperlink w:anchor="ref-systematicreviewof2024">
+        <w:r>
+          <w:rPr>
+            <w:rStyle w:val="Hyperlink"/>
+          </w:rPr>
+          <w:t xml:space="preserve">Douvris </w:t>
+        </w:r>
+        <w:r>
+          <w:rPr>
+            <w:rStyle w:val="Hyperlink"/>
+            <w:rFonts w:hint="eastAsia"/>
+          </w:rPr>
+          <w:t xml:space="preserve">等</w:t>
+        </w:r>
+        <w:r>
+          <w:rPr>
+            <w:rStyle w:val="Hyperlink"/>
+          </w:rPr>
+          <w:t xml:space="preserve"> </w:t>
+        </w:r>
+        <w:r>
+          <w:rPr>
+            <w:rStyle w:val="Hyperlink"/>
+            <w:rFonts w:hint="eastAsia"/>
+          </w:rPr>
+          <w:t xml:space="preserve">2024年</w:t>
+        </w:r>
+      </w:hyperlink>
+      <w:r>
+        <w:t xml:space="preserve">)</w:t>
+      </w:r>
+      <w:r>
+        <w:rPr>
+          <w:rFonts w:hint="eastAsia"/>
+        </w:rPr>
+        <w:t xml:space="preserve">。这三层不能互相替代：机制读数适合药效证明，临床决策读数适合器官取舍，而来源读数决定干预靶点。</w:t>
+      </w:r>
+    </w:p>
+    <w:p>
+      <w:pPr>
+        <w:pStyle w:val="BodyText"/>
+      </w:pPr>
+      <w:r>
+        <w:rPr>
+          <w:rFonts w:hint="eastAsia"/>
+        </w:rPr>
+        <w:t xml:space="preserve">技术上，灌注液</w:t>
+      </w:r>
+      <w:r>
+        <w:t xml:space="preserve"> EV </w:t>
+      </w:r>
+      <w:r>
+        <w:rPr>
+          <w:rFonts w:hint="eastAsia"/>
+        </w:rPr>
+        <w:t xml:space="preserve">检测至少要面对分离方法和归一化问题。超速离心、尺寸排阻、沉淀、免疫捕获和微流控方法会富集不同</w:t>
+      </w:r>
+      <w:r>
+        <w:t xml:space="preserve"> EV </w:t>
+      </w:r>
+      <w:r>
+        <w:rPr>
+          <w:rFonts w:hint="eastAsia"/>
+        </w:rPr>
+        <w:t xml:space="preserve">亚群，也会带入不同程度的脂蛋白、蛋白聚集体和血小板来源颗粒。灌注液的体积、血细胞含量、白蛋白/红细胞制品、肝素和吸附柱使用都会影响粒子计数。单纯以每毫升粒子数报告，不能区分器官释放增加、灌注液浓缩、细胞破裂或外源性</w:t>
+      </w:r>
+      <w:r>
+        <w:t xml:space="preserve"> EV </w:t>
+      </w:r>
+      <w:r>
+        <w:rPr>
+          <w:rFonts w:hint="eastAsia"/>
+        </w:rPr>
+        <w:t xml:space="preserve">残留。更稳妥的做法，是同时报告粒子数、蛋白量、特异</w:t>
+      </w:r>
+      <w:r>
+        <w:t xml:space="preserve"> </w:t>
+      </w:r>
+      <w:r>
+        <w:rPr>
+          <w:rFonts w:hint="eastAsia"/>
+        </w:rPr>
+        <w:t xml:space="preserve">marker、采样时间、灌注液体积变化和与器官重量/灌注流量相关的归一化指标，并把</w:t>
+      </w:r>
+      <w:r>
+        <w:t xml:space="preserve"> EV </w:t>
+      </w:r>
+      <w:r>
+        <w:rPr>
+          <w:rFonts w:hint="eastAsia"/>
+        </w:rPr>
+        <w:t xml:space="preserve">数据与蛋白组、代谢组和组织病理共同解释</w:t>
+      </w:r>
+      <w:r>
+        <w:t xml:space="preserve">(</w:t>
+      </w:r>
+      <w:hyperlink w:anchor="ref-massspectrometrybased2023">
+        <w:r>
+          <w:rPr>
+            <w:rStyle w:val="Hyperlink"/>
+          </w:rPr>
+          <w:t xml:space="preserve">C. Huang </w:t>
+        </w:r>
+        <w:r>
+          <w:rPr>
+            <w:rStyle w:val="Hyperlink"/>
+            <w:rFonts w:hint="eastAsia"/>
+          </w:rPr>
+          <w:t xml:space="preserve">等</w:t>
+        </w:r>
+        <w:r>
+          <w:rPr>
+            <w:rStyle w:val="Hyperlink"/>
+          </w:rPr>
+          <w:t xml:space="preserve"> </w:t>
+        </w:r>
+        <w:r>
+          <w:rPr>
+            <w:rStyle w:val="Hyperlink"/>
+            <w:rFonts w:hint="eastAsia"/>
+          </w:rPr>
+          <w:t xml:space="preserve">2023年</w:t>
+        </w:r>
+      </w:hyperlink>
+      <w:r>
+        <w:t xml:space="preserve">;</w:t>
+      </w:r>
+      <w:r>
+        <w:t xml:space="preserve"> </w:t>
+      </w:r>
+      <w:hyperlink w:anchor="ref-smallmoleculemetabolites2023">
+        <w:r>
+          <w:rPr>
+            <w:rStyle w:val="Hyperlink"/>
+          </w:rPr>
+          <w:t xml:space="preserve">Qiu </w:t>
+        </w:r>
+        <w:r>
+          <w:rPr>
+            <w:rStyle w:val="Hyperlink"/>
+            <w:rFonts w:hint="eastAsia"/>
+          </w:rPr>
+          <w:t xml:space="preserve">等</w:t>
+        </w:r>
+        <w:r>
+          <w:rPr>
+            <w:rStyle w:val="Hyperlink"/>
+          </w:rPr>
+          <w:t xml:space="preserve"> </w:t>
+        </w:r>
+        <w:r>
+          <w:rPr>
+            <w:rStyle w:val="Hyperlink"/>
+            <w:rFonts w:hint="eastAsia"/>
+          </w:rPr>
+          <w:t xml:space="preserve">2023年</w:t>
+        </w:r>
+      </w:hyperlink>
+      <w:r>
+        <w:t xml:space="preserve">)</w:t>
+      </w:r>
+      <w:r>
+        <w:t xml:space="preserve">。</w:t>
+      </w:r>
+    </w:p>
+    <w:bookmarkEnd w:id="15"/>
+    <w:bookmarkStart w:id="16" w:name="讨论主要瓶颈"/>
     <w:p>
       <w:pPr>
         <w:pStyle w:val="Heading2"/>
@@ -1068,7 +3487,65 @@
         <w:rPr>
           <w:rFonts w:hint="eastAsia"/>
         </w:rPr>
-        <w:t xml:space="preserve">灌注液</w:t>
+        <w:t xml:space="preserve">讨论：主要瓶颈</w:t>
+      </w:r>
+    </w:p>
+    <w:p>
+      <w:pPr>
+        <w:pStyle w:val="FirstParagraph"/>
+      </w:pPr>
+      <w:r>
+        <w:rPr>
+          <w:rFonts w:hint="eastAsia"/>
+        </w:rPr>
+        <w:t xml:space="preserve">主要瓶颈有四类。EV</w:t>
+      </w:r>
+      <w:r>
+        <w:t xml:space="preserve"> </w:t>
+      </w:r>
+      <w:r>
+        <w:rPr>
+          <w:rFonts w:hint="eastAsia"/>
+        </w:rPr>
+        <w:t xml:space="preserve">产品本身高度异质，MSC</w:t>
+      </w:r>
+      <w:r>
+        <w:t xml:space="preserve"> </w:t>
+      </w:r>
+      <w:r>
+        <w:rPr>
+          <w:rFonts w:hint="eastAsia"/>
+        </w:rPr>
+        <w:t xml:space="preserve">来源、培养条件、缺氧预处理、纯化方法、粒径分布、蛋白污染、RNA</w:t>
+      </w:r>
+      <w:r>
+        <w:t xml:space="preserve"> cargo </w:t>
+      </w:r>
+      <w:r>
+        <w:rPr>
+          <w:rFonts w:hint="eastAsia"/>
+        </w:rPr>
+        <w:t xml:space="preserve">和效价检测都会影响结果。剂量单位仍不统一，粒子数、蛋白量、细胞当量和功能效价之间缺少换算。安全性评估也不能只看急性毒性，还要覆盖促凝、促血管生成、免疫耐受过度、潜在促肿瘤和感染载体风险。机器灌注研究则常受限于样本量小、器官来源不均一和灌注参数差异大，跨研究比较并不容易。</w:t>
+      </w:r>
+    </w:p>
+    <w:p>
+      <w:pPr>
+        <w:pStyle w:val="BodyText"/>
+      </w:pPr>
+      <w:r>
+        <w:rPr>
+          <w:rFonts w:hint="eastAsia"/>
+        </w:rPr>
+        <w:t xml:space="preserve">还有一点容易被低估：EV</w:t>
+      </w:r>
+      <w:r>
+        <w:t xml:space="preserve"> </w:t>
+      </w:r>
+      <w:r>
+        <w:rPr>
+          <w:rFonts w:hint="eastAsia"/>
+        </w:rPr>
+        <w:t xml:space="preserve">可能同时是治疗物和生物标志物。如果治疗性</w:t>
       </w:r>
       <w:r>
         <w:t xml:space="preserve"> EV </w:t>
@@ -1077,49 +3554,147 @@
         <w:rPr>
           <w:rFonts w:hint="eastAsia"/>
         </w:rPr>
-        <w:t xml:space="preserve">与分子标志物</w:t>
-      </w:r>
-    </w:p>
-    <w:p>
-      <w:pPr>
-        <w:pStyle w:val="FirstParagraph"/>
-      </w:pPr>
-      <w:r>
-        <w:t xml:space="preserve">EV </w:t>
-      </w:r>
-      <w:r>
-        <w:rPr>
-          <w:rFonts w:hint="eastAsia"/>
-        </w:rPr>
-        <w:t xml:space="preserve">的另一条转化路径是标志物。灌注液比外周血更接近供体器官，背景噪音低，可连续采样，适合捕捉内皮、胆管、肾小管、心肌和免疫细胞释放的时间序列信号。近年研究开始把</w:t>
-      </w:r>
-      <w:r>
-        <w:t xml:space="preserve"> </w:t>
-      </w:r>
-      <w:r>
-        <w:rPr>
-          <w:rFonts w:hint="eastAsia"/>
-        </w:rPr>
-        <w:t xml:space="preserve">EV、miRNA、代谢物、蛋白组和细胞游离</w:t>
-      </w:r>
-      <w:r>
-        <w:t xml:space="preserve"> DNA </w:t>
-      </w:r>
-      <w:r>
-        <w:rPr>
-          <w:rFonts w:hint="eastAsia"/>
-        </w:rPr>
-        <w:t xml:space="preserve">共同纳入器官质量评价框架</w:t>
+        <w:t xml:space="preserve">改变了灌注液</w:t>
+      </w:r>
+      <w:r>
+        <w:t xml:space="preserve"> EV </w:t>
+      </w:r>
+      <w:r>
+        <w:rPr>
+          <w:rFonts w:hint="eastAsia"/>
+        </w:rPr>
+        <w:t xml:space="preserve">谱，后续以</w:t>
+      </w:r>
+      <w:r>
+        <w:t xml:space="preserve"> EV </w:t>
+      </w:r>
+      <w:r>
+        <w:rPr>
+          <w:rFonts w:hint="eastAsia"/>
+        </w:rPr>
+        <w:t xml:space="preserve">作为质量读数时就必须区分内源性释放和外源性给药残留。未来研究需要把可追踪标签、单囊泡分析和组织空间组学纳入方案，否则很难证明治疗性</w:t>
+      </w:r>
+      <w:r>
+        <w:t xml:space="preserve"> EV </w:t>
+      </w:r>
+      <w:r>
+        <w:rPr>
+          <w:rFonts w:hint="eastAsia"/>
+        </w:rPr>
+        <w:t xml:space="preserve">到达了正确细胞并产生了预期效应。</w:t>
+      </w:r>
+    </w:p>
+    <w:p>
+      <w:pPr>
+        <w:pStyle w:val="BodyText"/>
+      </w:pPr>
+      <w:r>
+        <w:rPr>
+          <w:rFonts w:hint="eastAsia"/>
+        </w:rPr>
+        <w:t xml:space="preserve">质控和监管是从动物实验走向临床的核心瓶颈。EV</w:t>
+      </w:r>
+      <w:r>
+        <w:t xml:space="preserve"> </w:t>
+      </w:r>
+      <w:r>
+        <w:rPr>
+          <w:rFonts w:hint="eastAsia"/>
+        </w:rPr>
+        <w:t xml:space="preserve">作为治疗产品时，最低限度应报告来源细胞身份、培养体系、收获条件、分离纯化方法、粒径分布、颗粒/蛋白比、典型阳性和阴性</w:t>
+      </w:r>
+      <w:r>
+        <w:t xml:space="preserve"> </w:t>
+      </w:r>
+      <w:r>
+        <w:rPr>
+          <w:rFonts w:hint="eastAsia"/>
+        </w:rPr>
+        <w:t xml:space="preserve">marker、残留</w:t>
+      </w:r>
+      <w:r>
+        <w:t xml:space="preserve"> </w:t>
+      </w:r>
+      <w:r>
+        <w:rPr>
+          <w:rFonts w:hint="eastAsia"/>
+        </w:rPr>
+        <w:t xml:space="preserve">DNA/宿主细胞蛋白、内毒素、无菌、支原体、促凝活性和储存稳定性。更重要的是效价试验必须与适应证相连：用于肾</w:t>
+      </w:r>
+      <w:r>
+        <w:t xml:space="preserve"> IRI </w:t>
+      </w:r>
+      <w:r>
+        <w:rPr>
+          <w:rFonts w:hint="eastAsia"/>
+        </w:rPr>
+        <w:t xml:space="preserve">时，效价可围绕肾小管上皮损伤、补体沉积或内皮代谢恢复；用于肝移植时，应纳入胆管上皮、Kupffer</w:t>
+      </w:r>
+      <w:r>
+        <w:t xml:space="preserve"> </w:t>
+      </w:r>
+      <w:r>
+        <w:rPr>
+          <w:rFonts w:hint="eastAsia"/>
+        </w:rPr>
+        <w:t xml:space="preserve">细胞和脂肪变性背景；用于心脏</w:t>
+      </w:r>
+      <w:r>
+        <w:t xml:space="preserve"> DCD </w:t>
+      </w:r>
+      <w:r>
+        <w:rPr>
+          <w:rFonts w:hint="eastAsia"/>
+        </w:rPr>
+        <w:t xml:space="preserve">时，应更强调线粒体结构、收缩功能和心肌酶释放。没有器官和机制特异性的效价，批间一致性就只是物理颗粒的一致，而不是药效的一致。</w:t>
+      </w:r>
+    </w:p>
+    <w:p>
+      <w:pPr>
+        <w:pStyle w:val="BodyText"/>
+      </w:pPr>
+      <w:r>
+        <w:rPr>
+          <w:rFonts w:hint="eastAsia"/>
+        </w:rPr>
+        <w:t xml:space="preserve">另一个现实问题是灌注平台本身也在快速变化。连续</w:t>
+      </w:r>
+      <w:r>
+        <w:t xml:space="preserve"> </w:t>
+      </w:r>
+      <w:r>
+        <w:rPr>
+          <w:rFonts w:hint="eastAsia"/>
+        </w:rPr>
+        <w:t xml:space="preserve">NMP、末端</w:t>
+      </w:r>
+      <w:r>
+        <w:t xml:space="preserve"> </w:t>
+      </w:r>
+      <w:r>
+        <w:rPr>
+          <w:rFonts w:hint="eastAsia"/>
+        </w:rPr>
+        <w:t xml:space="preserve">NMP、HOPE、双低温含氧灌注、NRP</w:t>
+      </w:r>
+      <w:r>
+        <w:t xml:space="preserve"> </w:t>
+      </w:r>
+      <w:r>
+        <w:rPr>
+          <w:rFonts w:hint="eastAsia"/>
+        </w:rPr>
+        <w:t xml:space="preserve">后离体灌注、控制性复温和移动式心肺灌注设备的临床目标并不相同</w:t>
       </w:r>
       <w:r>
         <w:t xml:space="preserve">(</w:t>
       </w:r>
-      <w:hyperlink w:anchor="ref-alectinaffinity2025">
-        <w:r>
-          <w:rPr>
-            <w:rStyle w:val="Hyperlink"/>
-          </w:rPr>
-          <w:t xml:space="preserve">Necochea Campion </w:t>
+      <w:hyperlink w:anchor="ref-editorialgraftpreservation2024">
+        <w:r>
+          <w:rPr>
+            <w:rStyle w:val="Hyperlink"/>
+          </w:rPr>
+          <w:t xml:space="preserve">Bowles </w:t>
         </w:r>
         <w:r>
           <w:rPr>
@@ -1139,7 +3714,7 @@
             <w:rStyle w:val="Hyperlink"/>
             <w:rFonts w:hint="eastAsia"/>
           </w:rPr>
-          <w:t xml:space="preserve">2025年</w:t>
+          <w:t xml:space="preserve">2024年</w:t>
         </w:r>
       </w:hyperlink>
       <w:r>
@@ -1148,12 +3723,12 @@
       <w:r>
         <w:t xml:space="preserve"> </w:t>
       </w:r>
-      <w:hyperlink w:anchor="ref-abiomarkerframework2024">
-        <w:r>
-          <w:rPr>
-            <w:rStyle w:val="Hyperlink"/>
-          </w:rPr>
-          <w:t xml:space="preserve">Jiang </w:t>
+      <w:hyperlink w:anchor="ref-heartgraftpreservation2023">
+        <w:r>
+          <w:rPr>
+            <w:rStyle w:val="Hyperlink"/>
+          </w:rPr>
+          <w:t xml:space="preserve">Ughetto </w:t>
         </w:r>
         <w:r>
           <w:rPr>
@@ -1173,7 +3748,7 @@
             <w:rStyle w:val="Hyperlink"/>
             <w:rFonts w:hint="eastAsia"/>
           </w:rPr>
-          <w:t xml:space="preserve">2024年</w:t>
+          <w:t xml:space="preserve">2023年</w:t>
         </w:r>
       </w:hyperlink>
       <w:r>
@@ -1182,12 +3757,12 @@
       <w:r>
         <w:t xml:space="preserve"> </w:t>
       </w:r>
-      <w:hyperlink w:anchor="ref-massspectrometrybased2023">
-        <w:r>
-          <w:rPr>
-            <w:rStyle w:val="Hyperlink"/>
-          </w:rPr>
-          <w:t xml:space="preserve">C. Huang </w:t>
+      <w:hyperlink w:anchor="ref-comparisonbetweenterminal2023">
+        <w:r>
+          <w:rPr>
+            <w:rStyle w:val="Hyperlink"/>
+          </w:rPr>
+          <w:t xml:space="preserve">Horn </w:t>
         </w:r>
         <w:r>
           <w:rPr>
@@ -1217,26 +3792,109 @@
         <w:rPr>
           <w:rFonts w:hint="eastAsia"/>
         </w:rPr>
-        <w:t xml:space="preserve">。灌注液</w:t>
-      </w:r>
-      <w:r>
-        <w:t xml:space="preserve"> EV/miRNA </w:t>
-      </w:r>
-      <w:r>
-        <w:rPr>
-          <w:rFonts w:hint="eastAsia"/>
-        </w:rPr>
-        <w:t xml:space="preserve">被清除或富集后的变化，也提示“过滤有害囊泡”可能与“递送有益囊泡”形成互补策略</w:t>
+        <w:t xml:space="preserve">。如果</w:t>
+      </w:r>
+      <w:r>
+        <w:t xml:space="preserve"> EV </w:t>
+      </w:r>
+      <w:r>
+        <w:rPr>
+          <w:rFonts w:hint="eastAsia"/>
+        </w:rPr>
+        <w:t xml:space="preserve">试验不限定平台和场景，就会把物流优化、供体选择、灌注液配方、氧合策略和</w:t>
+      </w:r>
+      <w:r>
+        <w:t xml:space="preserve"> EV </w:t>
+      </w:r>
+      <w:r>
+        <w:rPr>
+          <w:rFonts w:hint="eastAsia"/>
+        </w:rPr>
+        <w:t xml:space="preserve">药效混在一起。早期研究更适合选择高风险但机制明确的场景，例如</w:t>
+      </w:r>
+      <w:r>
+        <w:t xml:space="preserve"> DCD </w:t>
+      </w:r>
+      <w:r>
+        <w:rPr>
+          <w:rFonts w:hint="eastAsia"/>
+        </w:rPr>
+        <w:t xml:space="preserve">肾、脂肪变性肝、边缘</w:t>
+      </w:r>
+      <w:r>
+        <w:t xml:space="preserve"> DCD </w:t>
+      </w:r>
+      <w:r>
+        <w:rPr>
+          <w:rFonts w:hint="eastAsia"/>
+        </w:rPr>
+        <w:t xml:space="preserve">心脏或长冷缺血后肺灌注，并在同一平台内比较</w:t>
+      </w:r>
+      <w:r>
+        <w:t xml:space="preserve"> EV </w:t>
+      </w:r>
+      <w:r>
+        <w:rPr>
+          <w:rFonts w:hint="eastAsia"/>
+        </w:rPr>
+        <w:t xml:space="preserve">给药与安慰剂，而不是跨器官、跨平台寻找统一结论。</w:t>
+      </w:r>
+    </w:p>
+    <w:p>
+      <w:pPr>
+        <w:pStyle w:val="BodyText"/>
+      </w:pPr>
+      <w:r>
+        <w:rPr>
+          <w:rFonts w:hint="eastAsia"/>
+        </w:rPr>
+        <w:t xml:space="preserve">临床试验设计应采用“安全性-机制药效-临床获益”分层。第一阶段可在被弃用或研究用器官中验证</w:t>
+      </w:r>
+      <w:r>
+        <w:t xml:space="preserve"> EV </w:t>
+      </w:r>
+      <w:r>
+        <w:rPr>
+          <w:rFonts w:hint="eastAsia"/>
+        </w:rPr>
+        <w:t xml:space="preserve">分布、洗脱、促凝风险和灌注参数安全性；第二阶段在可移植高风险器官中采用随机、盲法、灌注平台分层设计，以灌注液</w:t>
+      </w:r>
+      <w:r>
+        <w:t xml:space="preserve"> </w:t>
+      </w:r>
+      <w:r>
+        <w:rPr>
+          <w:rFonts w:hint="eastAsia"/>
+        </w:rPr>
+        <w:t xml:space="preserve">EV/miRNA、补体、组织损伤、dd-cfDNA</w:t>
+      </w:r>
+      <w:r>
+        <w:t xml:space="preserve"> </w:t>
+      </w:r>
+      <w:r>
+        <w:rPr>
+          <w:rFonts w:hint="eastAsia"/>
+        </w:rPr>
+        <w:t xml:space="preserve">和早期功能为共同端点；第三阶段再评价</w:t>
+      </w:r>
+      <w:r>
+        <w:t xml:space="preserve"> </w:t>
+      </w:r>
+      <w:r>
+        <w:rPr>
+          <w:rFonts w:hint="eastAsia"/>
+        </w:rPr>
+        <w:t xml:space="preserve">DGF、PGD、胆道并发症、急性排斥和一年移植物功能。由于边缘供体异质性大，传统大样本固定设计可能成本高且推进慢；小样本自适应、贝叶斯连续监测和中心内平台一致化，更适合用于确定剂量、窗口和富集人群</w:t>
       </w:r>
       <w:r>
         <w:t xml:space="preserve">(</w:t>
       </w:r>
-      <w:hyperlink w:anchor="ref-thehemopurifierremoves2024">
-        <w:r>
-          <w:rPr>
-            <w:rStyle w:val="Hyperlink"/>
-          </w:rPr>
-          <w:t xml:space="preserve">Necochea Campion </w:t>
+      <w:hyperlink w:anchor="ref-renaldeliveryof2021">
+        <w:r>
+          <w:rPr>
+            <w:rStyle w:val="Hyperlink"/>
+          </w:rPr>
+          <w:t xml:space="preserve">Franzin, Stasi, Fiorentino, </w:t>
         </w:r>
         <w:r>
           <w:rPr>
@@ -1256,7 +3914,75 @@
             <w:rStyle w:val="Hyperlink"/>
             <w:rFonts w:hint="eastAsia"/>
           </w:rPr>
-          <w:t xml:space="preserve">2024年</w:t>
+          <w:t xml:space="preserve">2021年</w:t>
+        </w:r>
+      </w:hyperlink>
+      <w:r>
+        <w:t xml:space="preserve">;</w:t>
+      </w:r>
+      <w:r>
+        <w:t xml:space="preserve"> </w:t>
+      </w:r>
+      <w:hyperlink w:anchor="ref-extracellularvesiclesas2023">
+        <w:r>
+          <w:rPr>
+            <w:rStyle w:val="Hyperlink"/>
+          </w:rPr>
+          <w:t xml:space="preserve">Spiers </w:t>
+        </w:r>
+        <w:r>
+          <w:rPr>
+            <w:rStyle w:val="Hyperlink"/>
+            <w:rFonts w:hint="eastAsia"/>
+          </w:rPr>
+          <w:t xml:space="preserve">等</w:t>
+        </w:r>
+        <w:r>
+          <w:rPr>
+            <w:rStyle w:val="Hyperlink"/>
+          </w:rPr>
+          <w:t xml:space="preserve"> </w:t>
+        </w:r>
+        <w:r>
+          <w:rPr>
+            <w:rStyle w:val="Hyperlink"/>
+            <w:rFonts w:hint="eastAsia"/>
+          </w:rPr>
+          <w:t xml:space="preserve">2023年</w:t>
+        </w:r>
+      </w:hyperlink>
+      <w:r>
+        <w:t xml:space="preserve">;</w:t>
+      </w:r>
+      <w:r>
+        <w:t xml:space="preserve"> </w:t>
+      </w:r>
+      <w:hyperlink w:anchor="ref-exvivomesenchymal2021">
+        <w:r>
+          <w:rPr>
+            <w:rStyle w:val="Hyperlink"/>
+          </w:rPr>
+          <w:t xml:space="preserve">Bogensperger </w:t>
+        </w:r>
+        <w:r>
+          <w:rPr>
+            <w:rStyle w:val="Hyperlink"/>
+            <w:rFonts w:hint="eastAsia"/>
+          </w:rPr>
+          <w:t xml:space="preserve">等</w:t>
+        </w:r>
+        <w:r>
+          <w:rPr>
+            <w:rStyle w:val="Hyperlink"/>
+          </w:rPr>
+          <w:t xml:space="preserve"> </w:t>
+        </w:r>
+        <w:r>
+          <w:rPr>
+            <w:rStyle w:val="Hyperlink"/>
+            <w:rFonts w:hint="eastAsia"/>
+          </w:rPr>
+          <w:t xml:space="preserve">2021年</w:t>
         </w:r>
       </w:hyperlink>
       <w:r>
@@ -1266,144 +3992,8 @@
         <w:t xml:space="preserve">。</w:t>
       </w:r>
     </w:p>
-    <w:p>
-      <w:pPr>
-        <w:pStyle w:val="BodyText"/>
-      </w:pPr>
-      <w:r>
-        <w:rPr>
-          <w:rFonts w:hint="eastAsia"/>
-        </w:rPr>
-        <w:t xml:space="preserve">临床可用的标志物不应停留在单个</w:t>
-      </w:r>
-      <w:r>
-        <w:t xml:space="preserve"> miRNA </w:t>
-      </w:r>
-      <w:r>
-        <w:rPr>
-          <w:rFonts w:hint="eastAsia"/>
-        </w:rPr>
-        <w:t xml:space="preserve">或单个炎症因子，而要回答三个问题：器官是否适合移植、是否需要灌注期修复、植入后早期是否需要强化监测。为此，灌注液</w:t>
-      </w:r>
-      <w:r>
-        <w:t xml:space="preserve"> EV </w:t>
-      </w:r>
-      <w:r>
-        <w:rPr>
-          <w:rFonts w:hint="eastAsia"/>
-        </w:rPr>
-        <w:t xml:space="preserve">指标需要与灌注动力学、组织病理、术后功能延迟、dd-cfDNA、供受体免疫风险和影像/病理端点耦合。仅有相关性不足以改变临床决策；前瞻性阈值、阴性预测价值和干预后的风险重分类证据同样关键。</w:t>
-      </w:r>
-    </w:p>
-    <w:bookmarkEnd w:id="13"/>
-    <w:bookmarkStart w:id="14" w:name="讨论主要瓶颈"/>
-    <w:p>
-      <w:pPr>
-        <w:pStyle w:val="Heading2"/>
-      </w:pPr>
-      <w:r>
-        <w:rPr>
-          <w:rFonts w:hint="eastAsia"/>
-        </w:rPr>
-        <w:t xml:space="preserve">讨论：主要瓶颈</w:t>
-      </w:r>
-    </w:p>
-    <w:p>
-      <w:pPr>
-        <w:pStyle w:val="FirstParagraph"/>
-      </w:pPr>
-      <w:r>
-        <w:rPr>
-          <w:rFonts w:hint="eastAsia"/>
-        </w:rPr>
-        <w:t xml:space="preserve">主要瓶颈有四类。EV</w:t>
-      </w:r>
-      <w:r>
-        <w:t xml:space="preserve"> </w:t>
-      </w:r>
-      <w:r>
-        <w:rPr>
-          <w:rFonts w:hint="eastAsia"/>
-        </w:rPr>
-        <w:t xml:space="preserve">产品本身高度异质，MSC</w:t>
-      </w:r>
-      <w:r>
-        <w:t xml:space="preserve"> </w:t>
-      </w:r>
-      <w:r>
-        <w:rPr>
-          <w:rFonts w:hint="eastAsia"/>
-        </w:rPr>
-        <w:t xml:space="preserve">来源、培养条件、缺氧预处理、纯化方法、粒径分布、蛋白污染、RNA</w:t>
-      </w:r>
-      <w:r>
-        <w:t xml:space="preserve"> cargo </w:t>
-      </w:r>
-      <w:r>
-        <w:rPr>
-          <w:rFonts w:hint="eastAsia"/>
-        </w:rPr>
-        <w:t xml:space="preserve">和效价检测都会影响结果。剂量单位仍不统一，粒子数、蛋白量、细胞当量和功能效价之间缺少换算。安全性评估也不能只看急性毒性，还要覆盖促凝、促血管生成、免疫耐受过度、潜在促肿瘤和感染载体风险。机器灌注研究则常受限于样本量小、器官来源不均一和灌注参数差异大，跨研究比较并不容易。</w:t>
-      </w:r>
-    </w:p>
-    <w:p>
-      <w:pPr>
-        <w:pStyle w:val="BodyText"/>
-      </w:pPr>
-      <w:r>
-        <w:rPr>
-          <w:rFonts w:hint="eastAsia"/>
-        </w:rPr>
-        <w:t xml:space="preserve">还有一点容易被低估：EV</w:t>
-      </w:r>
-      <w:r>
-        <w:t xml:space="preserve"> </w:t>
-      </w:r>
-      <w:r>
-        <w:rPr>
-          <w:rFonts w:hint="eastAsia"/>
-        </w:rPr>
-        <w:t xml:space="preserve">可能同时是治疗物和生物标志物。如果治疗性</w:t>
-      </w:r>
-      <w:r>
-        <w:t xml:space="preserve"> EV </w:t>
-      </w:r>
-      <w:r>
-        <w:rPr>
-          <w:rFonts w:hint="eastAsia"/>
-        </w:rPr>
-        <w:t xml:space="preserve">改变了灌注液</w:t>
-      </w:r>
-      <w:r>
-        <w:t xml:space="preserve"> EV </w:t>
-      </w:r>
-      <w:r>
-        <w:rPr>
-          <w:rFonts w:hint="eastAsia"/>
-        </w:rPr>
-        <w:t xml:space="preserve">谱，后续以</w:t>
-      </w:r>
-      <w:r>
-        <w:t xml:space="preserve"> EV </w:t>
-      </w:r>
-      <w:r>
-        <w:rPr>
-          <w:rFonts w:hint="eastAsia"/>
-        </w:rPr>
-        <w:t xml:space="preserve">作为质量读数时就必须区分内源性释放和外源性给药残留。未来研究需要把可追踪标签、单囊泡分析和组织空间组学纳入方案，否则很难证明治疗性</w:t>
-      </w:r>
-      <w:r>
-        <w:t xml:space="preserve"> EV </w:t>
-      </w:r>
-      <w:r>
-        <w:rPr>
-          <w:rFonts w:hint="eastAsia"/>
-        </w:rPr>
-        <w:t xml:space="preserve">到达了正确细胞并产生了预期效应。</w:t>
-      </w:r>
-    </w:p>
-    <w:bookmarkEnd w:id="14"/>
-    <w:bookmarkStart w:id="15" w:name="展望未来-3-5-年研究方向"/>
+    <w:bookmarkEnd w:id="16"/>
+    <w:bookmarkStart w:id="17" w:name="展望未来-3-5-年研究方向"/>
     <w:p>
       <w:pPr>
         <w:pStyle w:val="Heading2"/>
@@ -1705,8 +4295,83 @@
         <w:t xml:space="preserve">和组织损伤，而不是过早追求长期生存差异。</w:t>
       </w:r>
     </w:p>
-    <w:bookmarkEnd w:id="15"/>
-    <w:bookmarkStart w:id="197" w:name="结论"/>
+    <w:p>
+      <w:pPr>
+        <w:pStyle w:val="Compact"/>
+        <w:numPr>
+          <w:ilvl w:val="0"/>
+          <w:numId w:val="1001"/>
+        </w:numPr>
+      </w:pPr>
+      <w:r>
+        <w:rPr>
+          <w:rFonts w:hint="eastAsia"/>
+        </w:rPr>
+        <w:t xml:space="preserve">把灌注模式纳入适应证标签。同一种</w:t>
+      </w:r>
+      <w:r>
+        <w:t xml:space="preserve"> EV </w:t>
+      </w:r>
+      <w:r>
+        <w:rPr>
+          <w:rFonts w:hint="eastAsia"/>
+        </w:rPr>
+        <w:t xml:space="preserve">产品在</w:t>
+      </w:r>
+      <w:r>
+        <w:t xml:space="preserve"> HOPE、NMP </w:t>
+      </w:r>
+      <w:r>
+        <w:rPr>
+          <w:rFonts w:hint="eastAsia"/>
+        </w:rPr>
+        <w:t xml:space="preserve">和控制性复温中的暴露、摄取和风险不同，未来试验应把温度、氧合、灌注液、给药时点和洗脱策略写入方案，而不是笼统描述为“机器灌注给药”。</w:t>
+      </w:r>
+    </w:p>
+    <w:p>
+      <w:pPr>
+        <w:pStyle w:val="Compact"/>
+        <w:numPr>
+          <w:ilvl w:val="0"/>
+          <w:numId w:val="1001"/>
+        </w:numPr>
+      </w:pPr>
+      <w:r>
+        <w:rPr>
+          <w:rFonts w:hint="eastAsia"/>
+        </w:rPr>
+        <w:t xml:space="preserve">发展内源性</w:t>
+      </w:r>
+      <w:r>
+        <w:t xml:space="preserve"> EV </w:t>
+      </w:r>
+      <w:r>
+        <w:rPr>
+          <w:rFonts w:hint="eastAsia"/>
+        </w:rPr>
+        <w:t xml:space="preserve">与外源性</w:t>
+      </w:r>
+      <w:r>
+        <w:t xml:space="preserve"> EV </w:t>
+      </w:r>
+      <w:r>
+        <w:rPr>
+          <w:rFonts w:hint="eastAsia"/>
+        </w:rPr>
+        <w:t xml:space="preserve">的区分工具。可追踪膜标签、物种特异核酸、单囊泡蛋白组、空间转录组和组织成像应成为关键临床前证据，用来证明治疗性</w:t>
+      </w:r>
+      <w:r>
+        <w:t xml:space="preserve"> EV </w:t>
+      </w:r>
+      <w:r>
+        <w:rPr>
+          <w:rFonts w:hint="eastAsia"/>
+        </w:rPr>
+        <w:t xml:space="preserve">的靶细胞、停留时间和下游效应。</w:t>
+      </w:r>
+    </w:p>
+    <w:bookmarkEnd w:id="17"/>
+    <w:bookmarkStart w:id="199" w:name="结论"/>
     <w:p>
       <w:pPr>
         <w:pStyle w:val="Heading2"/>
@@ -1747,7 +4412,7 @@
         <w:rPr>
           <w:rFonts w:hint="eastAsia"/>
         </w:rPr>
-        <w:t xml:space="preserve">提供可塑的信号载体和治疗载体。短期内，灌注液</w:t>
+        <w:t xml:space="preserve">提供可塑的信号载体、治疗载体和机制探针。短期内，灌注液</w:t>
       </w:r>
       <w:r>
         <w:t xml:space="preserve"> EV/miRNA </w:t>
@@ -1765,7 +4430,7 @@
         <w:rPr>
           <w:rFonts w:hint="eastAsia"/>
         </w:rPr>
-        <w:t xml:space="preserve">治疗更快进入临床决策；中期看，标准化</w:t>
+        <w:t xml:space="preserve">治疗更快进入临床决策，因为它直接服务于器官取舍、风险分层和术后监测。中期看，标准化</w:t>
       </w:r>
       <w:r>
         <w:t xml:space="preserve"> EV </w:t>
@@ -1774,11 +4439,29 @@
         <w:rPr>
           <w:rFonts w:hint="eastAsia"/>
         </w:rPr>
-        <w:t xml:space="preserve">产品与灌注期联合干预有望成为边缘供体器官修复的重要方向。这个领域能否走得稳，取决于能否把抗炎叙事转化为可计量、可重复、可监管，并且真正改变移植决策的证据链。</w:t>
-      </w:r>
-    </w:p>
-    <w:bookmarkStart w:id="196" w:name="refs"/>
-    <w:bookmarkStart w:id="17" w:name="ref-howtobest2023"/>
+        <w:t xml:space="preserve">产品与灌注期联合干预有望成为边缘供体器官修复的重要方向，但前提是明确</w:t>
+      </w:r>
+      <w:r>
+        <w:t xml:space="preserve"> EV </w:t>
+      </w:r>
+      <w:r>
+        <w:rPr>
+          <w:rFonts w:hint="eastAsia"/>
+        </w:rPr>
+        <w:t xml:space="preserve">来源、cargo、效价、给药窗口、器官内分布和长期免疫后果。这个领域能否走得稳，取决于能否把抗炎叙事转化为可计量、可重复、可监管，并且真正改变移植决策的证据链；也取决于研究者能否把</w:t>
+      </w:r>
+      <w:r>
+        <w:t xml:space="preserve"> HOPE、NMP </w:t>
+      </w:r>
+      <w:r>
+        <w:rPr>
+          <w:rFonts w:hint="eastAsia"/>
+        </w:rPr>
+        <w:t xml:space="preserve">和控制性复温视为不同药理环境，而不是同一个“离体平台”的不同名称。</w:t>
+      </w:r>
+    </w:p>
+    <w:bookmarkStart w:id="198" w:name="refs"/>
+    <w:bookmarkStart w:id="19" w:name="ref-howtobest2023"/>
     <w:p>
       <w:pPr>
         <w:pStyle w:val="Bibliography"/>
@@ -1832,7 +4515,7 @@
       <w:r>
         <w:t xml:space="preserve"> </w:t>
       </w:r>
-      <w:hyperlink r:id="rId16">
+      <w:hyperlink r:id="rId18">
         <w:r>
           <w:rPr>
             <w:rStyle w:val="Hyperlink"/>
@@ -1844,8 +4527,8 @@
         <w:t xml:space="preserve">.</w:t>
       </w:r>
     </w:p>
-    <w:bookmarkEnd w:id="17"/>
-    <w:bookmarkStart w:id="19" w:name="ref-mesenchymalstromalcells2023"/>
+    <w:bookmarkEnd w:id="19"/>
+    <w:bookmarkStart w:id="21" w:name="ref-mesenchymalstromalcells2023"/>
     <w:p>
       <w:pPr>
         <w:pStyle w:val="Bibliography"/>
@@ -1899,7 +4582,7 @@
       <w:r>
         <w:t xml:space="preserve"> </w:t>
       </w:r>
-      <w:hyperlink r:id="rId18">
+      <w:hyperlink r:id="rId20">
         <w:r>
           <w:rPr>
             <w:rStyle w:val="Hyperlink"/>
@@ -1911,8 +4594,8 @@
         <w:t xml:space="preserve">.</w:t>
       </w:r>
     </w:p>
-    <w:bookmarkEnd w:id="19"/>
-    <w:bookmarkStart w:id="21" w:name="ref-exvivomesenchymal2021"/>
+    <w:bookmarkEnd w:id="21"/>
+    <w:bookmarkStart w:id="23" w:name="ref-exvivomesenchymal2021"/>
     <w:p>
       <w:pPr>
         <w:pStyle w:val="Bibliography"/>
@@ -1966,7 +4649,7 @@
       <w:r>
         <w:t xml:space="preserve"> </w:t>
       </w:r>
-      <w:hyperlink r:id="rId20">
+      <w:hyperlink r:id="rId22">
         <w:r>
           <w:rPr>
             <w:rStyle w:val="Hyperlink"/>
@@ -1978,8 +4661,8 @@
         <w:t xml:space="preserve">.</w:t>
       </w:r>
     </w:p>
-    <w:bookmarkEnd w:id="21"/>
-    <w:bookmarkStart w:id="23" w:name="ref-editorialgraftpreservation2024"/>
+    <w:bookmarkEnd w:id="23"/>
+    <w:bookmarkStart w:id="25" w:name="ref-editorialgraftpreservation2024"/>
     <w:p>
       <w:pPr>
         <w:pStyle w:val="Bibliography"/>
@@ -2033,7 +4716,7 @@
       <w:r>
         <w:t xml:space="preserve"> </w:t>
       </w:r>
-      <w:hyperlink r:id="rId22">
+      <w:hyperlink r:id="rId24">
         <w:r>
           <w:rPr>
             <w:rStyle w:val="Hyperlink"/>
@@ -2045,8 +4728,8 @@
         <w:t xml:space="preserve">.</w:t>
       </w:r>
     </w:p>
-    <w:bookmarkEnd w:id="23"/>
-    <w:bookmarkStart w:id="25" w:name="ref-newperspectiveson2022"/>
+    <w:bookmarkEnd w:id="25"/>
+    <w:bookmarkStart w:id="27" w:name="ref-newperspectiveson2022"/>
     <w:p>
       <w:pPr>
         <w:pStyle w:val="Bibliography"/>
@@ -2100,7 +4783,7 @@
       <w:r>
         <w:t xml:space="preserve"> </w:t>
       </w:r>
-      <w:hyperlink r:id="rId24">
+      <w:hyperlink r:id="rId26">
         <w:r>
           <w:rPr>
             <w:rStyle w:val="Hyperlink"/>
@@ -2112,8 +4795,8 @@
         <w:t xml:space="preserve">.</w:t>
       </w:r>
     </w:p>
-    <w:bookmarkEnd w:id="25"/>
-    <w:bookmarkStart w:id="27" w:name="ref-humanliverstem2021"/>
+    <w:bookmarkEnd w:id="27"/>
+    <w:bookmarkStart w:id="29" w:name="ref-humanliverstem2021"/>
     <w:p>
       <w:pPr>
         <w:pStyle w:val="Bibliography"/>
@@ -2167,7 +4850,7 @@
       <w:r>
         <w:t xml:space="preserve"> </w:t>
       </w:r>
-      <w:hyperlink r:id="rId26">
+      <w:hyperlink r:id="rId28">
         <w:r>
           <w:rPr>
             <w:rStyle w:val="Hyperlink"/>
@@ -2179,8 +4862,8 @@
         <w:t xml:space="preserve">.</w:t>
       </w:r>
     </w:p>
-    <w:bookmarkEnd w:id="27"/>
-    <w:bookmarkStart w:id="29" w:name="ref-dynamicconditioningof2024"/>
+    <w:bookmarkEnd w:id="29"/>
+    <w:bookmarkStart w:id="31" w:name="ref-dynamicconditioningof2024"/>
     <w:p>
       <w:pPr>
         <w:pStyle w:val="Bibliography"/>
@@ -2234,7 +4917,7 @@
       <w:r>
         <w:t xml:space="preserve"> </w:t>
       </w:r>
-      <w:hyperlink r:id="rId28">
+      <w:hyperlink r:id="rId30">
         <w:r>
           <w:rPr>
             <w:rStyle w:val="Hyperlink"/>
@@ -2246,8 +4929,8 @@
         <w:t xml:space="preserve">.</w:t>
       </w:r>
     </w:p>
-    <w:bookmarkEnd w:id="29"/>
-    <w:bookmarkStart w:id="31" w:name="ref-ho1bmmsc2021"/>
+    <w:bookmarkEnd w:id="31"/>
+    <w:bookmarkStart w:id="33" w:name="ref-ho1bmmsc2021"/>
     <w:p>
       <w:pPr>
         <w:pStyle w:val="Bibliography"/>
@@ -2301,7 +4984,7 @@
       <w:r>
         <w:t xml:space="preserve"> </w:t>
       </w:r>
-      <w:hyperlink r:id="rId30">
+      <w:hyperlink r:id="rId32">
         <w:r>
           <w:rPr>
             <w:rStyle w:val="Hyperlink"/>
@@ -2313,8 +4996,8 @@
         <w:t xml:space="preserve">.</w:t>
       </w:r>
     </w:p>
-    <w:bookmarkEnd w:id="31"/>
-    <w:bookmarkStart w:id="33" w:name="ref-mesenchymalstemcell2022"/>
+    <w:bookmarkEnd w:id="33"/>
+    <w:bookmarkStart w:id="35" w:name="ref-mesenchymalstemcell2022"/>
     <w:p>
       <w:pPr>
         <w:pStyle w:val="Bibliography"/>
@@ -2368,7 +5051,7 @@
       <w:r>
         <w:t xml:space="preserve"> </w:t>
       </w:r>
-      <w:hyperlink r:id="rId32">
+      <w:hyperlink r:id="rId34">
         <w:r>
           <w:rPr>
             <w:rStyle w:val="Hyperlink"/>
@@ -2380,8 +5063,8 @@
         <w:t xml:space="preserve">.</w:t>
       </w:r>
     </w:p>
-    <w:bookmarkEnd w:id="33"/>
-    <w:bookmarkStart w:id="35" w:name="ref-molecularimmunemonitoring2023"/>
+    <w:bookmarkEnd w:id="35"/>
+    <w:bookmarkStart w:id="37" w:name="ref-molecularimmunemonitoring2023"/>
     <w:p>
       <w:pPr>
         <w:pStyle w:val="Bibliography"/>
@@ -2435,7 +5118,7 @@
       <w:r>
         <w:t xml:space="preserve"> </w:t>
       </w:r>
-      <w:hyperlink r:id="rId34">
+      <w:hyperlink r:id="rId36">
         <w:r>
           <w:rPr>
             <w:rStyle w:val="Hyperlink"/>
@@ -2447,8 +5130,8 @@
         <w:t xml:space="preserve">.</w:t>
       </w:r>
     </w:p>
-    <w:bookmarkEnd w:id="35"/>
-    <w:bookmarkStart w:id="37" w:name="ref-oneshoottwo2022"/>
+    <w:bookmarkEnd w:id="37"/>
+    <w:bookmarkStart w:id="39" w:name="ref-oneshoottwo2022"/>
     <w:p>
       <w:pPr>
         <w:pStyle w:val="Bibliography"/>
@@ -2502,7 +5185,7 @@
       <w:r>
         <w:t xml:space="preserve"> </w:t>
       </w:r>
-      <w:hyperlink r:id="rId36">
+      <w:hyperlink r:id="rId38">
         <w:r>
           <w:rPr>
             <w:rStyle w:val="Hyperlink"/>
@@ -2514,8 +5197,8 @@
         <w:t xml:space="preserve">.</w:t>
       </w:r>
     </w:p>
-    <w:bookmarkEnd w:id="37"/>
-    <w:bookmarkStart w:id="39" w:name="ref-mitochondrialmetabolismand2024"/>
+    <w:bookmarkEnd w:id="39"/>
+    <w:bookmarkStart w:id="41" w:name="ref-mitochondrialmetabolismand2024"/>
     <w:p>
       <w:pPr>
         <w:pStyle w:val="Bibliography"/>
@@ -2569,7 +5252,7 @@
       <w:r>
         <w:t xml:space="preserve"> </w:t>
       </w:r>
-      <w:hyperlink r:id="rId38">
+      <w:hyperlink r:id="rId40">
         <w:r>
           <w:rPr>
             <w:rStyle w:val="Hyperlink"/>
@@ -2581,8 +5264,8 @@
         <w:t xml:space="preserve">.</w:t>
       </w:r>
     </w:p>
-    <w:bookmarkEnd w:id="39"/>
-    <w:bookmarkStart w:id="41" w:name="ref-rationalefortargeting2025"/>
+    <w:bookmarkEnd w:id="41"/>
+    <w:bookmarkStart w:id="43" w:name="ref-rationalefortargeting2025"/>
     <w:p>
       <w:pPr>
         <w:pStyle w:val="Bibliography"/>
@@ -2636,7 +5319,7 @@
       <w:r>
         <w:t xml:space="preserve"> </w:t>
       </w:r>
-      <w:hyperlink r:id="rId40">
+      <w:hyperlink r:id="rId42">
         <w:r>
           <w:rPr>
             <w:rStyle w:val="Hyperlink"/>
@@ -2648,8 +5331,8 @@
         <w:t xml:space="preserve">.</w:t>
       </w:r>
     </w:p>
-    <w:bookmarkEnd w:id="41"/>
-    <w:bookmarkStart w:id="43" w:name="ref-focusingonischemic2024"/>
+    <w:bookmarkEnd w:id="43"/>
+    <w:bookmarkStart w:id="45" w:name="ref-focusingonischemic2024"/>
     <w:p>
       <w:pPr>
         <w:pStyle w:val="Bibliography"/>
@@ -2703,7 +5386,7 @@
       <w:r>
         <w:t xml:space="preserve"> </w:t>
       </w:r>
-      <w:hyperlink r:id="rId42">
+      <w:hyperlink r:id="rId44">
         <w:r>
           <w:rPr>
             <w:rStyle w:val="Hyperlink"/>
@@ -2715,8 +5398,8 @@
         <w:t xml:space="preserve">.</w:t>
       </w:r>
     </w:p>
-    <w:bookmarkEnd w:id="43"/>
-    <w:bookmarkStart w:id="45" w:name="ref-aproofof2025"/>
+    <w:bookmarkEnd w:id="45"/>
+    <w:bookmarkStart w:id="47" w:name="ref-aproofof2025"/>
     <w:p>
       <w:pPr>
         <w:pStyle w:val="Bibliography"/>
@@ -2770,7 +5453,7 @@
       <w:r>
         <w:t xml:space="preserve"> </w:t>
       </w:r>
-      <w:hyperlink r:id="rId44">
+      <w:hyperlink r:id="rId46">
         <w:r>
           <w:rPr>
             <w:rStyle w:val="Hyperlink"/>
@@ -2782,8 +5465,8 @@
         <w:t xml:space="preserve">.</w:t>
       </w:r>
     </w:p>
-    <w:bookmarkEnd w:id="45"/>
-    <w:bookmarkStart w:id="47" w:name="ref-therapeuticapplicationof2022"/>
+    <w:bookmarkEnd w:id="47"/>
+    <w:bookmarkStart w:id="49" w:name="ref-therapeuticapplicationof2022"/>
     <w:p>
       <w:pPr>
         <w:pStyle w:val="Bibliography"/>
@@ -2837,7 +5520,7 @@
       <w:r>
         <w:t xml:space="preserve"> </w:t>
       </w:r>
-      <w:hyperlink r:id="rId46">
+      <w:hyperlink r:id="rId48">
         <w:r>
           <w:rPr>
             <w:rStyle w:val="Hyperlink"/>
@@ -2849,8 +5532,8 @@
         <w:t xml:space="preserve">.</w:t>
       </w:r>
     </w:p>
-    <w:bookmarkEnd w:id="47"/>
-    <w:bookmarkStart w:id="49" w:name="ref-immunomodulatoryandregenerative2021"/>
+    <w:bookmarkEnd w:id="49"/>
+    <w:bookmarkStart w:id="51" w:name="ref-immunomodulatoryandregenerative2021"/>
     <w:p>
       <w:pPr>
         <w:pStyle w:val="Bibliography"/>
@@ -2904,7 +5587,7 @@
       <w:r>
         <w:t xml:space="preserve"> </w:t>
       </w:r>
-      <w:hyperlink r:id="rId48">
+      <w:hyperlink r:id="rId50">
         <w:r>
           <w:rPr>
             <w:rStyle w:val="Hyperlink"/>
@@ -2916,8 +5599,8 @@
         <w:t xml:space="preserve">.</w:t>
       </w:r>
     </w:p>
-    <w:bookmarkEnd w:id="49"/>
-    <w:bookmarkStart w:id="51" w:name="ref-systematicreviewof2024"/>
+    <w:bookmarkEnd w:id="51"/>
+    <w:bookmarkStart w:id="53" w:name="ref-systematicreviewof2024"/>
     <w:p>
       <w:pPr>
         <w:pStyle w:val="Bibliography"/>
@@ -2971,7 +5654,7 @@
       <w:r>
         <w:t xml:space="preserve"> </w:t>
       </w:r>
-      <w:hyperlink r:id="rId50">
+      <w:hyperlink r:id="rId52">
         <w:r>
           <w:rPr>
             <w:rStyle w:val="Hyperlink"/>
@@ -2983,8 +5666,8 @@
         <w:t xml:space="preserve">.</w:t>
       </w:r>
     </w:p>
-    <w:bookmarkEnd w:id="51"/>
-    <w:bookmarkStart w:id="53" w:name="ref-cellularandmolecular2024"/>
+    <w:bookmarkEnd w:id="53"/>
+    <w:bookmarkStart w:id="55" w:name="ref-cellularandmolecular2024"/>
     <w:p>
       <w:pPr>
         <w:pStyle w:val="Bibliography"/>
@@ -3029,7 +5712,7 @@
       <w:r>
         <w:t xml:space="preserve"> </w:t>
       </w:r>
-      <w:hyperlink r:id="rId52">
+      <w:hyperlink r:id="rId54">
         <w:r>
           <w:rPr>
             <w:rStyle w:val="Hyperlink"/>
@@ -3041,8 +5724,8 @@
         <w:t xml:space="preserve">.</w:t>
       </w:r>
     </w:p>
-    <w:bookmarkEnd w:id="53"/>
-    <w:bookmarkStart w:id="55" w:name="ref-currentevidenceand2023"/>
+    <w:bookmarkEnd w:id="55"/>
+    <w:bookmarkStart w:id="57" w:name="ref-currentevidenceand2023"/>
     <w:p>
       <w:pPr>
         <w:pStyle w:val="Bibliography"/>
@@ -3096,7 +5779,7 @@
       <w:r>
         <w:t xml:space="preserve"> </w:t>
       </w:r>
-      <w:hyperlink r:id="rId54">
+      <w:hyperlink r:id="rId56">
         <w:r>
           <w:rPr>
             <w:rStyle w:val="Hyperlink"/>
@@ -3108,8 +5791,8 @@
         <w:t xml:space="preserve">.</w:t>
       </w:r>
     </w:p>
-    <w:bookmarkEnd w:id="55"/>
-    <w:bookmarkStart w:id="57" w:name="ref-renaldeliveryof2021"/>
+    <w:bookmarkEnd w:id="57"/>
+    <w:bookmarkStart w:id="59" w:name="ref-renaldeliveryof2021"/>
     <w:p>
       <w:pPr>
         <w:pStyle w:val="Bibliography"/>
@@ -3163,7 +5846,7 @@
       <w:r>
         <w:t xml:space="preserve"> </w:t>
       </w:r>
-      <w:hyperlink r:id="rId56">
+      <w:hyperlink r:id="rId58">
         <w:r>
           <w:rPr>
             <w:rStyle w:val="Hyperlink"/>
@@ -3175,8 +5858,8 @@
         <w:t xml:space="preserve">.</w:t>
       </w:r>
     </w:p>
-    <w:bookmarkEnd w:id="57"/>
-    <w:bookmarkStart w:id="59" w:name="ref-targetingprematurerenal2021"/>
+    <w:bookmarkEnd w:id="59"/>
+    <w:bookmarkStart w:id="61" w:name="ref-targetingprematurerenal2021"/>
     <w:p>
       <w:pPr>
         <w:pStyle w:val="Bibliography"/>
@@ -3230,7 +5913,7 @@
       <w:r>
         <w:t xml:space="preserve"> </w:t>
       </w:r>
-      <w:hyperlink r:id="rId58">
+      <w:hyperlink r:id="rId60">
         <w:r>
           <w:rPr>
             <w:rStyle w:val="Hyperlink"/>
@@ -3242,8 +5925,8 @@
         <w:t xml:space="preserve">.</w:t>
       </w:r>
     </w:p>
-    <w:bookmarkEnd w:id="59"/>
-    <w:bookmarkStart w:id="61" w:name="ref-mesenchymalstemcell2023"/>
+    <w:bookmarkEnd w:id="61"/>
+    <w:bookmarkStart w:id="63" w:name="ref-mesenchymalstemcell2023"/>
     <w:p>
       <w:pPr>
         <w:pStyle w:val="Bibliography"/>
@@ -3297,7 +5980,7 @@
       <w:r>
         <w:t xml:space="preserve"> </w:t>
       </w:r>
-      <w:hyperlink r:id="rId60">
+      <w:hyperlink r:id="rId62">
         <w:r>
           <w:rPr>
             <w:rStyle w:val="Hyperlink"/>
@@ -3309,8 +5992,8 @@
         <w:t xml:space="preserve">.</w:t>
       </w:r>
     </w:p>
-    <w:bookmarkEnd w:id="61"/>
-    <w:bookmarkStart w:id="63" w:name="ref-myocardialischemiareperfusion2021"/>
+    <w:bookmarkEnd w:id="63"/>
+    <w:bookmarkStart w:id="65" w:name="ref-myocardialischemiareperfusion2021"/>
     <w:p>
       <w:pPr>
         <w:pStyle w:val="Bibliography"/>
@@ -3364,7 +6047,7 @@
       <w:r>
         <w:t xml:space="preserve"> </w:t>
       </w:r>
-      <w:hyperlink r:id="rId62">
+      <w:hyperlink r:id="rId64">
         <w:r>
           <w:rPr>
             <w:rStyle w:val="Hyperlink"/>
@@ -3376,8 +6059,8 @@
         <w:t xml:space="preserve">.</w:t>
       </w:r>
     </w:p>
-    <w:bookmarkEnd w:id="63"/>
-    <w:bookmarkStart w:id="65" w:name="ref-organrepairand2023"/>
+    <w:bookmarkEnd w:id="65"/>
+    <w:bookmarkStart w:id="67" w:name="ref-organrepairand2023"/>
     <w:p>
       <w:pPr>
         <w:pStyle w:val="Bibliography"/>
@@ -3431,7 +6114,7 @@
       <w:r>
         <w:t xml:space="preserve"> </w:t>
       </w:r>
-      <w:hyperlink r:id="rId64">
+      <w:hyperlink r:id="rId66">
         <w:r>
           <w:rPr>
             <w:rStyle w:val="Hyperlink"/>
@@ -3443,8 +6126,8 @@
         <w:t xml:space="preserve">.</w:t>
       </w:r>
     </w:p>
-    <w:bookmarkEnd w:id="65"/>
-    <w:bookmarkStart w:id="67" w:name="ref-theroleof2021"/>
+    <w:bookmarkEnd w:id="67"/>
+    <w:bookmarkStart w:id="69" w:name="ref-theroleof2021"/>
     <w:p>
       <w:pPr>
         <w:pStyle w:val="Bibliography"/>
@@ -3489,7 +6172,7 @@
       <w:r>
         <w:t xml:space="preserve"> </w:t>
       </w:r>
-      <w:hyperlink r:id="rId66">
+      <w:hyperlink r:id="rId68">
         <w:r>
           <w:rPr>
             <w:rStyle w:val="Hyperlink"/>
@@ -3501,8 +6184,8 @@
         <w:t xml:space="preserve">.</w:t>
       </w:r>
     </w:p>
-    <w:bookmarkEnd w:id="67"/>
-    <w:bookmarkStart w:id="69" w:name="ref-agingandaging2022"/>
+    <w:bookmarkEnd w:id="69"/>
+    <w:bookmarkStart w:id="71" w:name="ref-agingandaging2022"/>
     <w:p>
       <w:pPr>
         <w:pStyle w:val="Bibliography"/>
@@ -3556,7 +6239,7 @@
       <w:r>
         <w:t xml:space="preserve"> </w:t>
       </w:r>
-      <w:hyperlink r:id="rId68">
+      <w:hyperlink r:id="rId70">
         <w:r>
           <w:rPr>
             <w:rStyle w:val="Hyperlink"/>
@@ -3568,8 +6251,8 @@
         <w:t xml:space="preserve">.</w:t>
       </w:r>
     </w:p>
-    <w:bookmarkEnd w:id="69"/>
-    <w:bookmarkStart w:id="71" w:name="ref-mesenchymalstemcell2021"/>
+    <w:bookmarkEnd w:id="71"/>
+    <w:bookmarkStart w:id="73" w:name="ref-mesenchymalstemcell2021"/>
     <w:p>
       <w:pPr>
         <w:pStyle w:val="Bibliography"/>
@@ -3623,7 +6306,7 @@
       <w:r>
         <w:t xml:space="preserve"> </w:t>
       </w:r>
-      <w:hyperlink r:id="rId70">
+      <w:hyperlink r:id="rId72">
         <w:r>
           <w:rPr>
             <w:rStyle w:val="Hyperlink"/>
@@ -3635,8 +6318,8 @@
         <w:t xml:space="preserve">.</w:t>
       </w:r>
     </w:p>
-    <w:bookmarkEnd w:id="71"/>
-    <w:bookmarkStart w:id="73" w:name="ref-thesecretionprofile2022"/>
+    <w:bookmarkEnd w:id="73"/>
+    <w:bookmarkStart w:id="75" w:name="ref-thesecretionprofile2022"/>
     <w:p>
       <w:pPr>
         <w:pStyle w:val="Bibliography"/>
@@ -3690,7 +6373,7 @@
       <w:r>
         <w:t xml:space="preserve"> </w:t>
       </w:r>
-      <w:hyperlink r:id="rId72">
+      <w:hyperlink r:id="rId74">
         <w:r>
           <w:rPr>
             <w:rStyle w:val="Hyperlink"/>
@@ -3702,8 +6385,8 @@
         <w:t xml:space="preserve">.</w:t>
       </w:r>
     </w:p>
-    <w:bookmarkEnd w:id="73"/>
-    <w:bookmarkStart w:id="75" w:name="ref-perfusiontechniquesin2024"/>
+    <w:bookmarkEnd w:id="75"/>
+    <w:bookmarkStart w:id="77" w:name="ref-perfusiontechniquesin2024"/>
     <w:p>
       <w:pPr>
         <w:pStyle w:val="Bibliography"/>
@@ -3757,7 +6440,7 @@
       <w:r>
         <w:t xml:space="preserve"> </w:t>
       </w:r>
-      <w:hyperlink r:id="rId74">
+      <w:hyperlink r:id="rId76">
         <w:r>
           <w:rPr>
             <w:rStyle w:val="Hyperlink"/>
@@ -3769,8 +6452,8 @@
         <w:t xml:space="preserve">.</w:t>
       </w:r>
     </w:p>
-    <w:bookmarkEnd w:id="75"/>
-    <w:bookmarkStart w:id="77" w:name="ref-mesenchymalstemstromal2021"/>
+    <w:bookmarkEnd w:id="77"/>
+    <w:bookmarkStart w:id="79" w:name="ref-mesenchymalstemstromal2021"/>
     <w:p>
       <w:pPr>
         <w:pStyle w:val="Bibliography"/>
@@ -3824,7 +6507,7 @@
       <w:r>
         <w:t xml:space="preserve"> </w:t>
       </w:r>
-      <w:hyperlink r:id="rId76">
+      <w:hyperlink r:id="rId78">
         <w:r>
           <w:rPr>
             <w:rStyle w:val="Hyperlink"/>
@@ -3836,8 +6519,8 @@
         <w:t xml:space="preserve">.</w:t>
       </w:r>
     </w:p>
-    <w:bookmarkEnd w:id="77"/>
-    <w:bookmarkStart w:id="79" w:name="ref-neuroprotectivestrategiesfor2023"/>
+    <w:bookmarkEnd w:id="79"/>
+    <w:bookmarkStart w:id="81" w:name="ref-neuroprotectivestrategiesfor2023"/>
     <w:p>
       <w:pPr>
         <w:pStyle w:val="Bibliography"/>
@@ -3891,7 +6574,7 @@
       <w:r>
         <w:t xml:space="preserve"> </w:t>
       </w:r>
-      <w:hyperlink r:id="rId78">
+      <w:hyperlink r:id="rId80">
         <w:r>
           <w:rPr>
             <w:rStyle w:val="Hyperlink"/>
@@ -3903,8 +6586,8 @@
         <w:t xml:space="preserve">.</w:t>
       </w:r>
     </w:p>
-    <w:bookmarkEnd w:id="79"/>
-    <w:bookmarkStart w:id="81" w:name="ref-improvingtheischemia2022"/>
+    <w:bookmarkEnd w:id="81"/>
+    <w:bookmarkStart w:id="83" w:name="ref-improvingtheischemia2022"/>
     <w:p>
       <w:pPr>
         <w:pStyle w:val="Bibliography"/>
@@ -3958,7 +6641,7 @@
       <w:r>
         <w:t xml:space="preserve"> </w:t>
       </w:r>
-      <w:hyperlink r:id="rId80">
+      <w:hyperlink r:id="rId82">
         <w:r>
           <w:rPr>
             <w:rStyle w:val="Hyperlink"/>
@@ -3970,8 +6653,8 @@
         <w:t xml:space="preserve">.</w:t>
       </w:r>
     </w:p>
-    <w:bookmarkEnd w:id="81"/>
-    <w:bookmarkStart w:id="83" w:name="ref-targetingmitochondrialquality2024"/>
+    <w:bookmarkEnd w:id="83"/>
+    <w:bookmarkStart w:id="85" w:name="ref-targetingmitochondrialquality2024"/>
     <w:p>
       <w:pPr>
         <w:pStyle w:val="Bibliography"/>
@@ -4025,7 +6708,7 @@
       <w:r>
         <w:t xml:space="preserve"> </w:t>
       </w:r>
-      <w:hyperlink r:id="rId82">
+      <w:hyperlink r:id="rId84">
         <w:r>
           <w:rPr>
             <w:rStyle w:val="Hyperlink"/>
@@ -4037,8 +6720,8 @@
         <w:t xml:space="preserve">.</w:t>
       </w:r>
     </w:p>
-    <w:bookmarkEnd w:id="83"/>
-    <w:bookmarkStart w:id="85" w:name="ref-comparisonbetweenterminal2023"/>
+    <w:bookmarkEnd w:id="85"/>
+    <w:bookmarkStart w:id="87" w:name="ref-comparisonbetweenterminal2023"/>
     <w:p>
       <w:pPr>
         <w:pStyle w:val="Bibliography"/>
@@ -4092,7 +6775,7 @@
       <w:r>
         <w:t xml:space="preserve"> </w:t>
       </w:r>
-      <w:hyperlink r:id="rId84">
+      <w:hyperlink r:id="rId86">
         <w:r>
           <w:rPr>
             <w:rStyle w:val="Hyperlink"/>
@@ -4104,8 +6787,8 @@
         <w:t xml:space="preserve">.</w:t>
       </w:r>
     </w:p>
-    <w:bookmarkEnd w:id="85"/>
-    <w:bookmarkStart w:id="87" w:name="ref-massspectrometrybased2023"/>
+    <w:bookmarkEnd w:id="87"/>
+    <w:bookmarkStart w:id="89" w:name="ref-massspectrometrybased2023"/>
     <w:p>
       <w:pPr>
         <w:pStyle w:val="Bibliography"/>
@@ -4159,7 +6842,7 @@
       <w:r>
         <w:t xml:space="preserve"> </w:t>
       </w:r>
-      <w:hyperlink r:id="rId86">
+      <w:hyperlink r:id="rId88">
         <w:r>
           <w:rPr>
             <w:rStyle w:val="Hyperlink"/>
@@ -4171,8 +6854,8 @@
         <w:t xml:space="preserve">.</w:t>
       </w:r>
     </w:p>
-    <w:bookmarkEnd w:id="87"/>
-    <w:bookmarkStart w:id="89" w:name="ref-kidneyfibrosisfrom2023"/>
+    <w:bookmarkEnd w:id="89"/>
+    <w:bookmarkStart w:id="91" w:name="ref-kidneyfibrosisfrom2023"/>
     <w:p>
       <w:pPr>
         <w:pStyle w:val="Bibliography"/>
@@ -4226,7 +6909,7 @@
       <w:r>
         <w:t xml:space="preserve"> </w:t>
       </w:r>
-      <w:hyperlink r:id="rId88">
+      <w:hyperlink r:id="rId90">
         <w:r>
           <w:rPr>
             <w:rStyle w:val="Hyperlink"/>
@@ -4238,8 +6921,8 @@
         <w:t xml:space="preserve">.</w:t>
       </w:r>
     </w:p>
-    <w:bookmarkEnd w:id="89"/>
-    <w:bookmarkStart w:id="91" w:name="ref-mesenchymalstemcells20211"/>
+    <w:bookmarkEnd w:id="91"/>
+    <w:bookmarkStart w:id="93" w:name="ref-mesenchymalstemcells20211"/>
     <w:p>
       <w:pPr>
         <w:pStyle w:val="Bibliography"/>
@@ -4293,7 +6976,7 @@
       <w:r>
         <w:t xml:space="preserve"> </w:t>
       </w:r>
-      <w:hyperlink r:id="rId90">
+      <w:hyperlink r:id="rId92">
         <w:r>
           <w:rPr>
             <w:rStyle w:val="Hyperlink"/>
@@ -4305,8 +6988,8 @@
         <w:t xml:space="preserve">.</w:t>
       </w:r>
     </w:p>
-    <w:bookmarkEnd w:id="91"/>
-    <w:bookmarkStart w:id="93" w:name="ref-tissueresidentlymphocytes2024"/>
+    <w:bookmarkEnd w:id="93"/>
+    <w:bookmarkStart w:id="95" w:name="ref-tissueresidentlymphocytes2024"/>
     <w:p>
       <w:pPr>
         <w:pStyle w:val="Bibliography"/>
@@ -4360,7 +7043,7 @@
       <w:r>
         <w:t xml:space="preserve"> </w:t>
       </w:r>
-      <w:hyperlink r:id="rId92">
+      <w:hyperlink r:id="rId94">
         <w:r>
           <w:rPr>
             <w:rStyle w:val="Hyperlink"/>
@@ -4372,8 +7055,8 @@
         <w:t xml:space="preserve">.</w:t>
       </w:r>
     </w:p>
-    <w:bookmarkEnd w:id="93"/>
-    <w:bookmarkStart w:id="95" w:name="ref-newtherapeuticapproaches2021"/>
+    <w:bookmarkEnd w:id="95"/>
+    <w:bookmarkStart w:id="97" w:name="ref-newtherapeuticapproaches2021"/>
     <w:p>
       <w:pPr>
         <w:pStyle w:val="Bibliography"/>
@@ -4427,7 +7110,7 @@
       <w:r>
         <w:t xml:space="preserve"> </w:t>
       </w:r>
-      <w:hyperlink r:id="rId94">
+      <w:hyperlink r:id="rId96">
         <w:r>
           <w:rPr>
             <w:rStyle w:val="Hyperlink"/>
@@ -4439,8 +7122,8 @@
         <w:t xml:space="preserve">.</w:t>
       </w:r>
     </w:p>
-    <w:bookmarkEnd w:id="95"/>
-    <w:bookmarkStart w:id="97" w:name="ref-abiomarkerframework2024"/>
+    <w:bookmarkEnd w:id="97"/>
+    <w:bookmarkStart w:id="99" w:name="ref-abiomarkerframework2024"/>
     <w:p>
       <w:pPr>
         <w:pStyle w:val="Bibliography"/>
@@ -4494,7 +7177,7 @@
       <w:r>
         <w:t xml:space="preserve"> </w:t>
       </w:r>
-      <w:hyperlink r:id="rId96">
+      <w:hyperlink r:id="rId98">
         <w:r>
           <w:rPr>
             <w:rStyle w:val="Hyperlink"/>
@@ -4506,8 +7189,8 @@
         <w:t xml:space="preserve">.</w:t>
       </w:r>
     </w:p>
-    <w:bookmarkEnd w:id="97"/>
-    <w:bookmarkStart w:id="99" w:name="ref-applicationofmesenchymal2021"/>
+    <w:bookmarkEnd w:id="99"/>
+    <w:bookmarkStart w:id="101" w:name="ref-applicationofmesenchymal2021"/>
     <w:p>
       <w:pPr>
         <w:pStyle w:val="Bibliography"/>
@@ -4561,7 +7244,7 @@
       <w:r>
         <w:t xml:space="preserve"> </w:t>
       </w:r>
-      <w:hyperlink r:id="rId98">
+      <w:hyperlink r:id="rId100">
         <w:r>
           <w:rPr>
             <w:rStyle w:val="Hyperlink"/>
@@ -4573,8 +7256,8 @@
         <w:t xml:space="preserve">.</w:t>
       </w:r>
     </w:p>
-    <w:bookmarkEnd w:id="99"/>
-    <w:bookmarkStart w:id="101" w:name="ref-mir29a3p2022"/>
+    <w:bookmarkEnd w:id="101"/>
+    <w:bookmarkStart w:id="103" w:name="ref-mir29a3p2022"/>
     <w:p>
       <w:pPr>
         <w:pStyle w:val="Bibliography"/>
@@ -4628,7 +7311,7 @@
       <w:r>
         <w:t xml:space="preserve"> </w:t>
       </w:r>
-      <w:hyperlink r:id="rId100">
+      <w:hyperlink r:id="rId102">
         <w:r>
           <w:rPr>
             <w:rStyle w:val="Hyperlink"/>
@@ -4640,8 +7323,8 @@
         <w:t xml:space="preserve">.</w:t>
       </w:r>
     </w:p>
-    <w:bookmarkEnd w:id="101"/>
-    <w:bookmarkStart w:id="103" w:name="ref-mesenchymalstemcells2022"/>
+    <w:bookmarkEnd w:id="103"/>
+    <w:bookmarkStart w:id="105" w:name="ref-mesenchymalstemcells2022"/>
     <w:p>
       <w:pPr>
         <w:pStyle w:val="Bibliography"/>
@@ -4695,7 +7378,7 @@
       <w:r>
         <w:t xml:space="preserve"> </w:t>
       </w:r>
-      <w:hyperlink r:id="rId102">
+      <w:hyperlink r:id="rId104">
         <w:r>
           <w:rPr>
             <w:rStyle w:val="Hyperlink"/>
@@ -4707,8 +7390,8 @@
         <w:t xml:space="preserve">.</w:t>
       </w:r>
     </w:p>
-    <w:bookmarkEnd w:id="103"/>
-    <w:bookmarkStart w:id="105" w:name="ref-mesenchymalstemcell20221"/>
+    <w:bookmarkEnd w:id="105"/>
+    <w:bookmarkStart w:id="107" w:name="ref-mesenchymalstemcell20221"/>
     <w:p>
       <w:pPr>
         <w:pStyle w:val="Bibliography"/>
@@ -4762,7 +7445,7 @@
       <w:r>
         <w:t xml:space="preserve"> </w:t>
       </w:r>
-      <w:hyperlink r:id="rId104">
+      <w:hyperlink r:id="rId106">
         <w:r>
           <w:rPr>
             <w:rStyle w:val="Hyperlink"/>
@@ -4774,8 +7457,8 @@
         <w:t xml:space="preserve">.</w:t>
       </w:r>
     </w:p>
-    <w:bookmarkEnd w:id="105"/>
-    <w:bookmarkStart w:id="107" w:name="ref-mechanisticinsightand2023"/>
+    <w:bookmarkEnd w:id="107"/>
+    <w:bookmarkStart w:id="109" w:name="ref-mechanisticinsightand2023"/>
     <w:p>
       <w:pPr>
         <w:pStyle w:val="Bibliography"/>
@@ -4829,7 +7512,7 @@
       <w:r>
         <w:t xml:space="preserve"> </w:t>
       </w:r>
-      <w:hyperlink r:id="rId106">
+      <w:hyperlink r:id="rId108">
         <w:r>
           <w:rPr>
             <w:rStyle w:val="Hyperlink"/>
@@ -4841,8 +7524,8 @@
         <w:t xml:space="preserve">.</w:t>
       </w:r>
     </w:p>
-    <w:bookmarkEnd w:id="107"/>
-    <w:bookmarkStart w:id="109" w:name="ref-mesenchymalstromalstem2023"/>
+    <w:bookmarkEnd w:id="109"/>
+    <w:bookmarkStart w:id="111" w:name="ref-mesenchymalstromalstem2023"/>
     <w:p>
       <w:pPr>
         <w:pStyle w:val="Bibliography"/>
@@ -4896,7 +7579,7 @@
       <w:r>
         <w:t xml:space="preserve"> </w:t>
       </w:r>
-      <w:hyperlink r:id="rId108">
+      <w:hyperlink r:id="rId110">
         <w:r>
           <w:rPr>
             <w:rStyle w:val="Hyperlink"/>
@@ -4908,8 +7591,8 @@
         <w:t xml:space="preserve">.</w:t>
       </w:r>
     </w:p>
-    <w:bookmarkEnd w:id="109"/>
-    <w:bookmarkStart w:id="111" w:name="ref-mesenchymalstemcell20211"/>
+    <w:bookmarkEnd w:id="111"/>
+    <w:bookmarkStart w:id="113" w:name="ref-mesenchymalstemcell20211"/>
     <w:p>
       <w:pPr>
         <w:pStyle w:val="Bibliography"/>
@@ -4963,7 +7646,7 @@
       <w:r>
         <w:t xml:space="preserve"> </w:t>
       </w:r>
-      <w:hyperlink r:id="rId110">
+      <w:hyperlink r:id="rId112">
         <w:r>
           <w:rPr>
             <w:rStyle w:val="Hyperlink"/>
@@ -4975,8 +7658,8 @@
         <w:t xml:space="preserve">.</w:t>
       </w:r>
     </w:p>
-    <w:bookmarkEnd w:id="111"/>
-    <w:bookmarkStart w:id="113" w:name="ref-clinicalapplicationof2022"/>
+    <w:bookmarkEnd w:id="113"/>
+    <w:bookmarkStart w:id="115" w:name="ref-clinicalapplicationof2022"/>
     <w:p>
       <w:pPr>
         <w:pStyle w:val="Bibliography"/>
@@ -5030,7 +7713,7 @@
       <w:r>
         <w:t xml:space="preserve"> </w:t>
       </w:r>
-      <w:hyperlink r:id="rId112">
+      <w:hyperlink r:id="rId114">
         <w:r>
           <w:rPr>
             <w:rStyle w:val="Hyperlink"/>
@@ -5042,8 +7725,8 @@
         <w:t xml:space="preserve">.</w:t>
       </w:r>
     </w:p>
-    <w:bookmarkEnd w:id="113"/>
-    <w:bookmarkStart w:id="115" w:name="ref-retractedarticlemesenchymal2021"/>
+    <w:bookmarkEnd w:id="115"/>
+    <w:bookmarkStart w:id="117" w:name="ref-retractedarticlemesenchymal2021"/>
     <w:p>
       <w:pPr>
         <w:pStyle w:val="Bibliography"/>
@@ -5097,7 +7780,7 @@
       <w:r>
         <w:t xml:space="preserve"> </w:t>
       </w:r>
-      <w:hyperlink r:id="rId114">
+      <w:hyperlink r:id="rId116">
         <w:r>
           <w:rPr>
             <w:rStyle w:val="Hyperlink"/>
@@ -5109,8 +7792,8 @@
         <w:t xml:space="preserve">.</w:t>
       </w:r>
     </w:p>
-    <w:bookmarkEnd w:id="115"/>
-    <w:bookmarkStart w:id="117" w:name="ref-theendothelialglycocalyx2021"/>
+    <w:bookmarkEnd w:id="117"/>
+    <w:bookmarkStart w:id="119" w:name="ref-theendothelialglycocalyx2021"/>
     <w:p>
       <w:pPr>
         <w:pStyle w:val="Bibliography"/>
@@ -5164,7 +7847,7 @@
       <w:r>
         <w:t xml:space="preserve"> </w:t>
       </w:r>
-      <w:hyperlink r:id="rId116">
+      <w:hyperlink r:id="rId118">
         <w:r>
           <w:rPr>
             <w:rStyle w:val="Hyperlink"/>
@@ -5176,8 +7859,8 @@
         <w:t xml:space="preserve">.</w:t>
       </w:r>
     </w:p>
-    <w:bookmarkEnd w:id="117"/>
-    <w:bookmarkStart w:id="119" w:name="ref-exosomederivedmicrornas2021"/>
+    <w:bookmarkEnd w:id="119"/>
+    <w:bookmarkStart w:id="121" w:name="ref-exosomederivedmicrornas2021"/>
     <w:p>
       <w:pPr>
         <w:pStyle w:val="Bibliography"/>
@@ -5231,7 +7914,7 @@
       <w:r>
         <w:t xml:space="preserve"> </w:t>
       </w:r>
-      <w:hyperlink r:id="rId118">
+      <w:hyperlink r:id="rId120">
         <w:r>
           <w:rPr>
             <w:rStyle w:val="Hyperlink"/>
@@ -5243,8 +7926,8 @@
         <w:t xml:space="preserve">.</w:t>
       </w:r>
     </w:p>
-    <w:bookmarkEnd w:id="119"/>
-    <w:bookmarkStart w:id="121" w:name="ref-roleofmesenchymal2023"/>
+    <w:bookmarkEnd w:id="121"/>
+    <w:bookmarkStart w:id="123" w:name="ref-roleofmesenchymal2023"/>
     <w:p>
       <w:pPr>
         <w:pStyle w:val="Bibliography"/>
@@ -5298,7 +7981,7 @@
       <w:r>
         <w:t xml:space="preserve"> </w:t>
       </w:r>
-      <w:hyperlink r:id="rId120">
+      <w:hyperlink r:id="rId122">
         <w:r>
           <w:rPr>
             <w:rStyle w:val="Hyperlink"/>
@@ -5310,8 +7993,8 @@
         <w:t xml:space="preserve">.</w:t>
       </w:r>
     </w:p>
-    <w:bookmarkEnd w:id="121"/>
-    <w:bookmarkStart w:id="123" w:name="ref-retractedarticlea2021"/>
+    <w:bookmarkEnd w:id="123"/>
+    <w:bookmarkStart w:id="125" w:name="ref-retractedarticlea2021"/>
     <w:p>
       <w:pPr>
         <w:pStyle w:val="Bibliography"/>
@@ -5365,7 +8048,7 @@
       <w:r>
         <w:t xml:space="preserve"> </w:t>
       </w:r>
-      <w:hyperlink r:id="rId122">
+      <w:hyperlink r:id="rId124">
         <w:r>
           <w:rPr>
             <w:rStyle w:val="Hyperlink"/>
@@ -5377,8 +8060,8 @@
         <w:t xml:space="preserve">.</w:t>
       </w:r>
     </w:p>
-    <w:bookmarkEnd w:id="123"/>
-    <w:bookmarkStart w:id="125" w:name="ref-thehemopurifierremoves2024"/>
+    <w:bookmarkEnd w:id="125"/>
+    <w:bookmarkStart w:id="127" w:name="ref-thehemopurifierremoves2024"/>
     <w:p>
       <w:pPr>
         <w:pStyle w:val="Bibliography"/>
@@ -5432,7 +8115,7 @@
       <w:r>
         <w:t xml:space="preserve"> </w:t>
       </w:r>
-      <w:hyperlink r:id="rId124">
+      <w:hyperlink r:id="rId126">
         <w:r>
           <w:rPr>
             <w:rStyle w:val="Hyperlink"/>
@@ -5444,8 +8127,8 @@
         <w:t xml:space="preserve">.</w:t>
       </w:r>
     </w:p>
-    <w:bookmarkEnd w:id="125"/>
-    <w:bookmarkStart w:id="127" w:name="ref-alectinaffinity2025"/>
+    <w:bookmarkEnd w:id="127"/>
+    <w:bookmarkStart w:id="129" w:name="ref-alectinaffinity2025"/>
     <w:p>
       <w:pPr>
         <w:pStyle w:val="Bibliography"/>
@@ -5499,7 +8182,7 @@
       <w:r>
         <w:t xml:space="preserve"> </w:t>
       </w:r>
-      <w:hyperlink r:id="rId126">
+      <w:hyperlink r:id="rId128">
         <w:r>
           <w:rPr>
             <w:rStyle w:val="Hyperlink"/>
@@ -5511,8 +8194,8 @@
         <w:t xml:space="preserve">.</w:t>
       </w:r>
     </w:p>
-    <w:bookmarkEnd w:id="127"/>
-    <w:bookmarkStart w:id="129" w:name="ref-insightinhypoxia2022"/>
+    <w:bookmarkEnd w:id="129"/>
+    <w:bookmarkStart w:id="131" w:name="ref-insightinhypoxia2022"/>
     <w:p>
       <w:pPr>
         <w:pStyle w:val="Bibliography"/>
@@ -5566,7 +8249,7 @@
       <w:r>
         <w:t xml:space="preserve"> </w:t>
       </w:r>
-      <w:hyperlink r:id="rId128">
+      <w:hyperlink r:id="rId130">
         <w:r>
           <w:rPr>
             <w:rStyle w:val="Hyperlink"/>
@@ -5578,8 +8261,8 @@
         <w:t xml:space="preserve">.</w:t>
       </w:r>
     </w:p>
-    <w:bookmarkEnd w:id="129"/>
-    <w:bookmarkStart w:id="131" w:name="ref-thepotentialuse2023"/>
+    <w:bookmarkEnd w:id="131"/>
+    <w:bookmarkStart w:id="133" w:name="ref-thepotentialuse2023"/>
     <w:p>
       <w:pPr>
         <w:pStyle w:val="Bibliography"/>
@@ -5633,7 +8316,7 @@
       <w:r>
         <w:t xml:space="preserve"> </w:t>
       </w:r>
-      <w:hyperlink r:id="rId130">
+      <w:hyperlink r:id="rId132">
         <w:r>
           <w:rPr>
             <w:rStyle w:val="Hyperlink"/>
@@ -5645,8 +8328,8 @@
         <w:t xml:space="preserve">.</w:t>
       </w:r>
     </w:p>
-    <w:bookmarkEnd w:id="131"/>
-    <w:bookmarkStart w:id="133" w:name="ref-theapplicationof2021"/>
+    <w:bookmarkEnd w:id="133"/>
+    <w:bookmarkStart w:id="135" w:name="ref-theapplicationof2021"/>
     <w:p>
       <w:pPr>
         <w:pStyle w:val="Bibliography"/>
@@ -5700,7 +8383,7 @@
       <w:r>
         <w:t xml:space="preserve"> </w:t>
       </w:r>
-      <w:hyperlink r:id="rId132">
+      <w:hyperlink r:id="rId134">
         <w:r>
           <w:rPr>
             <w:rStyle w:val="Hyperlink"/>
@@ -5712,8 +8395,8 @@
         <w:t xml:space="preserve">.</w:t>
       </w:r>
     </w:p>
-    <w:bookmarkEnd w:id="133"/>
-    <w:bookmarkStart w:id="135" w:name="ref-mesenchymalstemcells2024"/>
+    <w:bookmarkEnd w:id="135"/>
+    <w:bookmarkStart w:id="137" w:name="ref-mesenchymalstemcells2024"/>
     <w:p>
       <w:pPr>
         <w:pStyle w:val="Bibliography"/>
@@ -5767,7 +8450,7 @@
       <w:r>
         <w:t xml:space="preserve"> </w:t>
       </w:r>
-      <w:hyperlink r:id="rId134">
+      <w:hyperlink r:id="rId136">
         <w:r>
           <w:rPr>
             <w:rStyle w:val="Hyperlink"/>
@@ -5779,8 +8462,8 @@
         <w:t xml:space="preserve">.</w:t>
       </w:r>
     </w:p>
-    <w:bookmarkEnd w:id="135"/>
-    <w:bookmarkStart w:id="137" w:name="ref-clinicalapplicationsof20241"/>
+    <w:bookmarkEnd w:id="137"/>
+    <w:bookmarkStart w:id="139" w:name="ref-clinicalapplicationsof20241"/>
     <w:p>
       <w:pPr>
         <w:pStyle w:val="Bibliography"/>
@@ -5834,7 +8517,7 @@
       <w:r>
         <w:t xml:space="preserve"> </w:t>
       </w:r>
-      <w:hyperlink r:id="rId136">
+      <w:hyperlink r:id="rId138">
         <w:r>
           <w:rPr>
             <w:rStyle w:val="Hyperlink"/>
@@ -5846,8 +8529,8 @@
         <w:t xml:space="preserve">.</w:t>
       </w:r>
     </w:p>
-    <w:bookmarkEnd w:id="137"/>
-    <w:bookmarkStart w:id="139" w:name="ref-frombenchto2025"/>
+    <w:bookmarkEnd w:id="139"/>
+    <w:bookmarkStart w:id="141" w:name="ref-frombenchto2025"/>
     <w:p>
       <w:pPr>
         <w:pStyle w:val="Bibliography"/>
@@ -5901,7 +8584,7 @@
       <w:r>
         <w:t xml:space="preserve"> </w:t>
       </w:r>
-      <w:hyperlink r:id="rId138">
+      <w:hyperlink r:id="rId140">
         <w:r>
           <w:rPr>
             <w:rStyle w:val="Hyperlink"/>
@@ -5913,8 +8596,8 @@
         <w:t xml:space="preserve">.</w:t>
       </w:r>
     </w:p>
-    <w:bookmarkEnd w:id="139"/>
-    <w:bookmarkStart w:id="141" w:name="ref-minimizingischemiareperfusion2021"/>
+    <w:bookmarkEnd w:id="141"/>
+    <w:bookmarkStart w:id="143" w:name="ref-minimizingischemiareperfusion2021"/>
     <w:p>
       <w:pPr>
         <w:pStyle w:val="Bibliography"/>
@@ -5968,7 +8651,7 @@
       <w:r>
         <w:t xml:space="preserve"> </w:t>
       </w:r>
-      <w:hyperlink r:id="rId140">
+      <w:hyperlink r:id="rId142">
         <w:r>
           <w:rPr>
             <w:rStyle w:val="Hyperlink"/>
@@ -5980,8 +8663,8 @@
         <w:t xml:space="preserve">.</w:t>
       </w:r>
     </w:p>
-    <w:bookmarkEnd w:id="141"/>
-    <w:bookmarkStart w:id="143" w:name="ref-howtopreserve2023"/>
+    <w:bookmarkEnd w:id="143"/>
+    <w:bookmarkStart w:id="145" w:name="ref-howtopreserve2023"/>
     <w:p>
       <w:pPr>
         <w:pStyle w:val="Bibliography"/>
@@ -6035,7 +8718,7 @@
       <w:r>
         <w:t xml:space="preserve"> </w:t>
       </w:r>
-      <w:hyperlink r:id="rId142">
+      <w:hyperlink r:id="rId144">
         <w:r>
           <w:rPr>
             <w:rStyle w:val="Hyperlink"/>
@@ -6047,8 +8730,8 @@
         <w:t xml:space="preserve">.</w:t>
       </w:r>
     </w:p>
-    <w:bookmarkEnd w:id="143"/>
-    <w:bookmarkStart w:id="145" w:name="ref-smallmoleculemetabolites2023"/>
+    <w:bookmarkEnd w:id="145"/>
+    <w:bookmarkStart w:id="147" w:name="ref-smallmoleculemetabolites2023"/>
     <w:p>
       <w:pPr>
         <w:pStyle w:val="Bibliography"/>
@@ -6102,7 +8785,7 @@
       <w:r>
         <w:t xml:space="preserve"> </w:t>
       </w:r>
-      <w:hyperlink r:id="rId144">
+      <w:hyperlink r:id="rId146">
         <w:r>
           <w:rPr>
             <w:rStyle w:val="Hyperlink"/>
@@ -6114,8 +8797,8 @@
         <w:t xml:space="preserve">.</w:t>
       </w:r>
     </w:p>
-    <w:bookmarkEnd w:id="145"/>
-    <w:bookmarkStart w:id="147" w:name="ref-recentmethodsof2022"/>
+    <w:bookmarkEnd w:id="147"/>
+    <w:bookmarkStart w:id="149" w:name="ref-recentmethodsof2022"/>
     <w:p>
       <w:pPr>
         <w:pStyle w:val="Bibliography"/>
@@ -6169,7 +8852,7 @@
       <w:r>
         <w:t xml:space="preserve"> </w:t>
       </w:r>
-      <w:hyperlink r:id="rId146">
+      <w:hyperlink r:id="rId148">
         <w:r>
           <w:rPr>
             <w:rStyle w:val="Hyperlink"/>
@@ -6181,8 +8864,8 @@
         <w:t xml:space="preserve">.</w:t>
       </w:r>
     </w:p>
-    <w:bookmarkEnd w:id="147"/>
-    <w:bookmarkStart w:id="149" w:name="ref-extracellularvesiclesderived2022"/>
+    <w:bookmarkEnd w:id="149"/>
+    <w:bookmarkStart w:id="151" w:name="ref-extracellularvesiclesderived2022"/>
     <w:p>
       <w:pPr>
         <w:pStyle w:val="Bibliography"/>
@@ -6236,7 +8919,7 @@
       <w:r>
         <w:t xml:space="preserve"> </w:t>
       </w:r>
-      <w:hyperlink r:id="rId148">
+      <w:hyperlink r:id="rId150">
         <w:r>
           <w:rPr>
             <w:rStyle w:val="Hyperlink"/>
@@ -6248,8 +8931,8 @@
         <w:t xml:space="preserve">.</w:t>
       </w:r>
     </w:p>
-    <w:bookmarkEnd w:id="149"/>
-    <w:bookmarkStart w:id="151" w:name="ref-structuralandtemporal2022"/>
+    <w:bookmarkEnd w:id="151"/>
+    <w:bookmarkStart w:id="153" w:name="ref-structuralandtemporal2022"/>
     <w:p>
       <w:pPr>
         <w:pStyle w:val="Bibliography"/>
@@ -6303,7 +8986,7 @@
       <w:r>
         <w:t xml:space="preserve"> </w:t>
       </w:r>
-      <w:hyperlink r:id="rId150">
+      <w:hyperlink r:id="rId152">
         <w:r>
           <w:rPr>
             <w:rStyle w:val="Hyperlink"/>
@@ -6315,8 +8998,8 @@
         <w:t xml:space="preserve">.</w:t>
       </w:r>
     </w:p>
-    <w:bookmarkEnd w:id="151"/>
-    <w:bookmarkStart w:id="153" w:name="ref-recentadvancesin2021"/>
+    <w:bookmarkEnd w:id="153"/>
+    <w:bookmarkStart w:id="155" w:name="ref-recentadvancesin2021"/>
     <w:p>
       <w:pPr>
         <w:pStyle w:val="Bibliography"/>
@@ -6370,7 +9053,7 @@
       <w:r>
         <w:t xml:space="preserve"> </w:t>
       </w:r>
-      <w:hyperlink r:id="rId152">
+      <w:hyperlink r:id="rId154">
         <w:r>
           <w:rPr>
             <w:rStyle w:val="Hyperlink"/>
@@ -6382,8 +9065,8 @@
         <w:t xml:space="preserve">.</w:t>
       </w:r>
     </w:p>
-    <w:bookmarkEnd w:id="153"/>
-    <w:bookmarkStart w:id="155" w:name="ref-theroleof2023"/>
+    <w:bookmarkEnd w:id="155"/>
+    <w:bookmarkStart w:id="157" w:name="ref-theroleof2023"/>
     <w:p>
       <w:pPr>
         <w:pStyle w:val="Bibliography"/>
@@ -6437,7 +9120,7 @@
       <w:r>
         <w:t xml:space="preserve"> </w:t>
       </w:r>
-      <w:hyperlink r:id="rId154">
+      <w:hyperlink r:id="rId156">
         <w:r>
           <w:rPr>
             <w:rStyle w:val="Hyperlink"/>
@@ -6449,8 +9132,8 @@
         <w:t xml:space="preserve">.</w:t>
       </w:r>
     </w:p>
-    <w:bookmarkEnd w:id="155"/>
-    <w:bookmarkStart w:id="157" w:name="ref-extracellularvesiclesas2023"/>
+    <w:bookmarkEnd w:id="157"/>
+    <w:bookmarkStart w:id="159" w:name="ref-extracellularvesiclesas2023"/>
     <w:p>
       <w:pPr>
         <w:pStyle w:val="Bibliography"/>
@@ -6504,7 +9187,7 @@
       <w:r>
         <w:t xml:space="preserve"> </w:t>
       </w:r>
-      <w:hyperlink r:id="rId156">
+      <w:hyperlink r:id="rId158">
         <w:r>
           <w:rPr>
             <w:rStyle w:val="Hyperlink"/>
@@ -6516,8 +9199,8 @@
         <w:t xml:space="preserve">.</w:t>
       </w:r>
     </w:p>
-    <w:bookmarkEnd w:id="157"/>
-    <w:bookmarkStart w:id="159" w:name="ref-geneticmodulationfuture2023"/>
+    <w:bookmarkEnd w:id="159"/>
+    <w:bookmarkStart w:id="161" w:name="ref-geneticmodulationfuture2023"/>
     <w:p>
       <w:pPr>
         <w:pStyle w:val="Bibliography"/>
@@ -6571,7 +9254,7 @@
       <w:r>
         <w:t xml:space="preserve"> </w:t>
       </w:r>
-      <w:hyperlink r:id="rId158">
+      <w:hyperlink r:id="rId160">
         <w:r>
           <w:rPr>
             <w:rStyle w:val="Hyperlink"/>
@@ -6583,8 +9266,8 @@
         <w:t xml:space="preserve">.</w:t>
       </w:r>
     </w:p>
-    <w:bookmarkEnd w:id="159"/>
-    <w:bookmarkStart w:id="161" w:name="ref-adiposederivedstem2021"/>
+    <w:bookmarkEnd w:id="161"/>
+    <w:bookmarkStart w:id="163" w:name="ref-adiposederivedstem2021"/>
     <w:p>
       <w:pPr>
         <w:pStyle w:val="Bibliography"/>
@@ -6638,7 +9321,7 @@
       <w:r>
         <w:t xml:space="preserve"> </w:t>
       </w:r>
-      <w:hyperlink r:id="rId160">
+      <w:hyperlink r:id="rId162">
         <w:r>
           <w:rPr>
             <w:rStyle w:val="Hyperlink"/>
@@ -6650,8 +9333,8 @@
         <w:t xml:space="preserve">.</w:t>
       </w:r>
     </w:p>
-    <w:bookmarkEnd w:id="161"/>
-    <w:bookmarkStart w:id="163" w:name="ref-mesenchymalstemcells2021"/>
+    <w:bookmarkEnd w:id="163"/>
+    <w:bookmarkStart w:id="165" w:name="ref-mesenchymalstemcells2021"/>
     <w:p>
       <w:pPr>
         <w:pStyle w:val="Bibliography"/>
@@ -6705,7 +9388,7 @@
       <w:r>
         <w:t xml:space="preserve"> </w:t>
       </w:r>
-      <w:hyperlink r:id="rId162">
+      <w:hyperlink r:id="rId164">
         <w:r>
           <w:rPr>
             <w:rStyle w:val="Hyperlink"/>
@@ -6717,8 +9400,8 @@
         <w:t xml:space="preserve">.</w:t>
       </w:r>
     </w:p>
-    <w:bookmarkEnd w:id="163"/>
-    <w:bookmarkStart w:id="165" w:name="ref-clinicalapplicationsof2024"/>
+    <w:bookmarkEnd w:id="165"/>
+    <w:bookmarkStart w:id="167" w:name="ref-clinicalapplicationsof2024"/>
     <w:p>
       <w:pPr>
         <w:pStyle w:val="Bibliography"/>
@@ -6772,7 +9455,7 @@
       <w:r>
         <w:t xml:space="preserve"> </w:t>
       </w:r>
-      <w:hyperlink r:id="rId164">
+      <w:hyperlink r:id="rId166">
         <w:r>
           <w:rPr>
             <w:rStyle w:val="Hyperlink"/>
@@ -6784,8 +9467,8 @@
         <w:t xml:space="preserve">.</w:t>
       </w:r>
     </w:p>
-    <w:bookmarkEnd w:id="165"/>
-    <w:bookmarkStart w:id="167" w:name="ref-protectiveeffectsof2024"/>
+    <w:bookmarkEnd w:id="167"/>
+    <w:bookmarkStart w:id="169" w:name="ref-protectiveeffectsof2024"/>
     <w:p>
       <w:pPr>
         <w:pStyle w:val="Bibliography"/>
@@ -6839,7 +9522,7 @@
       <w:r>
         <w:t xml:space="preserve"> </w:t>
       </w:r>
-      <w:hyperlink r:id="rId166">
+      <w:hyperlink r:id="rId168">
         <w:r>
           <w:rPr>
             <w:rStyle w:val="Hyperlink"/>
@@ -6851,8 +9534,8 @@
         <w:t xml:space="preserve">.</w:t>
       </w:r>
     </w:p>
-    <w:bookmarkEnd w:id="167"/>
-    <w:bookmarkStart w:id="169" w:name="ref-adiposederivedstem20211"/>
+    <w:bookmarkEnd w:id="169"/>
+    <w:bookmarkStart w:id="171" w:name="ref-adiposederivedstem20211"/>
     <w:p>
       <w:pPr>
         <w:pStyle w:val="Bibliography"/>
@@ -6915,7 +9598,7 @@
       <w:r>
         <w:t xml:space="preserve"> </w:t>
       </w:r>
-      <w:hyperlink r:id="rId168">
+      <w:hyperlink r:id="rId170">
         <w:r>
           <w:rPr>
             <w:rStyle w:val="Hyperlink"/>
@@ -6927,8 +9610,8 @@
         <w:t xml:space="preserve">.</w:t>
       </w:r>
     </w:p>
-    <w:bookmarkEnd w:id="169"/>
-    <w:bookmarkStart w:id="171" w:name="ref-heartgraftpreservation2023"/>
+    <w:bookmarkEnd w:id="171"/>
+    <w:bookmarkStart w:id="173" w:name="ref-heartgraftpreservation2023"/>
     <w:p>
       <w:pPr>
         <w:pStyle w:val="Bibliography"/>
@@ -6982,7 +9665,7 @@
       <w:r>
         <w:t xml:space="preserve"> </w:t>
       </w:r>
-      <w:hyperlink r:id="rId170">
+      <w:hyperlink r:id="rId172">
         <w:r>
           <w:rPr>
             <w:rStyle w:val="Hyperlink"/>
@@ -6994,8 +9677,8 @@
         <w:t xml:space="preserve">.</w:t>
       </w:r>
     </w:p>
-    <w:bookmarkEnd w:id="171"/>
-    <w:bookmarkStart w:id="173" w:name="ref-harnessingthestem2024"/>
+    <w:bookmarkEnd w:id="173"/>
+    <w:bookmarkStart w:id="175" w:name="ref-harnessingthestem2024"/>
     <w:p>
       <w:pPr>
         <w:pStyle w:val="Bibliography"/>
@@ -7049,7 +9732,7 @@
       <w:r>
         <w:t xml:space="preserve"> </w:t>
       </w:r>
-      <w:hyperlink r:id="rId172">
+      <w:hyperlink r:id="rId174">
         <w:r>
           <w:rPr>
             <w:rStyle w:val="Hyperlink"/>
@@ -7061,8 +9744,8 @@
         <w:t xml:space="preserve">.</w:t>
       </w:r>
     </w:p>
-    <w:bookmarkEnd w:id="173"/>
-    <w:bookmarkStart w:id="175" w:name="ref-targetedtherapyfor2022"/>
+    <w:bookmarkEnd w:id="175"/>
+    <w:bookmarkStart w:id="177" w:name="ref-targetedtherapyfor2022"/>
     <w:p>
       <w:pPr>
         <w:pStyle w:val="Bibliography"/>
@@ -7116,7 +9799,7 @@
       <w:r>
         <w:t xml:space="preserve"> </w:t>
       </w:r>
-      <w:hyperlink r:id="rId174">
+      <w:hyperlink r:id="rId176">
         <w:r>
           <w:rPr>
             <w:rStyle w:val="Hyperlink"/>
@@ -7128,8 +9811,8 @@
         <w:t xml:space="preserve">.</w:t>
       </w:r>
     </w:p>
-    <w:bookmarkEnd w:id="175"/>
-    <w:bookmarkStart w:id="177" w:name="ref-mir1243p2022"/>
+    <w:bookmarkEnd w:id="177"/>
+    <w:bookmarkStart w:id="179" w:name="ref-mir1243p2022"/>
     <w:p>
       <w:pPr>
         <w:pStyle w:val="Bibliography"/>
@@ -7183,7 +9866,7 @@
       <w:r>
         <w:t xml:space="preserve"> </w:t>
       </w:r>
-      <w:hyperlink r:id="rId176">
+      <w:hyperlink r:id="rId178">
         <w:r>
           <w:rPr>
             <w:rStyle w:val="Hyperlink"/>
@@ -7195,8 +9878,8 @@
         <w:t xml:space="preserve">.</w:t>
       </w:r>
     </w:p>
-    <w:bookmarkEnd w:id="177"/>
-    <w:bookmarkStart w:id="179" w:name="ref-mitochondriainoxidative2025"/>
+    <w:bookmarkEnd w:id="179"/>
+    <w:bookmarkStart w:id="181" w:name="ref-mitochondriainoxidative2025"/>
     <w:p>
       <w:pPr>
         <w:pStyle w:val="Bibliography"/>
@@ -7250,7 +9933,7 @@
       <w:r>
         <w:t xml:space="preserve"> </w:t>
       </w:r>
-      <w:hyperlink r:id="rId178">
+      <w:hyperlink r:id="rId180">
         <w:r>
           <w:rPr>
             <w:rStyle w:val="Hyperlink"/>
@@ -7262,8 +9945,8 @@
         <w:t xml:space="preserve">.</w:t>
       </w:r>
     </w:p>
-    <w:bookmarkEnd w:id="179"/>
-    <w:bookmarkStart w:id="181" w:name="Xecc55b6911fe612f10f5bed2a5ee2f465ddc263"/>
+    <w:bookmarkEnd w:id="181"/>
+    <w:bookmarkStart w:id="183" w:name="Xecc55b6911fe612f10f5bed2a5ee2f465ddc263"/>
     <w:p>
       <w:pPr>
         <w:pStyle w:val="Bibliography"/>
@@ -7317,7 +10000,7 @@
       <w:r>
         <w:t xml:space="preserve"> </w:t>
       </w:r>
-      <w:hyperlink r:id="rId180">
+      <w:hyperlink r:id="rId182">
         <w:r>
           <w:rPr>
             <w:rStyle w:val="Hyperlink"/>
@@ -7329,8 +10012,8 @@
         <w:t xml:space="preserve">.</w:t>
       </w:r>
     </w:p>
-    <w:bookmarkEnd w:id="181"/>
-    <w:bookmarkStart w:id="183" w:name="ref-mesenchymalstemcells2023"/>
+    <w:bookmarkEnd w:id="183"/>
+    <w:bookmarkStart w:id="185" w:name="ref-mesenchymalstemcells2023"/>
     <w:p>
       <w:pPr>
         <w:pStyle w:val="Bibliography"/>
@@ -7384,7 +10067,7 @@
       <w:r>
         <w:t xml:space="preserve"> </w:t>
       </w:r>
-      <w:hyperlink r:id="rId182">
+      <w:hyperlink r:id="rId184">
         <w:r>
           <w:rPr>
             <w:rStyle w:val="Hyperlink"/>
@@ -7396,8 +10079,8 @@
         <w:t xml:space="preserve">.</w:t>
       </w:r>
     </w:p>
-    <w:bookmarkEnd w:id="183"/>
-    <w:bookmarkStart w:id="185" w:name="ref-ischemiareperfusioninjury2024"/>
+    <w:bookmarkEnd w:id="185"/>
+    <w:bookmarkStart w:id="187" w:name="ref-ischemiareperfusioninjury2024"/>
     <w:p>
       <w:pPr>
         <w:pStyle w:val="Bibliography"/>
@@ -7451,7 +10134,7 @@
       <w:r>
         <w:t xml:space="preserve"> </w:t>
       </w:r>
-      <w:hyperlink r:id="rId184">
+      <w:hyperlink r:id="rId186">
         <w:r>
           <w:rPr>
             <w:rStyle w:val="Hyperlink"/>
@@ -7463,8 +10146,8 @@
         <w:t xml:space="preserve">.</w:t>
       </w:r>
     </w:p>
-    <w:bookmarkEnd w:id="185"/>
-    <w:bookmarkStart w:id="187" w:name="ref-mesenchymalstemcell2025"/>
+    <w:bookmarkEnd w:id="187"/>
+    <w:bookmarkStart w:id="189" w:name="ref-mesenchymalstemcell2025"/>
     <w:p>
       <w:pPr>
         <w:pStyle w:val="Bibliography"/>
@@ -7518,7 +10201,7 @@
       <w:r>
         <w:t xml:space="preserve"> </w:t>
       </w:r>
-      <w:hyperlink r:id="rId186">
+      <w:hyperlink r:id="rId188">
         <w:r>
           <w:rPr>
             <w:rStyle w:val="Hyperlink"/>
@@ -7530,8 +10213,8 @@
         <w:t xml:space="preserve">.</w:t>
       </w:r>
     </w:p>
-    <w:bookmarkEnd w:id="187"/>
-    <w:bookmarkStart w:id="189" w:name="ref-minimallyinvasivedelivery2021"/>
+    <w:bookmarkEnd w:id="189"/>
+    <w:bookmarkStart w:id="191" w:name="ref-minimallyinvasivedelivery2021"/>
     <w:p>
       <w:pPr>
         <w:pStyle w:val="Bibliography"/>
@@ -7585,7 +10268,7 @@
       <w:r>
         <w:t xml:space="preserve"> </w:t>
       </w:r>
-      <w:hyperlink r:id="rId188">
+      <w:hyperlink r:id="rId190">
         <w:r>
           <w:rPr>
             <w:rStyle w:val="Hyperlink"/>
@@ -7597,8 +10280,8 @@
         <w:t xml:space="preserve">.</w:t>
       </w:r>
     </w:p>
-    <w:bookmarkEnd w:id="189"/>
-    <w:bookmarkStart w:id="191" w:name="ref-mesenchymalstemstromal20211"/>
+    <w:bookmarkEnd w:id="191"/>
+    <w:bookmarkStart w:id="193" w:name="ref-mesenchymalstemstromal20211"/>
     <w:p>
       <w:pPr>
         <w:pStyle w:val="Bibliography"/>
@@ -7652,7 +10335,7 @@
       <w:r>
         <w:t xml:space="preserve"> </w:t>
       </w:r>
-      <w:hyperlink r:id="rId190">
+      <w:hyperlink r:id="rId192">
         <w:r>
           <w:rPr>
             <w:rStyle w:val="Hyperlink"/>
@@ -7664,8 +10347,8 @@
         <w:t xml:space="preserve">.</w:t>
       </w:r>
     </w:p>
-    <w:bookmarkEnd w:id="191"/>
-    <w:bookmarkStart w:id="193" w:name="ref-exvivokidney2021"/>
+    <w:bookmarkEnd w:id="193"/>
+    <w:bookmarkStart w:id="195" w:name="ref-exvivokidney2021"/>
     <w:p>
       <w:pPr>
         <w:pStyle w:val="Bibliography"/>
@@ -7719,7 +10402,7 @@
       <w:r>
         <w:t xml:space="preserve"> </w:t>
       </w:r>
-      <w:hyperlink r:id="rId192">
+      <w:hyperlink r:id="rId194">
         <w:r>
           <w:rPr>
             <w:rStyle w:val="Hyperlink"/>
@@ -7731,8 +10414,8 @@
         <w:t xml:space="preserve">.</w:t>
       </w:r>
     </w:p>
-    <w:bookmarkEnd w:id="193"/>
-    <w:bookmarkStart w:id="195" w:name="ref-humangutmicrobiota2024"/>
+    <w:bookmarkEnd w:id="195"/>
+    <w:bookmarkStart w:id="197" w:name="ref-humangutmicrobiota2024"/>
     <w:p>
       <w:pPr>
         <w:pStyle w:val="Bibliography"/>
@@ -7786,7 +10469,7 @@
       <w:r>
         <w:t xml:space="preserve"> </w:t>
       </w:r>
-      <w:hyperlink r:id="rId194">
+      <w:hyperlink r:id="rId196">
         <w:r>
           <w:rPr>
             <w:rStyle w:val="Hyperlink"/>
@@ -7798,9 +10481,9 @@
         <w:t xml:space="preserve">.</w:t>
       </w:r>
     </w:p>
-    <w:bookmarkEnd w:id="195"/>
-    <w:bookmarkEnd w:id="196"/>
     <w:bookmarkEnd w:id="197"/>
+    <w:bookmarkEnd w:id="198"/>
+    <w:bookmarkEnd w:id="199"/>
     <w:sectPr>
       <w:footnotePr>
         <w:numRestart w:val="eachSect"/>

--- a/nsfc-demo/reviews/ev-machine-perfusion-transplant-iri/ev-machine-perfusion-transplant-iri_review.docx
+++ b/nsfc-demo/reviews/ev-machine-perfusion-transplant-iri/ev-machine-perfusion-transplant-iri_review.docx
@@ -676,6 +676,424 @@
         <w:t xml:space="preserve">在这一场景中至少有三种角色：第一，作为供体器官损伤和免疫原性的输出信号；第二，作为灌注期修复药物或递送载体；第三，作为评价机器灌注是否真正改变器官状态的伴随诊断工具。这三种角色相互重叠，也正是后续转化研究最容易混淆的地方。</w:t>
       </w:r>
     </w:p>
+    <w:p>
+      <w:pPr>
+        <w:pStyle w:val="BodyText"/>
+      </w:pPr>
+      <w:r>
+        <w:rPr>
+          <w:rFonts w:hint="eastAsia"/>
+          <w:b/>
+          <w:bCs/>
+        </w:rPr>
+        <w:t xml:space="preserve">表</w:t>
+      </w:r>
+      <w:r>
+        <w:rPr>
+          <w:b/>
+          <w:bCs/>
+        </w:rPr>
+        <w:t xml:space="preserve"> 1. </w:t>
+      </w:r>
+      <w:r>
+        <w:rPr>
+          <w:rFonts w:hint="eastAsia"/>
+          <w:b/>
+          <w:bCs/>
+        </w:rPr>
+        <w:t xml:space="preserve">机器灌注语境下</w:t>
+      </w:r>
+      <w:r>
+        <w:rPr>
+          <w:b/>
+          <w:bCs/>
+        </w:rPr>
+        <w:t xml:space="preserve"> EV </w:t>
+      </w:r>
+      <w:r>
+        <w:rPr>
+          <w:rFonts w:hint="eastAsia"/>
+          <w:b/>
+          <w:bCs/>
+        </w:rPr>
+        <w:t xml:space="preserve">研究的三种角色。</w:t>
+      </w:r>
+    </w:p>
+    <w:tbl>
+      <w:tblPr>
+        <w:tblStyle w:val="Table"/>
+        <w:tblW w:type="pct" w:w="5000"/>
+        <w:tblLayout w:type="fixed"/>
+        <w:tblLook w:firstRow="1" w:lastRow="0" w:firstColumn="0" w:lastColumn="0" w:noHBand="0" w:noVBand="0" w:val="0020"/>
+      </w:tblPr>
+      <w:tblGrid>
+        <w:gridCol w:w="1980"/>
+        <w:gridCol w:w="1980"/>
+        <w:gridCol w:w="1980"/>
+        <w:gridCol w:w="1980"/>
+      </w:tblGrid>
+      <w:tr>
+        <w:trPr>
+          <w:tblHeader w:val="on"/>
+        </w:trPr>
+        <w:tc>
+          <w:tcPr/>
+          <w:p>
+            <w:pPr>
+              <w:pStyle w:val="Compact"/>
+            </w:pPr>
+            <w:r>
+              <w:rPr>
+                <w:rFonts w:hint="eastAsia"/>
+              </w:rPr>
+              <w:t xml:space="preserve">角色</w:t>
+            </w:r>
+          </w:p>
+        </w:tc>
+        <w:tc>
+          <w:tcPr/>
+          <w:p>
+            <w:pPr>
+              <w:pStyle w:val="Compact"/>
+            </w:pPr>
+            <w:r>
+              <w:rPr>
+                <w:rFonts w:hint="eastAsia"/>
+              </w:rPr>
+              <w:t xml:space="preserve">灌注期看到的信号</w:t>
+            </w:r>
+          </w:p>
+        </w:tc>
+        <w:tc>
+          <w:tcPr/>
+          <w:p>
+            <w:pPr>
+              <w:pStyle w:val="Compact"/>
+            </w:pPr>
+            <w:r>
+              <w:rPr>
+                <w:rFonts w:hint="eastAsia"/>
+              </w:rPr>
+              <w:t xml:space="preserve">最该联动的读数</w:t>
+            </w:r>
+          </w:p>
+        </w:tc>
+        <w:tc>
+          <w:tcPr/>
+          <w:p>
+            <w:pPr>
+              <w:pStyle w:val="Compact"/>
+            </w:pPr>
+            <w:r>
+              <w:rPr>
+                <w:rFonts w:hint="eastAsia"/>
+              </w:rPr>
+              <w:t xml:space="preserve">容易发生的误读</w:t>
+            </w:r>
+          </w:p>
+        </w:tc>
+      </w:tr>
+      <w:tr>
+        <w:tc>
+          <w:tcPr/>
+          <w:p>
+            <w:pPr>
+              <w:pStyle w:val="Compact"/>
+            </w:pPr>
+            <w:r>
+              <w:rPr>
+                <w:rFonts w:hint="eastAsia"/>
+              </w:rPr>
+              <w:t xml:space="preserve">损伤扩音器</w:t>
+            </w:r>
+          </w:p>
+        </w:tc>
+        <w:tc>
+          <w:tcPr/>
+          <w:p>
+            <w:pPr>
+              <w:pStyle w:val="Compact"/>
+            </w:pPr>
+            <w:r>
+              <w:rPr>
+                <w:rFonts w:hint="eastAsia"/>
+              </w:rPr>
+              <w:t xml:space="preserve">内皮、肾小管、胆管、心肌或免疫细胞释放的</w:t>
+            </w:r>
+            <w:r>
+              <w:t xml:space="preserve"> EV </w:t>
+            </w:r>
+            <w:r>
+              <w:rPr>
+                <w:rFonts w:hint="eastAsia"/>
+              </w:rPr>
+              <w:t xml:space="preserve">增多，cargo</w:t>
+            </w:r>
+            <w:r>
+              <w:t xml:space="preserve"> </w:t>
+            </w:r>
+            <w:r>
+              <w:rPr>
+                <w:rFonts w:hint="eastAsia"/>
+              </w:rPr>
+              <w:t xml:space="preserve">中出现氧化脂质、mtDNA、补体/凝血相关蛋白或促炎</w:t>
+            </w:r>
+            <w:r>
+              <w:t xml:space="preserve"> miRNA</w:t>
+            </w:r>
+          </w:p>
+        </w:tc>
+        <w:tc>
+          <w:tcPr/>
+          <w:p>
+            <w:pPr>
+              <w:pStyle w:val="Compact"/>
+            </w:pPr>
+            <w:r>
+              <w:rPr>
+                <w:rFonts w:hint="eastAsia"/>
+              </w:rPr>
+              <w:t xml:space="preserve">灌注阻力、酶学释放、糖萼脱落、组织病理、术后</w:t>
+            </w:r>
+            <w:r>
+              <w:t xml:space="preserve"> DGF/PGD </w:t>
+            </w:r>
+            <w:r>
+              <w:rPr>
+                <w:rFonts w:hint="eastAsia"/>
+              </w:rPr>
+              <w:t xml:space="preserve">或</w:t>
+            </w:r>
+            <w:r>
+              <w:t xml:space="preserve"> dd-cfDNA</w:t>
+            </w:r>
+          </w:p>
+        </w:tc>
+        <w:tc>
+          <w:tcPr/>
+          <w:p>
+            <w:pPr>
+              <w:pStyle w:val="Compact"/>
+            </w:pPr>
+            <w:r>
+              <w:rPr>
+                <w:rFonts w:hint="eastAsia"/>
+              </w:rPr>
+              <w:t xml:space="preserve">把</w:t>
+            </w:r>
+            <w:r>
+              <w:t xml:space="preserve"> EV </w:t>
+            </w:r>
+            <w:r>
+              <w:rPr>
+                <w:rFonts w:hint="eastAsia"/>
+              </w:rPr>
+              <w:t xml:space="preserve">浓度升高直接等同于</w:t>
+            </w:r>
+            <w:r>
+              <w:t xml:space="preserve"> EV </w:t>
+            </w:r>
+            <w:r>
+              <w:rPr>
+                <w:rFonts w:hint="eastAsia"/>
+              </w:rPr>
+              <w:t xml:space="preserve">驱动病理，忽视细胞破裂、灌注液浓缩和吸附柱影响</w:t>
+            </w:r>
+          </w:p>
+        </w:tc>
+      </w:tr>
+      <w:tr>
+        <w:tc>
+          <w:tcPr/>
+          <w:p>
+            <w:pPr>
+              <w:pStyle w:val="Compact"/>
+            </w:pPr>
+            <w:r>
+              <w:rPr>
+                <w:rFonts w:hint="eastAsia"/>
+              </w:rPr>
+              <w:t xml:space="preserve">修复载体</w:t>
+            </w:r>
+          </w:p>
+        </w:tc>
+        <w:tc>
+          <w:tcPr/>
+          <w:p>
+            <w:pPr>
+              <w:pStyle w:val="Compact"/>
+            </w:pPr>
+            <w:r>
+              <w:rPr>
+                <w:rFonts w:hint="eastAsia"/>
+              </w:rPr>
+              <w:t xml:space="preserve">外源</w:t>
+            </w:r>
+            <w:r>
+              <w:t xml:space="preserve"> </w:t>
+            </w:r>
+            <w:r>
+              <w:rPr>
+                <w:rFonts w:hint="eastAsia"/>
+              </w:rPr>
+              <w:t xml:space="preserve">MSC-EV、尿液祖细胞</w:t>
+            </w:r>
+            <w:r>
+              <w:t xml:space="preserve"> EV </w:t>
+            </w:r>
+            <w:r>
+              <w:rPr>
+                <w:rFonts w:hint="eastAsia"/>
+              </w:rPr>
+              <w:t xml:space="preserve">或工程化</w:t>
+            </w:r>
+            <w:r>
+              <w:t xml:space="preserve"> EV </w:t>
+            </w:r>
+            <w:r>
+              <w:rPr>
+                <w:rFonts w:hint="eastAsia"/>
+              </w:rPr>
+              <w:t xml:space="preserve">在血管腔、内皮和实质细胞间分布，并改变炎症/细胞死亡读数</w:t>
+            </w:r>
+          </w:p>
+        </w:tc>
+        <w:tc>
+          <w:tcPr/>
+          <w:p>
+            <w:pPr>
+              <w:pStyle w:val="Compact"/>
+            </w:pPr>
+            <w:r>
+              <w:t xml:space="preserve">EV </w:t>
+            </w:r>
+            <w:r>
+              <w:rPr>
+                <w:rFonts w:hint="eastAsia"/>
+              </w:rPr>
+              <w:t xml:space="preserve">暴露量、洗脱效率、组织摄取、补体沉积、线粒体膜电位、胆汁/尿液质量</w:t>
+            </w:r>
+          </w:p>
+        </w:tc>
+        <w:tc>
+          <w:tcPr/>
+          <w:p>
+            <w:pPr>
+              <w:pStyle w:val="Compact"/>
+            </w:pPr>
+            <w:r>
+              <w:rPr>
+                <w:rFonts w:hint="eastAsia"/>
+              </w:rPr>
+              <w:t xml:space="preserve">只报告“抗炎下降”，没有证明</w:t>
+            </w:r>
+            <w:r>
+              <w:t xml:space="preserve"> EV </w:t>
+            </w:r>
+            <w:r>
+              <w:rPr>
+                <w:rFonts w:hint="eastAsia"/>
+              </w:rPr>
+              <w:t xml:space="preserve">到达靶细胞、cargo</w:t>
+            </w:r>
+            <w:r>
+              <w:t xml:space="preserve"> </w:t>
+            </w:r>
+            <w:r>
+              <w:rPr>
+                <w:rFonts w:hint="eastAsia"/>
+              </w:rPr>
+              <w:t xml:space="preserve">保留和剂量-效应关系</w:t>
+            </w:r>
+          </w:p>
+        </w:tc>
+      </w:tr>
+      <w:tr>
+        <w:tc>
+          <w:tcPr/>
+          <w:p>
+            <w:pPr>
+              <w:pStyle w:val="Compact"/>
+            </w:pPr>
+            <w:r>
+              <w:rPr>
+                <w:rFonts w:hint="eastAsia"/>
+              </w:rPr>
+              <w:t xml:space="preserve">伴随诊断</w:t>
+            </w:r>
+          </w:p>
+        </w:tc>
+        <w:tc>
+          <w:tcPr/>
+          <w:p>
+            <w:pPr>
+              <w:pStyle w:val="Compact"/>
+            </w:pPr>
+            <w:r>
+              <w:rPr>
+                <w:rFonts w:hint="eastAsia"/>
+              </w:rPr>
+              <w:t xml:space="preserve">灌注液</w:t>
+            </w:r>
+            <w:r>
+              <w:t xml:space="preserve"> </w:t>
+            </w:r>
+            <w:r>
+              <w:rPr>
+                <w:rFonts w:hint="eastAsia"/>
+              </w:rPr>
+              <w:t xml:space="preserve">EV/miRNA、蛋白组、代谢物与器官功能读数在同一时间轴变化</w:t>
+            </w:r>
+          </w:p>
+        </w:tc>
+        <w:tc>
+          <w:tcPr/>
+          <w:p>
+            <w:pPr>
+              <w:pStyle w:val="Compact"/>
+            </w:pPr>
+            <w:r>
+              <w:rPr>
+                <w:rFonts w:hint="eastAsia"/>
+              </w:rPr>
+              <w:t xml:space="preserve">器官取舍阈值、是否需要追加干预、植入后监测强度、排斥风险模型</w:t>
+            </w:r>
+          </w:p>
+        </w:tc>
+        <w:tc>
+          <w:tcPr/>
+          <w:p>
+            <w:pPr>
+              <w:pStyle w:val="Compact"/>
+            </w:pPr>
+            <w:r>
+              <w:rPr>
+                <w:rFonts w:hint="eastAsia"/>
+              </w:rPr>
+              <w:t xml:space="preserve">用单个</w:t>
+            </w:r>
+            <w:r>
+              <w:t xml:space="preserve"> miRNA </w:t>
+            </w:r>
+            <w:r>
+              <w:rPr>
+                <w:rFonts w:hint="eastAsia"/>
+              </w:rPr>
+              <w:t xml:space="preserve">代替多层风险判断，或把治疗性</w:t>
+            </w:r>
+            <w:r>
+              <w:t xml:space="preserve"> EV </w:t>
+            </w:r>
+            <w:r>
+              <w:rPr>
+                <w:rFonts w:hint="eastAsia"/>
+              </w:rPr>
+              <w:t xml:space="preserve">残留当成内源性损伤信号</w:t>
+            </w:r>
+          </w:p>
+        </w:tc>
+      </w:tr>
+    </w:tbl>
     <w:bookmarkEnd w:id="10"/>
     <w:bookmarkStart w:id="11" w:name="iri-的免疫机制从线粒体失衡到排斥风险"/>
     <w:p>
@@ -1627,6 +2045,532 @@
       <w:r>
         <w:rPr>
           <w:rFonts w:hint="eastAsia"/>
+          <w:b/>
+          <w:bCs/>
+        </w:rPr>
+        <w:t xml:space="preserve">表</w:t>
+      </w:r>
+      <w:r>
+        <w:rPr>
+          <w:b/>
+          <w:bCs/>
+        </w:rPr>
+        <w:t xml:space="preserve"> 2. </w:t>
+      </w:r>
+      <w:r>
+        <w:rPr>
+          <w:rFonts w:hint="eastAsia"/>
+          <w:b/>
+          <w:bCs/>
+        </w:rPr>
+        <w:t xml:space="preserve">不同机器灌注模式中的</w:t>
+      </w:r>
+      <w:r>
+        <w:rPr>
+          <w:b/>
+          <w:bCs/>
+        </w:rPr>
+        <w:t xml:space="preserve"> EV </w:t>
+      </w:r>
+      <w:r>
+        <w:rPr>
+          <w:rFonts w:hint="eastAsia"/>
+          <w:b/>
+          <w:bCs/>
+        </w:rPr>
+        <w:t xml:space="preserve">递送窗口。</w:t>
+      </w:r>
+    </w:p>
+    <w:tbl>
+      <w:tblPr>
+        <w:tblStyle w:val="Table"/>
+        <w:tblW w:type="pct" w:w="5000"/>
+        <w:tblLayout w:type="fixed"/>
+        <w:tblLook w:firstRow="1" w:lastRow="0" w:firstColumn="0" w:lastColumn="0" w:noHBand="0" w:noVBand="0" w:val="0020"/>
+      </w:tblPr>
+      <w:tblGrid>
+        <w:gridCol w:w="1584"/>
+        <w:gridCol w:w="1584"/>
+        <w:gridCol w:w="1584"/>
+        <w:gridCol w:w="1584"/>
+        <w:gridCol w:w="1584"/>
+      </w:tblGrid>
+      <w:tr>
+        <w:trPr>
+          <w:tblHeader w:val="on"/>
+        </w:trPr>
+        <w:tc>
+          <w:tcPr/>
+          <w:p>
+            <w:pPr>
+              <w:pStyle w:val="Compact"/>
+            </w:pPr>
+            <w:r>
+              <w:rPr>
+                <w:rFonts w:hint="eastAsia"/>
+              </w:rPr>
+              <w:t xml:space="preserve">灌注模式</w:t>
+            </w:r>
+          </w:p>
+        </w:tc>
+        <w:tc>
+          <w:tcPr/>
+          <w:p>
+            <w:pPr>
+              <w:pStyle w:val="Compact"/>
+            </w:pPr>
+            <w:r>
+              <w:t xml:space="preserve">EV </w:t>
+            </w:r>
+            <w:r>
+              <w:rPr>
+                <w:rFonts w:hint="eastAsia"/>
+              </w:rPr>
+              <w:t xml:space="preserve">在该窗口中的主要任务</w:t>
+            </w:r>
+          </w:p>
+        </w:tc>
+        <w:tc>
+          <w:tcPr/>
+          <w:p>
+            <w:pPr>
+              <w:pStyle w:val="Compact"/>
+            </w:pPr>
+            <w:r>
+              <w:rPr>
+                <w:rFonts w:hint="eastAsia"/>
+              </w:rPr>
+              <w:t xml:space="preserve">优势</w:t>
+            </w:r>
+          </w:p>
+        </w:tc>
+        <w:tc>
+          <w:tcPr/>
+          <w:p>
+            <w:pPr>
+              <w:pStyle w:val="Compact"/>
+            </w:pPr>
+            <w:r>
+              <w:rPr>
+                <w:rFonts w:hint="eastAsia"/>
+              </w:rPr>
+              <w:t xml:space="preserve">风险或盲区</w:t>
+            </w:r>
+          </w:p>
+        </w:tc>
+        <w:tc>
+          <w:tcPr/>
+          <w:p>
+            <w:pPr>
+              <w:pStyle w:val="Compact"/>
+            </w:pPr>
+            <w:r>
+              <w:rPr>
+                <w:rFonts w:hint="eastAsia"/>
+              </w:rPr>
+              <w:t xml:space="preserve">更合适的验证终点</w:t>
+            </w:r>
+          </w:p>
+        </w:tc>
+      </w:tr>
+      <w:tr>
+        <w:tc>
+          <w:tcPr/>
+          <w:p>
+            <w:pPr>
+              <w:pStyle w:val="Compact"/>
+            </w:pPr>
+            <w:r>
+              <w:t xml:space="preserve">HOPE/HMP</w:t>
+            </w:r>
+          </w:p>
+        </w:tc>
+        <w:tc>
+          <w:tcPr/>
+          <w:p>
+            <w:pPr>
+              <w:pStyle w:val="Compact"/>
+            </w:pPr>
+            <w:r>
+              <w:rPr>
+                <w:rFonts w:hint="eastAsia"/>
+              </w:rPr>
+              <w:t xml:space="preserve">内皮保护、补体/线粒体预处理、降低再氧合初始冲击</w:t>
+            </w:r>
+          </w:p>
+        </w:tc>
+        <w:tc>
+          <w:tcPr/>
+          <w:p>
+            <w:pPr>
+              <w:pStyle w:val="Compact"/>
+            </w:pPr>
+            <w:r>
+              <w:rPr>
+                <w:rFonts w:hint="eastAsia"/>
+              </w:rPr>
+              <w:t xml:space="preserve">低温降低代谢负荷，未结合</w:t>
+            </w:r>
+            <w:r>
+              <w:t xml:space="preserve"> EV </w:t>
+            </w:r>
+            <w:r>
+              <w:rPr>
+                <w:rFonts w:hint="eastAsia"/>
+              </w:rPr>
+              <w:t xml:space="preserve">可在植入前洗脱，适合高风险</w:t>
+            </w:r>
+            <w:r>
+              <w:t xml:space="preserve"> DCD </w:t>
+            </w:r>
+            <w:r>
+              <w:rPr>
+                <w:rFonts w:hint="eastAsia"/>
+              </w:rPr>
+              <w:t xml:space="preserve">或长冷缺血器官</w:t>
+            </w:r>
+          </w:p>
+        </w:tc>
+        <w:tc>
+          <w:tcPr/>
+          <w:p>
+            <w:pPr>
+              <w:pStyle w:val="Compact"/>
+            </w:pPr>
+            <w:r>
+              <w:rPr>
+                <w:rFonts w:hint="eastAsia"/>
+              </w:rPr>
+              <w:t xml:space="preserve">主动内吞较弱，药效可能停留在血管腔或内皮表面；低温下</w:t>
+            </w:r>
+            <w:r>
+              <w:t xml:space="preserve"> cargo </w:t>
+            </w:r>
+            <w:r>
+              <w:rPr>
+                <w:rFonts w:hint="eastAsia"/>
+              </w:rPr>
+              <w:t xml:space="preserve">释放难解释</w:t>
+            </w:r>
+          </w:p>
+        </w:tc>
+        <w:tc>
+          <w:tcPr/>
+          <w:p>
+            <w:pPr>
+              <w:pStyle w:val="Compact"/>
+            </w:pPr>
+            <w:r>
+              <w:rPr>
+                <w:rFonts w:hint="eastAsia"/>
+              </w:rPr>
+              <w:t xml:space="preserve">血管阻力、ATP/succinate、补体沉积、糖萼脱落、洗脱后残留</w:t>
+            </w:r>
+            <w:r>
+              <w:t xml:space="preserve"> EV</w:t>
+            </w:r>
+          </w:p>
+        </w:tc>
+      </w:tr>
+      <w:tr>
+        <w:tc>
+          <w:tcPr/>
+          <w:p>
+            <w:pPr>
+              <w:pStyle w:val="Compact"/>
+            </w:pPr>
+            <w:r>
+              <w:rPr>
+                <w:rFonts w:hint="eastAsia"/>
+              </w:rPr>
+              <w:t xml:space="preserve">控制性复温</w:t>
+            </w:r>
+          </w:p>
+        </w:tc>
+        <w:tc>
+          <w:tcPr/>
+          <w:p>
+            <w:pPr>
+              <w:pStyle w:val="Compact"/>
+            </w:pPr>
+            <w:r>
+              <w:rPr>
+                <w:rFonts w:hint="eastAsia"/>
+              </w:rPr>
+              <w:t xml:space="preserve">区分低温保护、复温损伤与常温修复，并为分阶段给药留出时间</w:t>
+            </w:r>
+          </w:p>
+        </w:tc>
+        <w:tc>
+          <w:tcPr/>
+          <w:p>
+            <w:pPr>
+              <w:pStyle w:val="Compact"/>
+            </w:pPr>
+            <w:r>
+              <w:rPr>
+                <w:rFonts w:hint="eastAsia"/>
+              </w:rPr>
+              <w:t xml:space="preserve">可先移除有害</w:t>
+            </w:r>
+            <w:r>
+              <w:t xml:space="preserve"> </w:t>
+            </w:r>
+            <w:r>
+              <w:rPr>
+                <w:rFonts w:hint="eastAsia"/>
+              </w:rPr>
+              <w:t xml:space="preserve">EV/miRNA，再递送修复性</w:t>
+            </w:r>
+            <w:r>
+              <w:t xml:space="preserve"> </w:t>
+            </w:r>
+            <w:r>
+              <w:rPr>
+                <w:rFonts w:hint="eastAsia"/>
+              </w:rPr>
+              <w:t xml:space="preserve">EV；温度爬升有助于观察阶段性药效</w:t>
+            </w:r>
+          </w:p>
+        </w:tc>
+        <w:tc>
+          <w:tcPr/>
+          <w:p>
+            <w:pPr>
+              <w:pStyle w:val="Compact"/>
+            </w:pPr>
+            <w:r>
+              <w:rPr>
+                <w:rFonts w:hint="eastAsia"/>
+              </w:rPr>
+              <w:t xml:space="preserve">工程变量多，温度、氧合、吸附和换液都会改变</w:t>
+            </w:r>
+            <w:r>
+              <w:t xml:space="preserve"> EV </w:t>
+            </w:r>
+            <w:r>
+              <w:rPr>
+                <w:rFonts w:hint="eastAsia"/>
+              </w:rPr>
+              <w:t xml:space="preserve">谱</w:t>
+            </w:r>
+          </w:p>
+        </w:tc>
+        <w:tc>
+          <w:tcPr/>
+          <w:p>
+            <w:pPr>
+              <w:pStyle w:val="Compact"/>
+            </w:pPr>
+            <w:r>
+              <w:rPr>
+                <w:rFonts w:hint="eastAsia"/>
+              </w:rPr>
+              <w:t xml:space="preserve">复温斜率、ROS/炎症小体、灌注液</w:t>
+            </w:r>
+            <w:r>
+              <w:t xml:space="preserve"> EV </w:t>
+            </w:r>
+            <w:r>
+              <w:rPr>
+                <w:rFonts w:hint="eastAsia"/>
+              </w:rPr>
+              <w:t xml:space="preserve">时间序列、组织摄取定位</w:t>
+            </w:r>
+          </w:p>
+        </w:tc>
+      </w:tr>
+      <w:tr>
+        <w:tc>
+          <w:tcPr/>
+          <w:p>
+            <w:pPr>
+              <w:pStyle w:val="Compact"/>
+            </w:pPr>
+            <w:r>
+              <w:t xml:space="preserve">NMP</w:t>
+            </w:r>
+          </w:p>
+        </w:tc>
+        <w:tc>
+          <w:tcPr/>
+          <w:p>
+            <w:pPr>
+              <w:pStyle w:val="Compact"/>
+            </w:pPr>
+            <w:r>
+              <w:rPr>
+                <w:rFonts w:hint="eastAsia"/>
+              </w:rPr>
+              <w:t xml:space="preserve">功能评估、代谢恢复、细胞摄取和短时药效观察</w:t>
+            </w:r>
+          </w:p>
+        </w:tc>
+        <w:tc>
+          <w:tcPr/>
+          <w:p>
+            <w:pPr>
+              <w:pStyle w:val="Compact"/>
+            </w:pPr>
+            <w:r>
+              <w:rPr>
+                <w:rFonts w:hint="eastAsia"/>
+              </w:rPr>
+              <w:t xml:space="preserve">接近生理代谢，可同时观察乳酸清除、胆汁/尿液、心肌酶和肺顺应性</w:t>
+            </w:r>
+          </w:p>
+        </w:tc>
+        <w:tc>
+          <w:tcPr/>
+          <w:p>
+            <w:pPr>
+              <w:pStyle w:val="Compact"/>
+            </w:pPr>
+            <w:r>
+              <w:rPr>
+                <w:rFonts w:hint="eastAsia"/>
+              </w:rPr>
+              <w:t xml:space="preserve">含血灌注液带来蛋白冠、吞噬清除、促凝和外源颗粒背景</w:t>
+            </w:r>
+          </w:p>
+        </w:tc>
+        <w:tc>
+          <w:tcPr/>
+          <w:p>
+            <w:pPr>
+              <w:pStyle w:val="Compact"/>
+            </w:pPr>
+            <w:r>
+              <w:rPr>
+                <w:rFonts w:hint="eastAsia"/>
+              </w:rPr>
+              <w:t xml:space="preserve">乳酸清除、胆汁质量、尿液生成、心肌酶释放、EV</w:t>
+            </w:r>
+            <w:r>
+              <w:t xml:space="preserve"> </w:t>
+            </w:r>
+            <w:r>
+              <w:rPr>
+                <w:rFonts w:hint="eastAsia"/>
+              </w:rPr>
+              <w:t xml:space="preserve">药代和促凝安全性</w:t>
+            </w:r>
+          </w:p>
+        </w:tc>
+      </w:tr>
+      <w:tr>
+        <w:tc>
+          <w:tcPr/>
+          <w:p>
+            <w:pPr>
+              <w:pStyle w:val="Compact"/>
+            </w:pPr>
+            <w:r>
+              <w:t xml:space="preserve">HMP+NMP</w:t>
+            </w:r>
+          </w:p>
+        </w:tc>
+        <w:tc>
+          <w:tcPr/>
+          <w:p>
+            <w:pPr>
+              <w:pStyle w:val="Compact"/>
+            </w:pPr>
+            <w:r>
+              <w:rPr>
+                <w:rFonts w:hint="eastAsia"/>
+              </w:rPr>
+              <w:t xml:space="preserve">先保护和稳定器官，再在常温阶段评价</w:t>
+            </w:r>
+            <w:r>
+              <w:t xml:space="preserve"> EV </w:t>
+            </w:r>
+            <w:r>
+              <w:rPr>
+                <w:rFonts w:hint="eastAsia"/>
+              </w:rPr>
+              <w:t xml:space="preserve">药效</w:t>
+            </w:r>
+          </w:p>
+        </w:tc>
+        <w:tc>
+          <w:tcPr/>
+          <w:p>
+            <w:pPr>
+              <w:pStyle w:val="Compact"/>
+            </w:pPr>
+            <w:r>
+              <w:rPr>
+                <w:rFonts w:hint="eastAsia"/>
+              </w:rPr>
+              <w:t xml:space="preserve">兼顾物流稳定性与功能读数，适合临床前桥接</w:t>
+            </w:r>
+          </w:p>
+        </w:tc>
+        <w:tc>
+          <w:tcPr/>
+          <w:p>
+            <w:pPr>
+              <w:pStyle w:val="Compact"/>
+            </w:pPr>
+            <w:r>
+              <w:rPr>
+                <w:rFonts w:hint="eastAsia"/>
+              </w:rPr>
+              <w:t xml:space="preserve">难以判定获益来自</w:t>
+            </w:r>
+            <w:r>
+              <w:t xml:space="preserve"> HMP、NMP </w:t>
+            </w:r>
+            <w:r>
+              <w:rPr>
+                <w:rFonts w:hint="eastAsia"/>
+              </w:rPr>
+              <w:t xml:space="preserve">还是</w:t>
+            </w:r>
+            <w:r>
+              <w:t xml:space="preserve"> </w:t>
+            </w:r>
+            <w:r>
+              <w:rPr>
+                <w:rFonts w:hint="eastAsia"/>
+              </w:rPr>
+              <w:t xml:space="preserve">EV；需要严密对照</w:t>
+            </w:r>
+          </w:p>
+        </w:tc>
+        <w:tc>
+          <w:tcPr/>
+          <w:p>
+            <w:pPr>
+              <w:pStyle w:val="Compact"/>
+            </w:pPr>
+            <w:r>
+              <w:rPr>
+                <w:rFonts w:hint="eastAsia"/>
+              </w:rPr>
+              <w:t xml:space="preserve">分阶段采样、器官功能恢复、细胞因子谱、组织损伤和</w:t>
+            </w:r>
+            <w:r>
+              <w:t xml:space="preserve"> EV </w:t>
+            </w:r>
+            <w:r>
+              <w:rPr>
+                <w:rFonts w:hint="eastAsia"/>
+              </w:rPr>
+              <w:t xml:space="preserve">残留</w:t>
+            </w:r>
+          </w:p>
+        </w:tc>
+      </w:tr>
+    </w:tbl>
+    <w:p>
+      <w:pPr>
+        <w:pStyle w:val="BodyText"/>
+      </w:pPr>
+      <w:r>
+        <w:rPr>
+          <w:rFonts w:hint="eastAsia"/>
         </w:rPr>
         <w:t xml:space="preserve">机器灌注的最大优势是把治疗递送限制在器官层面。对于</w:t>
       </w:r>
@@ -2576,6 +3520,486 @@
         <w:t xml:space="preserve">下降作为主要效应。</w:t>
       </w:r>
     </w:p>
+    <w:p>
+      <w:pPr>
+        <w:pStyle w:val="BodyText"/>
+      </w:pPr>
+      <w:r>
+        <w:rPr>
+          <w:rFonts w:hint="eastAsia"/>
+          <w:b/>
+          <w:bCs/>
+        </w:rPr>
+        <w:t xml:space="preserve">表</w:t>
+      </w:r>
+      <w:r>
+        <w:rPr>
+          <w:b/>
+          <w:bCs/>
+        </w:rPr>
+        <w:t xml:space="preserve"> 3. </w:t>
+      </w:r>
+      <w:r>
+        <w:rPr>
+          <w:rFonts w:hint="eastAsia"/>
+          <w:b/>
+          <w:bCs/>
+        </w:rPr>
+        <w:t xml:space="preserve">面向灌注期治疗的</w:t>
+      </w:r>
+      <w:r>
+        <w:rPr>
+          <w:b/>
+          <w:bCs/>
+        </w:rPr>
+        <w:t xml:space="preserve"> EV </w:t>
+      </w:r>
+      <w:r>
+        <w:rPr>
+          <w:rFonts w:hint="eastAsia"/>
+          <w:b/>
+          <w:bCs/>
+        </w:rPr>
+        <w:t xml:space="preserve">最小证据包。</w:t>
+      </w:r>
+    </w:p>
+    <w:tbl>
+      <w:tblPr>
+        <w:tblStyle w:val="Table"/>
+        <w:tblW w:type="pct" w:w="5000"/>
+        <w:tblLayout w:type="fixed"/>
+        <w:tblLook w:firstRow="1" w:lastRow="0" w:firstColumn="0" w:lastColumn="0" w:noHBand="0" w:noVBand="0" w:val="0020"/>
+      </w:tblPr>
+      <w:tblGrid>
+        <w:gridCol w:w="1980"/>
+        <w:gridCol w:w="1980"/>
+        <w:gridCol w:w="1980"/>
+        <w:gridCol w:w="1980"/>
+      </w:tblGrid>
+      <w:tr>
+        <w:trPr>
+          <w:tblHeader w:val="on"/>
+        </w:trPr>
+        <w:tc>
+          <w:tcPr/>
+          <w:p>
+            <w:pPr>
+              <w:pStyle w:val="Compact"/>
+            </w:pPr>
+            <w:r>
+              <w:rPr>
+                <w:rFonts w:hint="eastAsia"/>
+              </w:rPr>
+              <w:t xml:space="preserve">证据层级</w:t>
+            </w:r>
+          </w:p>
+        </w:tc>
+        <w:tc>
+          <w:tcPr/>
+          <w:p>
+            <w:pPr>
+              <w:pStyle w:val="Compact"/>
+            </w:pPr>
+            <w:r>
+              <w:rPr>
+                <w:rFonts w:hint="eastAsia"/>
+              </w:rPr>
+              <w:t xml:space="preserve">必须交代什么</w:t>
+            </w:r>
+          </w:p>
+        </w:tc>
+        <w:tc>
+          <w:tcPr/>
+          <w:p>
+            <w:pPr>
+              <w:pStyle w:val="Compact"/>
+            </w:pPr>
+            <w:r>
+              <w:rPr>
+                <w:rFonts w:hint="eastAsia"/>
+              </w:rPr>
+              <w:t xml:space="preserve">不能只用什么替代</w:t>
+            </w:r>
+          </w:p>
+        </w:tc>
+        <w:tc>
+          <w:tcPr/>
+          <w:p>
+            <w:pPr>
+              <w:pStyle w:val="Compact"/>
+            </w:pPr>
+            <w:r>
+              <w:rPr>
+                <w:rFonts w:hint="eastAsia"/>
+              </w:rPr>
+              <w:t xml:space="preserve">对移植</w:t>
+            </w:r>
+            <w:r>
+              <w:t xml:space="preserve"> IRI </w:t>
+            </w:r>
+            <w:r>
+              <w:rPr>
+                <w:rFonts w:hint="eastAsia"/>
+              </w:rPr>
+              <w:t xml:space="preserve">的意义</w:t>
+            </w:r>
+          </w:p>
+        </w:tc>
+      </w:tr>
+      <w:tr>
+        <w:tc>
+          <w:tcPr/>
+          <w:p>
+            <w:pPr>
+              <w:pStyle w:val="Compact"/>
+            </w:pPr>
+            <w:r>
+              <w:rPr>
+                <w:rFonts w:hint="eastAsia"/>
+              </w:rPr>
+              <w:t xml:space="preserve">身份</w:t>
+            </w:r>
+          </w:p>
+        </w:tc>
+        <w:tc>
+          <w:tcPr/>
+          <w:p>
+            <w:pPr>
+              <w:pStyle w:val="Compact"/>
+            </w:pPr>
+            <w:r>
+              <w:rPr>
+                <w:rFonts w:hint="eastAsia"/>
+              </w:rPr>
+              <w:t xml:space="preserve">来源细胞、培养条件、预处理、分离方法、阳性/阴性</w:t>
+            </w:r>
+            <w:r>
+              <w:t xml:space="preserve"> marker</w:t>
+            </w:r>
+          </w:p>
+        </w:tc>
+        <w:tc>
+          <w:tcPr/>
+          <w:p>
+            <w:pPr>
+              <w:pStyle w:val="Compact"/>
+            </w:pPr>
+            <w:r>
+              <w:rPr>
+                <w:rFonts w:hint="eastAsia"/>
+              </w:rPr>
+              <w:t xml:space="preserve">“MSC-EV”或“exosome”笼统命名</w:t>
+            </w:r>
+          </w:p>
+        </w:tc>
+        <w:tc>
+          <w:tcPr/>
+          <w:p>
+            <w:pPr>
+              <w:pStyle w:val="Compact"/>
+            </w:pPr>
+            <w:r>
+              <w:rPr>
+                <w:rFonts w:hint="eastAsia"/>
+              </w:rPr>
+              <w:t xml:space="preserve">决定免疫语义、批间差异和器官适应证</w:t>
+            </w:r>
+          </w:p>
+        </w:tc>
+      </w:tr>
+      <w:tr>
+        <w:tc>
+          <w:tcPr/>
+          <w:p>
+            <w:pPr>
+              <w:pStyle w:val="Compact"/>
+            </w:pPr>
+            <w:r>
+              <w:rPr>
+                <w:rFonts w:hint="eastAsia"/>
+              </w:rPr>
+              <w:t xml:space="preserve">纯度</w:t>
+            </w:r>
+          </w:p>
+        </w:tc>
+        <w:tc>
+          <w:tcPr/>
+          <w:p>
+            <w:pPr>
+              <w:pStyle w:val="Compact"/>
+            </w:pPr>
+            <w:r>
+              <w:rPr>
+                <w:rFonts w:hint="eastAsia"/>
+              </w:rPr>
+              <w:t xml:space="preserve">粒径分布、颗粒/蛋白比、脂蛋白/蛋白聚集体/血小板颗粒污染</w:t>
+            </w:r>
+          </w:p>
+        </w:tc>
+        <w:tc>
+          <w:tcPr/>
+          <w:p>
+            <w:pPr>
+              <w:pStyle w:val="Compact"/>
+            </w:pPr>
+            <w:r>
+              <w:rPr>
+                <w:rFonts w:hint="eastAsia"/>
+              </w:rPr>
+              <w:t xml:space="preserve">单一</w:t>
+            </w:r>
+            <w:r>
+              <w:t xml:space="preserve"> NTA </w:t>
+            </w:r>
+            <w:r>
+              <w:rPr>
+                <w:rFonts w:hint="eastAsia"/>
+              </w:rPr>
+              <w:t xml:space="preserve">粒子浓度</w:t>
+            </w:r>
+          </w:p>
+        </w:tc>
+        <w:tc>
+          <w:tcPr/>
+          <w:p>
+            <w:pPr>
+              <w:pStyle w:val="Compact"/>
+            </w:pPr>
+            <w:r>
+              <w:rPr>
+                <w:rFonts w:hint="eastAsia"/>
+              </w:rPr>
+              <w:t xml:space="preserve">避免把培养基残留或血液颗粒误认为</w:t>
+            </w:r>
+            <w:r>
+              <w:t xml:space="preserve"> EV </w:t>
+            </w:r>
+            <w:r>
+              <w:rPr>
+                <w:rFonts w:hint="eastAsia"/>
+              </w:rPr>
+              <w:t xml:space="preserve">药效</w:t>
+            </w:r>
+          </w:p>
+        </w:tc>
+      </w:tr>
+      <w:tr>
+        <w:tc>
+          <w:tcPr/>
+          <w:p>
+            <w:pPr>
+              <w:pStyle w:val="Compact"/>
+            </w:pPr>
+            <w:r>
+              <w:t xml:space="preserve">cargo</w:t>
+            </w:r>
+          </w:p>
+        </w:tc>
+        <w:tc>
+          <w:tcPr/>
+          <w:p>
+            <w:pPr>
+              <w:pStyle w:val="Compact"/>
+            </w:pPr>
+            <w:r>
+              <w:rPr>
+                <w:rFonts w:hint="eastAsia"/>
+              </w:rPr>
+              <w:t xml:space="preserve">关键</w:t>
+            </w:r>
+            <w:r>
+              <w:t xml:space="preserve"> </w:t>
+            </w:r>
+            <w:r>
+              <w:rPr>
+                <w:rFonts w:hint="eastAsia"/>
+              </w:rPr>
+              <w:t xml:space="preserve">miRNA、蛋白、脂质或线粒体相关</w:t>
+            </w:r>
+            <w:r>
+              <w:t xml:space="preserve"> cargo </w:t>
+            </w:r>
+            <w:r>
+              <w:rPr>
+                <w:rFonts w:hint="eastAsia"/>
+              </w:rPr>
+              <w:t xml:space="preserve">及其稳定性</w:t>
+            </w:r>
+          </w:p>
+        </w:tc>
+        <w:tc>
+          <w:tcPr/>
+          <w:p>
+            <w:pPr>
+              <w:pStyle w:val="Compact"/>
+            </w:pPr>
+            <w:r>
+              <w:rPr>
+                <w:rFonts w:hint="eastAsia"/>
+              </w:rPr>
+              <w:t xml:space="preserve">单个候选</w:t>
+            </w:r>
+            <w:r>
+              <w:t xml:space="preserve"> miRNA </w:t>
+            </w:r>
+            <w:r>
+              <w:rPr>
+                <w:rFonts w:hint="eastAsia"/>
+              </w:rPr>
+              <w:t xml:space="preserve">的表达变化</w:t>
+            </w:r>
+          </w:p>
+        </w:tc>
+        <w:tc>
+          <w:tcPr/>
+          <w:p>
+            <w:pPr>
+              <w:pStyle w:val="Compact"/>
+            </w:pPr>
+            <w:r>
+              <w:rPr>
+                <w:rFonts w:hint="eastAsia"/>
+              </w:rPr>
+              <w:t xml:space="preserve">解释为何能影响补体、铁死亡、焦亡或内皮屏障</w:t>
+            </w:r>
+          </w:p>
+        </w:tc>
+      </w:tr>
+      <w:tr>
+        <w:tc>
+          <w:tcPr/>
+          <w:p>
+            <w:pPr>
+              <w:pStyle w:val="Compact"/>
+            </w:pPr>
+            <w:r>
+              <w:rPr>
+                <w:rFonts w:hint="eastAsia"/>
+              </w:rPr>
+              <w:t xml:space="preserve">效价</w:t>
+            </w:r>
+          </w:p>
+        </w:tc>
+        <w:tc>
+          <w:tcPr/>
+          <w:p>
+            <w:pPr>
+              <w:pStyle w:val="Compact"/>
+            </w:pPr>
+            <w:r>
+              <w:rPr>
+                <w:rFonts w:hint="eastAsia"/>
+              </w:rPr>
+              <w:t xml:space="preserve">与器官和机制相连的功能试验，如糖萼保护、补体沉积下降、线粒体恢复或胆汁/尿液改善</w:t>
+            </w:r>
+          </w:p>
+        </w:tc>
+        <w:tc>
+          <w:tcPr/>
+          <w:p>
+            <w:pPr>
+              <w:pStyle w:val="Compact"/>
+            </w:pPr>
+            <w:r>
+              <w:rPr>
+                <w:rFonts w:hint="eastAsia"/>
+              </w:rPr>
+              <w:t xml:space="preserve">体外细胞活力升高</w:t>
+            </w:r>
+          </w:p>
+        </w:tc>
+        <w:tc>
+          <w:tcPr/>
+          <w:p>
+            <w:pPr>
+              <w:pStyle w:val="Compact"/>
+            </w:pPr>
+            <w:r>
+              <w:rPr>
+                <w:rFonts w:hint="eastAsia"/>
+              </w:rPr>
+              <w:t xml:space="preserve">把“抗炎叙事”转化为可放行、可比较的药效</w:t>
+            </w:r>
+          </w:p>
+        </w:tc>
+      </w:tr>
+      <w:tr>
+        <w:tc>
+          <w:tcPr/>
+          <w:p>
+            <w:pPr>
+              <w:pStyle w:val="Compact"/>
+            </w:pPr>
+            <w:r>
+              <w:rPr>
+                <w:rFonts w:hint="eastAsia"/>
+              </w:rPr>
+              <w:t xml:space="preserve">安全</w:t>
+            </w:r>
+          </w:p>
+        </w:tc>
+        <w:tc>
+          <w:tcPr/>
+          <w:p>
+            <w:pPr>
+              <w:pStyle w:val="Compact"/>
+            </w:pPr>
+            <w:r>
+              <w:rPr>
+                <w:rFonts w:hint="eastAsia"/>
+              </w:rPr>
+              <w:t xml:space="preserve">内毒素、无菌、支原体、残留</w:t>
+            </w:r>
+            <w:r>
+              <w:t xml:space="preserve"> </w:t>
+            </w:r>
+            <w:r>
+              <w:rPr>
+                <w:rFonts w:hint="eastAsia"/>
+              </w:rPr>
+              <w:t xml:space="preserve">DNA、促凝活性、洗脱残留</w:t>
+            </w:r>
+          </w:p>
+        </w:tc>
+        <w:tc>
+          <w:tcPr/>
+          <w:p>
+            <w:pPr>
+              <w:pStyle w:val="Compact"/>
+            </w:pPr>
+            <w:r>
+              <w:rPr>
+                <w:rFonts w:hint="eastAsia"/>
+              </w:rPr>
+              <w:t xml:space="preserve">急性毒性阴性</w:t>
+            </w:r>
+          </w:p>
+        </w:tc>
+        <w:tc>
+          <w:tcPr/>
+          <w:p>
+            <w:pPr>
+              <w:pStyle w:val="Compact"/>
+            </w:pPr>
+            <w:r>
+              <w:rPr>
+                <w:rFonts w:hint="eastAsia"/>
+              </w:rPr>
+              <w:t xml:space="preserve">对含血</w:t>
+            </w:r>
+            <w:r>
+              <w:t xml:space="preserve"> NMP、DCD </w:t>
+            </w:r>
+            <w:r>
+              <w:rPr>
+                <w:rFonts w:hint="eastAsia"/>
+              </w:rPr>
+              <w:t xml:space="preserve">器官和临床放行尤其关键</w:t>
+            </w:r>
+          </w:p>
+        </w:tc>
+      </w:tr>
+    </w:tbl>
     <w:bookmarkEnd w:id="12"/>
     <w:bookmarkStart w:id="13" w:name="递送时序hopenmp-与控制性复温的不同任务"/>
     <w:p>
@@ -3350,6 +4774,331 @@
         <w:t xml:space="preserve">。这三层不能互相替代：机制读数适合药效证明，临床决策读数适合器官取舍，而来源读数决定干预靶点。</w:t>
       </w:r>
     </w:p>
+    <w:p>
+      <w:pPr>
+        <w:pStyle w:val="BodyText"/>
+      </w:pPr>
+      <w:r>
+        <w:rPr>
+          <w:rFonts w:hint="eastAsia"/>
+          <w:b/>
+          <w:bCs/>
+        </w:rPr>
+        <w:t xml:space="preserve">表</w:t>
+      </w:r>
+      <w:r>
+        <w:rPr>
+          <w:b/>
+          <w:bCs/>
+        </w:rPr>
+        <w:t xml:space="preserve"> 4. </w:t>
+      </w:r>
+      <w:r>
+        <w:rPr>
+          <w:rFonts w:hint="eastAsia"/>
+          <w:b/>
+          <w:bCs/>
+        </w:rPr>
+        <w:t xml:space="preserve">灌注液</w:t>
+      </w:r>
+      <w:r>
+        <w:rPr>
+          <w:b/>
+          <w:bCs/>
+        </w:rPr>
+        <w:t xml:space="preserve"> EV </w:t>
+      </w:r>
+      <w:r>
+        <w:rPr>
+          <w:rFonts w:hint="eastAsia"/>
+          <w:b/>
+          <w:bCs/>
+        </w:rPr>
+        <w:t xml:space="preserve">标志物的三层决策框架。</w:t>
+      </w:r>
+    </w:p>
+    <w:tbl>
+      <w:tblPr>
+        <w:tblStyle w:val="Table"/>
+        <w:tblW w:type="pct" w:w="5000"/>
+        <w:tblLayout w:type="fixed"/>
+        <w:tblLook w:firstRow="1" w:lastRow="0" w:firstColumn="0" w:lastColumn="0" w:noHBand="0" w:noVBand="0" w:val="0020"/>
+      </w:tblPr>
+      <w:tblGrid>
+        <w:gridCol w:w="1980"/>
+        <w:gridCol w:w="1980"/>
+        <w:gridCol w:w="1980"/>
+        <w:gridCol w:w="1980"/>
+      </w:tblGrid>
+      <w:tr>
+        <w:trPr>
+          <w:tblHeader w:val="on"/>
+        </w:trPr>
+        <w:tc>
+          <w:tcPr/>
+          <w:p>
+            <w:pPr>
+              <w:pStyle w:val="Compact"/>
+            </w:pPr>
+            <w:r>
+              <w:rPr>
+                <w:rFonts w:hint="eastAsia"/>
+              </w:rPr>
+              <w:t xml:space="preserve">层级</w:t>
+            </w:r>
+          </w:p>
+        </w:tc>
+        <w:tc>
+          <w:tcPr/>
+          <w:p>
+            <w:pPr>
+              <w:pStyle w:val="Compact"/>
+            </w:pPr>
+            <w:r>
+              <w:rPr>
+                <w:rFonts w:hint="eastAsia"/>
+              </w:rPr>
+              <w:t xml:space="preserve">典型信号</w:t>
+            </w:r>
+          </w:p>
+        </w:tc>
+        <w:tc>
+          <w:tcPr/>
+          <w:p>
+            <w:pPr>
+              <w:pStyle w:val="Compact"/>
+            </w:pPr>
+            <w:r>
+              <w:rPr>
+                <w:rFonts w:hint="eastAsia"/>
+              </w:rPr>
+              <w:t xml:space="preserve">回答的问题</w:t>
+            </w:r>
+          </w:p>
+        </w:tc>
+        <w:tc>
+          <w:tcPr/>
+          <w:p>
+            <w:pPr>
+              <w:pStyle w:val="Compact"/>
+            </w:pPr>
+            <w:r>
+              <w:rPr>
+                <w:rFonts w:hint="eastAsia"/>
+              </w:rPr>
+              <w:t xml:space="preserve">对应行动</w:t>
+            </w:r>
+          </w:p>
+        </w:tc>
+      </w:tr>
+      <w:tr>
+        <w:tc>
+          <w:tcPr/>
+          <w:p>
+            <w:pPr>
+              <w:pStyle w:val="Compact"/>
+            </w:pPr>
+            <w:r>
+              <w:rPr>
+                <w:rFonts w:hint="eastAsia"/>
+              </w:rPr>
+              <w:t xml:space="preserve">来源定位</w:t>
+            </w:r>
+          </w:p>
+        </w:tc>
+        <w:tc>
+          <w:tcPr/>
+          <w:p>
+            <w:pPr>
+              <w:pStyle w:val="Compact"/>
+            </w:pPr>
+            <w:r>
+              <w:rPr>
+                <w:rFonts w:hint="eastAsia"/>
+              </w:rPr>
+              <w:t xml:space="preserve">肾小管、胆管、内皮、心肌、肺泡上皮或组织驻留免疫细胞相关</w:t>
+            </w:r>
+            <w:r>
+              <w:t xml:space="preserve"> EV/miRNA</w:t>
+            </w:r>
+          </w:p>
+        </w:tc>
+        <w:tc>
+          <w:tcPr/>
+          <w:p>
+            <w:pPr>
+              <w:pStyle w:val="Compact"/>
+            </w:pPr>
+            <w:r>
+              <w:rPr>
+                <w:rFonts w:hint="eastAsia"/>
+              </w:rPr>
+              <w:t xml:space="preserve">哪个解剖单元正在释放危险信号</w:t>
+            </w:r>
+          </w:p>
+        </w:tc>
+        <w:tc>
+          <w:tcPr/>
+          <w:p>
+            <w:pPr>
+              <w:pStyle w:val="Compact"/>
+            </w:pPr>
+            <w:r>
+              <w:rPr>
+                <w:rFonts w:hint="eastAsia"/>
+              </w:rPr>
+              <w:t xml:space="preserve">选择重点病理评估区域，决定是否需要器官特异性保护</w:t>
+            </w:r>
+          </w:p>
+        </w:tc>
+      </w:tr>
+      <w:tr>
+        <w:tc>
+          <w:tcPr/>
+          <w:p>
+            <w:pPr>
+              <w:pStyle w:val="Compact"/>
+            </w:pPr>
+            <w:r>
+              <w:rPr>
+                <w:rFonts w:hint="eastAsia"/>
+              </w:rPr>
+              <w:t xml:space="preserve">机制判读</w:t>
+            </w:r>
+          </w:p>
+        </w:tc>
+        <w:tc>
+          <w:tcPr/>
+          <w:p>
+            <w:pPr>
+              <w:pStyle w:val="Compact"/>
+            </w:pPr>
+            <w:r>
+              <w:rPr>
+                <w:rFonts w:hint="eastAsia"/>
+              </w:rPr>
+              <w:t xml:space="preserve">补体、凝血、炎症小体、线粒体应激、铁死亡、糖萼脱落相关</w:t>
+            </w:r>
+            <w:r>
+              <w:t xml:space="preserve"> cargo</w:t>
+            </w:r>
+          </w:p>
+        </w:tc>
+        <w:tc>
+          <w:tcPr/>
+          <w:p>
+            <w:pPr>
+              <w:pStyle w:val="Compact"/>
+            </w:pPr>
+            <w:r>
+              <w:rPr>
+                <w:rFonts w:hint="eastAsia"/>
+              </w:rPr>
+              <w:t xml:space="preserve">损伤网络正由哪条通路放大</w:t>
+            </w:r>
+          </w:p>
+        </w:tc>
+        <w:tc>
+          <w:tcPr/>
+          <w:p>
+            <w:pPr>
+              <w:pStyle w:val="Compact"/>
+            </w:pPr>
+            <w:r>
+              <w:rPr>
+                <w:rFonts w:hint="eastAsia"/>
+              </w:rPr>
+              <w:t xml:space="preserve">选择补体抑制、线粒体保护、抗铁死亡、内皮保护或</w:t>
+            </w:r>
+            <w:r>
+              <w:t xml:space="preserve"> EV </w:t>
+            </w:r>
+            <w:r>
+              <w:rPr>
+                <w:rFonts w:hint="eastAsia"/>
+              </w:rPr>
+              <w:t xml:space="preserve">递送策略</w:t>
+            </w:r>
+          </w:p>
+        </w:tc>
+      </w:tr>
+      <w:tr>
+        <w:tc>
+          <w:tcPr/>
+          <w:p>
+            <w:pPr>
+              <w:pStyle w:val="Compact"/>
+            </w:pPr>
+            <w:r>
+              <w:rPr>
+                <w:rFonts w:hint="eastAsia"/>
+              </w:rPr>
+              <w:t xml:space="preserve">临床决策</w:t>
+            </w:r>
+          </w:p>
+        </w:tc>
+        <w:tc>
+          <w:tcPr/>
+          <w:p>
+            <w:pPr>
+              <w:pStyle w:val="Compact"/>
+            </w:pPr>
+            <w:r>
+              <w:rPr>
+                <w:rFonts w:hint="eastAsia"/>
+              </w:rPr>
+              <w:t xml:space="preserve">与</w:t>
+            </w:r>
+            <w:r>
+              <w:t xml:space="preserve"> </w:t>
+            </w:r>
+            <w:r>
+              <w:rPr>
+                <w:rFonts w:hint="eastAsia"/>
+              </w:rPr>
+              <w:t xml:space="preserve">DGF、PGD、胆道并发症、急性排斥、dd-cfDNA</w:t>
+            </w:r>
+            <w:r>
+              <w:t xml:space="preserve"> </w:t>
+            </w:r>
+            <w:r>
+              <w:rPr>
+                <w:rFonts w:hint="eastAsia"/>
+              </w:rPr>
+              <w:t xml:space="preserve">或一年功能相关的组合模型</w:t>
+            </w:r>
+          </w:p>
+        </w:tc>
+        <w:tc>
+          <w:tcPr/>
+          <w:p>
+            <w:pPr>
+              <w:pStyle w:val="Compact"/>
+            </w:pPr>
+            <w:r>
+              <w:rPr>
+                <w:rFonts w:hint="eastAsia"/>
+              </w:rPr>
+              <w:t xml:space="preserve">这枚器官能否移植、是否需要强化监测</w:t>
+            </w:r>
+          </w:p>
+        </w:tc>
+        <w:tc>
+          <w:tcPr/>
+          <w:p>
+            <w:pPr>
+              <w:pStyle w:val="Compact"/>
+            </w:pPr>
+            <w:r>
+              <w:rPr>
+                <w:rFonts w:hint="eastAsia"/>
+              </w:rPr>
+              <w:t xml:space="preserve">器官取舍、灌注期追加干预、受体术后监测和免疫抑制调整</w:t>
+            </w:r>
+          </w:p>
+        </w:tc>
+      </w:tr>
+    </w:tbl>
     <w:p>
       <w:pPr>
         <w:pStyle w:val="BodyText"/>
